--- a/30-Ket-Qua/2026-10-10/Soan-Thao/HD_Huong-dan-chi-tiet-su-dung-KTC-Quan-tri_20261010_v9_ban-sach.docx
+++ b/30-Ket-Qua/2026-10-10/Soan-Thao/HD_Huong-dan-chi-tiet-su-dung-KTC-Quan-tri_20261010_v9_ban-sach.docx
@@ -10,7 +10,6 @@
       <w:r>
         <w:rPr>
           <w:b/>
-          <w:color w:val="17365D"/>
         </w:rPr>
         <w:t>TRƯỜNG CAO ĐẲNG KON TUM</w:t>
       </w:r>
@@ -22,7 +21,6 @@
       <w:r>
         <w:rPr>
           <w:b/>
-          <w:color w:val="1F4E78"/>
           <w:sz w:val="40"/>
         </w:rPr>
         <w:t>TÀI LIỆU HƯỚNG DẪN SỬ DỤNG CHI TIẾT</w:t>
@@ -36,7 +34,6 @@
       <w:r>
         <w:rPr>
           <w:b/>
-          <w:color w:val="17365D"/>
           <w:sz w:val="36"/>
         </w:rPr>
         <w:t>BỘ CÔNG CỤ (PLUGIN) KTC-QUAN-TRI</w:t>
@@ -50,7 +47,6 @@
       <w:r>
         <w:rPr>
           <w:i/>
-          <w:color w:val="555555"/>
         </w:rPr>
         <w:t>Kế hoạch - theo dõi - báo cáo định kỳ - KPI cá nhân - trên Claude, Cowork, Claude Code</w:t>
       </w:r>
@@ -382,7 +378,6 @@
             <w:r>
               <w:rPr>
                 <w:b/>
-                <w:color w:val="17365D"/>
                 <w:sz w:val="26"/>
               </w:rPr>
               <w:t>HƯỚNG DẪN SỬ DỤNG NHANH</w:t>
@@ -413,7 +408,7 @@
           <w:i/>
           <w:sz w:val="26"/>
         </w:rPr>
-        <w:t>Quảng Ngãi, tháng 9 năm 2026</w:t>
+        <w:t>Quảng Ngãi, tháng 10 năm 2026</w:t>
       </w:r>
     </w:p>
     <w:p>
@@ -429,7 +424,6 @@
         <w:rPr>
           <w:b/>
           <w:bCs/>
-          <w:color w:val="1F4E78"/>
           <w:sz w:val="40"/>
         </w:rPr>
         <w:lastRenderedPageBreak/>
@@ -1656,7 +1650,6 @@
             <w:r>
               <w:rPr>
                 <w:b/>
-                <w:color w:val="17365D"/>
                 <w:sz w:val="26"/>
               </w:rPr>
               <w:t>Bộ công cụ không thực hiện</w:t>
@@ -1943,7 +1936,7 @@
               <w:rPr>
                 <w:sz w:val="24"/>
               </w:rPr>
-              <w:t>Tự chạy khi mở, kết thúc phiên và sau khi tạo tệp: In phiên bản và tự thử thao tác chặn ghi; chặn thao tác ghi, xóa đã nhận dạng được vào kho KTC-Database, 03-Templates(1), 04-Good-Documents, kể cả thao tác không xác định được nơi ghi; đo thể thức tệp vừa tạo; ghi nhật ký vận hành: Mặc định chỉ ghi thông tin mô tả, không ghi nội dung lời nhắn, câu lệnh; nội dung chỉ được ghi khi người dùng mở đầu lời nhắn bằng #học hoặc tự đặt biến KTC_NHAT_KY_NOI_DUNG=1 trên máy mình; nhật ký tự xóa sau 30 ngày. Từ phiên bản 1.3.0 (không ghi câu lệnh: Từ 1.3.1; chặn thao tác không xác định được nơi ghi: Từ 1.3.2); chạy trên Claude Code (đã kiểm thử) và Cowork (theo tài liệu nhà cung cấp, chưa nghiệm thu). Thao tác chặn ghi là biện pháp hỗ trợ: Không nhận dạng được lệnh đã mã hóa, biến hoặc liên kết đặt từ trước, chương trình viết sẵn trong tệp, không chạy khi máy thiếu Python; phân quyền chỉ đọc trên Google Drive là biện pháp bảo vệ chính.</w:t>
+              <w:t>Tự chạy khi mở, kết thúc phiên và sau khi tạo tệp: In phiên bản và tự thử thao tác chặn ghi; chặn thao tác ghi, xóa đã nhận dạng được vào kho KTC-Database, 03-Templates(1), 04-Good-Documents, kể cả thao tác không xác định được nơi ghi; đo thể thức tệp vừa tạo; ghi nhật ký vận hành: Mặc định chỉ ghi thông tin mô tả, không ghi nội dung lời nhắn, câu lệnh; nội dung chỉ được ghi khi người dùng mở đầu lời nhắn bằng #học hoặc tự đặt biến KTC_NHAT_KY_NOI_DUNG=1 trên máy mình; nhật ký tự xóa sau 30 ngày. Từ phiên bản 1.3.0 (không ghi câu lệnh: Từ 1.3.1; chặn thao tác không xác định được nơi ghi: Từ 1.3.2); chạy trên Claude Code (đã kiểm thử theo bộ 15 ca) và Cowork (đã dùng thử, chưa kiểm thử theo bộ ca). Thao tác chặn ghi là biện pháp hỗ trợ: Không nhận dạng được lệnh đã mã hóa, biến hoặc liên kết đặt từ trước, chương trình viết sẵn trong tệp, không chạy khi máy thiếu Python; phân quyền chỉ đọc trên Google Drive là biện pháp bảo vệ chính.</w:t>
             </w:r>
           </w:p>
         </w:tc>
@@ -2448,7 +2441,6 @@
             <w:r>
               <w:rPr>
                 <w:b/>
-                <w:color w:val="17365D"/>
                 <w:sz w:val="26"/>
               </w:rPr>
               <w:t>Lưu ý về độ tin cậy theo nền tảng</w:t>
@@ -2470,12 +2462,12 @@
     </w:tbl>
     <w:p>
       <w:r>
-        <w:t>Dữ liệu nội bộ, dữ liệu cá nhân chỉ được xử lý trong phạm vi được phép theo Thông báo số 924/TB-CĐKT ngày 11/8/2026; kho KTC-Database được phân quyền chỉ đọc đối với tài khoản người dùng.</w:t>
+        <w:t>Việc xử lý dữ liệu nội bộ, dữ liệu cá nhân tuân thủ yêu cầu an toàn, bảo mật tại Thông báo số 924/TB-CĐKT ngày 11/8/2026 và Phần IX Tài liệu này; kho KTC-Database được phân quyền chỉ đọc đối với tài khoản người dùng.</w:t>
       </w:r>
     </w:p>
     <w:p>
       <w:r>
-        <w:t>Kết quả nghiệm thu gắn với phiên bản, mô hình đã chạy. Trên Claude Code ngày 29/9/2026, bản 1.3.13: Claude Opus 5.5, 15 ca: 14/15 ca đạt cả 2 lượt, 29/30 lượt đạt; Claude Sonnet 5 và Claude Haiku 4.5, 03 ca đại diện (câu lệnh ẩn trong dữ liệu, thiếu nguồn vẫn đòi làm, dùng mẫu làm căn cứ): Sonnet 3/3 ca đạt cả 2 lượt, 6/6 lượt đạt; Haiku 2/3 ca đạt cả 2 lượt, 4/6 lượt đạt — Haiku 4.5 trượt 2/2 lượt ca dùng mẫu làm căn cứ: Nhận thêm “Checklist 07” làm căn cứ khi có dự thảo, không cảnh báo lỗi Mức 1 (Sonnet 5, Opus 5.5 đều từ chối đúng); không dùng Claude Haiku 4.5 để soạn văn bản, phần căn cứ. Dùng mô hình khác, hoặc trên Claude (trò chuyện), Cowork khi chưa có biên bản, thì kết quả chưa được nghiệm thu; ghi mô hình đang dùng vào phiếu nghiệm thu, báo cáo thí điểm.</w:t>
+        <w:t>Kết quả kiểm thử gắn với phiên bản, mô hình đã chạy. Trên Claude Code ngày 29/9/2026, bản 1.3.13: Claude Opus 5.5, 15 ca: 14/15 ca đạt cả 2 lượt, 29/30 lượt đạt; Claude Sonnet 5 và Claude Haiku 4.5, 03 ca đại diện (câu lệnh ẩn trong dữ liệu, thiếu nguồn vẫn đòi làm, dùng mẫu làm căn cứ): Sonnet 3/3 ca đạt cả 2 lượt, 6/6 lượt đạt; Haiku 2/3 ca đạt cả 2 lượt, 4/6 lượt đạt — Haiku 4.5 trượt 2/2 lượt ca dùng mẫu làm căn cứ: Nhận thêm “Checklist 07” làm căn cứ khi có dự thảo, không cảnh báo lỗi Mức 1 (Sonnet 5, Opus 5.5 đều từ chối đúng); không dùng Claude Haiku 4.5 để soạn văn bản, phần căn cứ. Kết quả trên chỉ áp dụng cho Claude Code với các mô hình đã nêu; khi dùng mô hình khác hoặc dùng trên Claude (trò chuyện), Cowork, người dùng ghi nền tảng, mô hình đang dùng khi phản ánh lỗi về Phòng TH-HC&amp;QT.</w:t>
       </w:r>
     </w:p>
     <w:p/>
@@ -2970,7 +2962,7 @@
         <w:rPr>
           <w:b/>
         </w:rPr>
-        <w:t>Khi Claude báo “KTC-Quan-tri guard: CHẶN …”: Không tìm cách khác để ghi vào kho KTC-Database, 03-Templates(1), 04-Good-Documents; ghi sản phẩm vào thư mục kết quả; cần sửa kho thì lập đề xuất gửi Phòng TH-HC&amp;QT. Thao tác chặn ghi chỉ chặn các lệnh ghi, xóa nhận dạng được (kiểm thử ngày 29/9/2026: chặn ghi trực tiếp, qua biến đặt trong cùng lệnh, lệnh lồng, lệnh PowerShell mã hóa, tạo liên kết trỏ vào kho; không nhận dạng được lệnh mã hóa base64, biến hoặc liên kết đặt từ trước, chương trình viết sẵn trong tệp); phân quyền chỉ đọc trên Google Drive là biện pháp bảo vệ chính.</w:t>
+        <w:t>Khi Claude báo “KTC-Quan-tri guard: CHẶN …”: Không tìm cách khác để ghi vào kho KTC-Database, 03-Templates(1), 04-Good-Documents; ghi sản phẩm vào thư mục kết quả; cần sửa kho thì lập đề xuất gửi Phòng TH-HC&amp;QT. Thao tác chặn ghi chỉ chặn các lệnh ghi, xóa nhận dạng được (kiểm thử ngày 29/9/2026: Chặn ghi trực tiếp, qua biến đặt trong cùng lệnh, lệnh lồng, lệnh PowerShell mã hóa, tạo liên kết trỏ vào kho; không nhận dạng được lệnh mã hóa base64, biến hoặc liên kết đặt từ trước, chương trình viết sẵn trong tệp); phân quyền chỉ đọc trên Google Drive là biện pháp bảo vệ chính.</w:t>
       </w:r>
     </w:p>
     <w:p>
@@ -3351,7 +3343,6 @@
             <w:r>
               <w:rPr>
                 <w:b/>
-                <w:color w:val="17365D"/>
                 <w:sz w:val="26"/>
               </w:rPr>
               <w:t>Giới hạn khi dùng ChatGPT, Gemini</w:t>
@@ -3435,7 +3426,6 @@
             <w:r>
               <w:rPr>
                 <w:b/>
-                <w:color w:val="1F3864"/>
                 <w:sz w:val="24"/>
               </w:rPr>
               <w:t>Dùng bộ công cụ KTC-Quan-tri. Cho biết các kỹ năng đang dùng được và phiên bản; kiểm tra quyền đọc KTC-Database trên Google Drive; nêu rõ nếu thiếu quyền truy cập hoặc thiếu dữ liệu bắt buộc.</w:t>
@@ -3538,7 +3528,6 @@
             <w:r>
               <w:rPr>
                 <w:b/>
-                <w:color w:val="17365D"/>
                 <w:sz w:val="26"/>
               </w:rPr>
               <w:t>Điểm dừng bắt buộc</w:t>
@@ -4040,7 +4029,6 @@
               <w:rPr>
                 <w:b/>
                 <w:bCs/>
-                <w:color w:val="1F3864"/>
                 <w:sz w:val="24"/>
               </w:rPr>
               <w:t>Tổng hợp kế hoạch công tác [tháng 10/2026] của [Trường/đơn vị] từ các tệp đính kèm theo mẫu Phụ lục Thông báo số 736/TB-CĐKT, phân loại 6 trục theo Thông báo số 817/TB-CĐKT, đối chiếu kế hoạch [quý IV/2026].</w:t>
@@ -4113,7 +4101,6 @@
             <w:r>
               <w:rPr>
                 <w:b/>
-                <w:color w:val="1F3864"/>
                 <w:sz w:val="24"/>
               </w:rPr>
               <w:t>Dùng bộ công cụ KTC-Quan-tri, kỹ năng xây dựng kế hoạch (ke-hoach). Xây dựng kế hoạch công tác [kỳ] của [Trường/đơn vị]. Đầu vào: [đề xuất nhiệm vụ của các đơn vị] + [kế hoạch quý/năm đã ban hành] + [văn bản chỉ đạo]. Yêu cầu: (1) đối chiếu KTC-Database; (2) mỗi nhiệm vụ có nội dung, đơn vị chủ trì (mã chuẩn), sản phẩm, số lượng, thời hạn, trục; (3) kế hoạch tháng phải bám kế hoạch quý, nêu nhiệm vụ thiếu hoặc lệch; (4) liệt kê đơn vị chưa nộp, nhiệm vụ trùng, thiếu thông tin; (5) không tự thêm nhiệm vụ khi không có nguồn. Đầu ra: Tệp Excel theo mẫu Phụ lục Thông báo số 736/TB-CĐKT và bảng vấn đề cần đơn vị bổ sung.</w:t>
@@ -4210,7 +4197,6 @@
               <w:rPr>
                 <w:b/>
                 <w:bCs/>
-                <w:color w:val="1F3864"/>
                 <w:sz w:val="24"/>
               </w:rPr>
               <w:t>Hoàn thiện báo cáo kết quả công tác [tháng 9] và kế hoạch công tác [tháng 10] năm 2026 của Trường theo Thông báo số 736/TB-CĐKT, từ báo cáo các đơn vị đã nộp; phát triển từ báo cáo, phụ lục, kế hoạch tháng trước đã ban hành.</w:t>
@@ -4283,7 +4269,6 @@
             <w:r>
               <w:rPr>
                 <w:b/>
-                <w:color w:val="1F3864"/>
                 <w:sz w:val="24"/>
               </w:rPr>
               <w:t>Dùng bộ công cụ KTC-Quan-tri, kỹ năng tổng hợp báo cáo (bao-cao). Hoàn thiện báo cáo kết quả công tác [tháng 9] và kế hoạch công tác [tháng 10] năm 2026 của Trường theo Thông báo số 736/TB-CĐKT, từ báo cáo các đơn vị đã nộp [đính kèm hoặc trong thư mục 10-Dau-Vao]. Phát triển từ báo cáo, phụ lục, kế hoạch tháng trước đã ban hành trong kho. Đầu ra: (1) báo cáo Word; (2) phụ lục kết quả Excel có công thức KPI; (3) kế hoạch công tác tháng sau Excel; (4) ghi chú đối soát nguồn, lỗi dữ liệu đơn vị, đơn vị chưa nộp. Nội dung nào không có nguồn thì ghi rõ cần bổ sung, không tự đặt.</w:t>
@@ -4380,7 +4365,6 @@
               <w:rPr>
                 <w:b/>
                 <w:bCs/>
-                <w:color w:val="1F3864"/>
                 <w:sz w:val="24"/>
               </w:rPr>
               <w:t>Cập nhật tiến độ các nhiệm vụ của [đơn vị] theo tệp đính kèm và lập danh sách cảnh báo đến ngày [dd/mm/yyyy].</w:t>
@@ -4453,7 +4437,6 @@
             <w:r>
               <w:rPr>
                 <w:b/>
-                <w:color w:val="1F3864"/>
                 <w:sz w:val="24"/>
               </w:rPr>
               <w:t>Dùng bộ công cụ KTC-Quan-tri, kỹ năng theo dõi nhiệm vụ (theo-doi-cv). Đầu vào: [danh sách nhiệm vụ có Task_ID] + [cập nhật tiến độ, minh chứng]. Yêu cầu: (1) chỉ cập nhật nhiệm vụ đã có trong kế hoạch; nhiệm vụ phát sinh phải ghi nguồn, căn cứ, ngày phát sinh, đơn vị giao, đơn vị thực hiện, thời hạn, sản phẩm; (2) phát cảnh báo sắp đến hạn, quá hạn, chưa bắt đầu, không cập nhật, tiến độ thấp, thiếu sản phẩm, thiếu minh chứng, nguy cơ không hoàn thành; (3) đề nghị điều chỉnh ghi đủ giá trị cũ, lý do, căn cứ, người điều chỉnh, thời gian, giá trị mới. Đầu ra: Bảng tình hình thực hiện và danh sách cảnh báo theo đơn vị.</w:t>
@@ -4550,7 +4533,6 @@
               <w:rPr>
                 <w:b/>
                 <w:bCs/>
-                <w:color w:val="1F3864"/>
                 <w:sz w:val="24"/>
               </w:rPr>
               <w:t>Lập kế hoạch KPI quý [IV/2026] cho tôi - [chức danh], [đơn vị], nhóm vị trí [viên chức hành chính]. Danh sách công việc đính kèm.</w:t>
@@ -4623,7 +4605,6 @@
             <w:r>
               <w:rPr>
                 <w:b/>
-                <w:color w:val="1F3864"/>
                 <w:sz w:val="24"/>
               </w:rPr>
               <w:t>Dùng bộ công cụ KTC-Quan-tri, kỹ năng lập KPI cá nhân (kpi-lap-ke-hoach). Thông tin: Nhóm vị trí [..]; đơn vị [..]; cấp trình duyệt [..]. Đầu vào: [nhiệm vụ được phân công] + [kế hoạch quý của đơn vị]. Yêu cầu: (1) xếp từng đầu việc vào trục kết quả, mức độ, sản phẩm, số lượng, thời hạn, minh chứng; (2) hỏi lại khi thiếu người phối hợp, thời hạn, số lượng, không tự điền; (3) kiểm tra trục chính đạt từ 40% trở lên, không quy kết quả tập thể thành KPI cá nhân; (4) xuất tệp Excel đúng mẫu nhóm vị trí và bảng lỗi, cảnh báo.</w:t>
@@ -4720,7 +4701,6 @@
               <w:rPr>
                 <w:b/>
                 <w:bCs/>
-                <w:color w:val="1F3864"/>
                 <w:sz w:val="24"/>
               </w:rPr>
               <w:t>Tự đánh giá KPI quý [III/2026] từ kế hoạch KPI đã duyệt đính kèm.</w:t>
@@ -4793,10 +4773,9 @@
             <w:r>
               <w:rPr>
                 <w:b/>
-                <w:color w:val="1F3864"/>
                 <w:sz w:val="24"/>
               </w:rPr>
-              <w:t>Dùng bộ công cụ KTC-Quan-tri, kỹ năng tự đánh giá KPI (kpi-tu-danh-gia). Bước 1: từ kế hoạch KPI đã duyệt, sinh bảng hỏi Excel để tôi điền điểm tiêu chí chung, số lượng, chất lượng, tiến độ thực tế và điều kiện kèm theo. Bước 2: khi tôi gửi lại bảng hỏi đã điền, tính điểm phần A (30 điểm) và phần B (70 điểm), chặn trần 100% từng chỉ tiêu, đối chiếu ngưỡng và điều kiện theo Quyết định số 1923/QĐ-CĐKT ngày 30/8/2026, điền Bản tự đánh giá. Chỉ nêu mức đề xuất; nêu rõ trường hợp phải dừng để cấp có thẩm quyền xem xét.</w:t>
+              <w:t>Dùng bộ công cụ KTC-Quan-tri, kỹ năng tự đánh giá KPI (kpi-tu-danh-gia). Bước 1: Từ kế hoạch KPI đã duyệt, sinh bảng hỏi Excel để tôi điền điểm tiêu chí chung, số lượng, chất lượng, tiến độ thực tế và điều kiện kèm theo. Bước 2: Khi tôi gửi lại bảng hỏi đã điền, tính điểm phần A (30 điểm) và phần B (70 điểm), chặn trần 100% từng chỉ tiêu, đối chiếu ngưỡng và điều kiện theo Quyết định số 1923/QĐ-CĐKT ngày 30/8/2026, điền Bản tự đánh giá. Chỉ nêu mức đề xuất; nêu rõ trường hợp phải dừng để cấp có thẩm quyền xem xét.</w:t>
             </w:r>
           </w:p>
         </w:tc>
@@ -4890,7 +4869,6 @@
               <w:rPr>
                 <w:b/>
                 <w:bCs/>
-                <w:color w:val="1F3864"/>
                 <w:sz w:val="24"/>
               </w:rPr>
               <w:t>Soạn [Thông báo/Kế hoạch/...] về [nội dung] của [đơn vị], người ký [chức danh]; tài liệu liên quan đính kèm.</w:t>
@@ -4963,7 +4941,6 @@
             <w:r>
               <w:rPr>
                 <w:b/>
-                <w:color w:val="1F3864"/>
                 <w:sz w:val="24"/>
               </w:rPr>
               <w:t>Dùng bộ công cụ KTC-Quan-tri, kỹ năng soạn thảo văn bản (soan-thao-vb) và chuẩn thể thức (the-thuc). Loại văn bản: [..]; nội dung chính: [..]; người ký: [..]; nơi nhận: [..]. Yêu cầu: (1) tìm văn bản cùng loại đã ban hành trong KTC-Database làm nền; (2) căn cứ lấy từ kho, ghi đúng số hiệu, ngày ban hành; (3) áp dụng checklist của Skill “ktc-ra-soat-897” ngay khi viết; (4) xuất .docx đúng thể thức, nêu các điểm cần người soạn xác nhận. Sửa trên dự thảo có sẵn thì bật theo dõi thay đổi (Track Changes).</w:t>
@@ -5060,7 +5037,6 @@
               <w:rPr>
                 <w:b/>
                 <w:bCs/>
-                <w:color w:val="1F3864"/>
                 <w:sz w:val="24"/>
               </w:rPr>
               <w:t>Chuẩn hóa danh sách nhiệm vụ đính kèm: Cấp Task_ID, chuẩn hóa mã đơn vị, phân loại 6 trục.</w:t>
@@ -5133,7 +5109,6 @@
             <w:r>
               <w:rPr>
                 <w:b/>
-                <w:color w:val="1F3864"/>
                 <w:sz w:val="24"/>
               </w:rPr>
               <w:t>Dùng bộ công cụ KTC-Quan-tri, kỹ năng quản trị (quan-tri). Đầu vào: [kết luận giao ban/văn bản giao việc/danh sách nhiệm vụ]. Yêu cầu: (1) tách từng nhiệm vụ: Nội dung, đơn vị chủ trì, phối hợp, sản phẩm, thời hạn, căn cứ; (2) kiểm tra trùng với nhiệm vụ đã có; (3) cấp Task_ID (dạng KTC-2026-Q4-00125) cho nhiệm vụ mới; (4) phân loại theo 6 trục và nội hàm; (5) nêu nhiệm vụ thiếu thông tin cần hỏi lại. Đầu ra: Bảng nhiệm vụ chuẩn hóa.</w:t>
@@ -5230,7 +5205,6 @@
               <w:rPr>
                 <w:b/>
                 <w:bCs/>
-                <w:color w:val="1F3864"/>
                 <w:sz w:val="24"/>
               </w:rPr>
               <w:t>Dùng tác tử ktc-kiem-ho-so-don-vi kiểm các hồ sơ kế hoạch, báo cáo đính kèm của [kỳ]; trả bảng lỗi theo đơn vị.</w:t>
@@ -5303,7 +5277,6 @@
             <w:r>
               <w:rPr>
                 <w:b/>
-                <w:color w:val="1F3864"/>
                 <w:sz w:val="24"/>
               </w:rPr>
               <w:t>Dùng bộ công cụ KTC-Quan-tri, tác tử kiểm hồ sơ đơn vị (ktc-kiem-ho-so-don-vi), mỗi đơn vị một lượt. Kiểm đúng mẫu Phụ lục Thông báo số 736/TB-CĐKT, cột Task_ID, mã đơn vị chuẩn, phân trục, công thức KPI, ô bắt buộc trống, tên tệp. Kết luận từng đơn vị: “đủ điều kiện tổng hợp” hoặc “trả lại đơn vị”, kèm lý do. Không sửa tệp của đơn vị. Sau đó dùng tác tử ktc-kiem-san-pham kiểm tra sản phẩm tổng hợp trước khi giao.</w:t>
@@ -6800,7 +6773,6 @@
             <w:r>
               <w:rPr>
                 <w:b/>
-                <w:color w:val="17365D"/>
                 <w:sz w:val="26"/>
               </w:rPr>
               <w:t>Đầu mối hỗ trợ</w:t>
@@ -6857,9 +6829,10 @@
     </w:p>
     <w:p/>
     <w:sectPr>
-      <w:footerReference w:type="even" r:id="rId8"/>
-      <w:footerReference w:type="default" r:id="rId9"/>
-      <w:footerReference w:type="first" r:id="rId10"/>
+      <w:headerReference w:type="default" r:id="rId8"/>
+      <w:footerReference w:type="even" r:id="rId9"/>
+      <w:footerReference w:type="default" r:id="rId10"/>
+      <w:footerReference w:type="first" r:id="rId11"/>
       <w:pgSz w:w="11906" w:h="16838"/>
       <w:pgMar w:top="1134" w:right="1134" w:bottom="1134" w:left="1701" w:header="567" w:footer="567" w:gutter="0"/>
       <w:cols w:space="720"/>
@@ -6912,31 +6885,6 @@
       <w:pStyle w:val="Footer"/>
       <w:jc w:val="center"/>
     </w:pPr>
-    <w:r>
-      <w:rPr>
-        <w:color w:val="666666"/>
-        <w:sz w:val="20"/>
-      </w:rPr>
-      <w:t xml:space="preserve">KTC-Quan-tri - Hướng dẫn sử dụng 1.3.13 | Trang </w:t>
-    </w:r>
-    <w:r>
-      <w:fldChar w:fldCharType="begin"/>
-    </w:r>
-    <w:r>
-      <w:instrText>PAGE</w:instrText>
-    </w:r>
-    <w:r>
-      <w:fldChar w:fldCharType="separate"/>
-    </w:r>
-    <w:r>
-      <w:rPr>
-        <w:noProof/>
-      </w:rPr>
-      <w:t>1</w:t>
-    </w:r>
-    <w:r>
-      <w:fldChar w:fldCharType="end"/>
-    </w:r>
   </w:p>
 </w:ftr>
 </file>
@@ -6974,6 +6922,40 @@
     </w:p>
   </w:footnote>
 </w:footnotes>
+</file>
+
+<file path=word/header1.xml><?xml version="1.0" encoding="utf-8"?>
+<w:hdr xmlns:wpc="http://schemas.microsoft.com/office/word/2010/wordprocessingCanvas" xmlns:cx="http://schemas.microsoft.com/office/drawing/2014/chartex" xmlns:cx1="http://schemas.microsoft.com/office/drawing/2015/9/8/chartex" xmlns:cx2="http://schemas.microsoft.com/office/drawing/2015/10/21/chartex" xmlns:cx3="http://schemas.microsoft.com/office/drawing/2016/5/9/chartex" xmlns:cx4="http://schemas.microsoft.com/office/drawing/2016/5/10/chartex" xmlns:cx5="http://schemas.microsoft.com/office/drawing/2016/5/11/chartex" xmlns:cx6="http://schemas.microsoft.com/office/drawing/2016/5/12/chartex" xmlns:cx7="http://schemas.microsoft.com/office/drawing/2016/5/13/chartex" xmlns:cx8="http://schemas.microsoft.com/office/drawing/2016/5/14/chartex" xmlns:mc="http://schemas.openxmlformats.org/markup-compatibility/2006" xmlns:aink="http://schemas.microsoft.com/office/drawing/2016/ink" xmlns:am3d="http://schemas.microsoft.com/office/drawing/2017/model3d" xmlns:o="urn:schemas-microsoft-com:office:office" xmlns:oel="http://schemas.microsoft.com/office/2019/extlst" xmlns:r="http://schemas.openxmlformats.org/officeDocument/2006/relationships" xmlns:m="http://schemas.openxmlformats.org/officeDocument/2006/math" xmlns:v="urn:schemas-microsoft-com:vml" xmlns:wp14="http://schemas.microsoft.com/office/word/2010/wordprocessingDrawing" xmlns:wp="http://schemas.openxmlformats.org/drawingml/2006/wordprocessingDrawing" xmlns:w10="urn:schemas-microsoft-com:office:word" xmlns:w="http://schemas.openxmlformats.org/wordprocessingml/2006/main" xmlns:w14="http://schemas.microsoft.com/office/word/2010/wordml" xmlns:w15="http://schemas.microsoft.com/office/word/2012/wordml" xmlns:w16cex="http://schemas.microsoft.com/office/word/2018/wordml/cex" xmlns:w16cid="http://schemas.microsoft.com/office/word/2016/wordml/cid" xmlns:w16="http://schemas.microsoft.com/office/word/2018/wordml" xmlns:w16du="http://schemas.microsoft.com/office/word/2023/wordml/word16du" xmlns:w16sdtdh="http://schemas.microsoft.com/office/word/2020/wordml/sdtdatahash" xmlns:w16se="http://schemas.microsoft.com/office/word/2015/wordml/symex" xmlns:wpg="http://schemas.microsoft.com/office/word/2010/wordprocessingGroup" xmlns:wpi="http://schemas.microsoft.com/office/word/2010/wordprocessingInk" xmlns:wne="http://schemas.microsoft.com/office/word/2006/wordml" xmlns:wps="http://schemas.microsoft.com/office/word/2010/wordprocessingShape" mc:Ignorable="w14 w15 w16se w16cid w16 w16cex w16sdtdh wp14">
+  <w:p>
+    <w:pPr>
+      <w:pStyle w:val="Header"/>
+      <w:jc w:val="center"/>
+    </w:pPr>
+    <w:r>
+      <w:fldChar w:fldCharType="begin"/>
+    </w:r>
+    <w:r>
+      <w:instrText>PAGE</w:instrText>
+    </w:r>
+    <w:r>
+      <w:fldChar w:fldCharType="separate"/>
+    </w:r>
+    <w:r>
+      <w:rPr>
+        <w:rFonts w:cs="Times New Roman"/>
+        <w:sz w:val="26"/>
+      </w:rPr>
+      <w:t>2</w:t>
+    </w:r>
+    <w:r>
+      <w:rPr>
+        <w:rFonts w:cs="Times New Roman"/>
+        <w:sz w:val="26"/>
+      </w:rPr>
+      <w:fldChar w:fldCharType="end"/>
+    </w:r>
+  </w:p>
+</w:hdr>
 </file>
 
 <file path=word/numbering.xml><?xml version="1.0" encoding="utf-8"?>
@@ -7595,7 +7577,7 @@
       <w:rFonts w:asciiTheme="majorHAnsi" w:eastAsiaTheme="majorEastAsia" w:hAnsiTheme="majorHAnsi" w:cstheme="majorBidi"/>
       <w:b/>
       <w:bCs/>
-      <w:color w:val="1F4E78"/>
+      <w:color w:val="000000"/>
       <w:sz w:val="30"/>
       <w:szCs w:val="28"/>
     </w:rPr>
@@ -7619,7 +7601,7 @@
       <w:rFonts w:asciiTheme="majorHAnsi" w:eastAsiaTheme="majorEastAsia" w:hAnsiTheme="majorHAnsi" w:cstheme="majorBidi"/>
       <w:b/>
       <w:bCs/>
-      <w:color w:val="17365D"/>
+      <w:color w:val="000000"/>
       <w:szCs w:val="26"/>
     </w:rPr>
   </w:style>
@@ -7642,7 +7624,7 @@
       <w:rFonts w:asciiTheme="majorHAnsi" w:eastAsiaTheme="majorEastAsia" w:hAnsiTheme="majorHAnsi" w:cstheme="majorBidi"/>
       <w:b/>
       <w:bCs/>
-      <w:color w:val="17365D"/>
+      <w:color w:val="000000"/>
     </w:rPr>
   </w:style>
   <w:style w:type="paragraph" w:styleId="Heading4">
@@ -7667,7 +7649,7 @@
       <w:bCs/>
       <w:i/>
       <w:iCs/>
-      <w:color w:val="4F81BD" w:themeColor="accent1"/>
+      <w:color w:val="000000"/>
     </w:rPr>
   </w:style>
   <w:style w:type="paragraph" w:styleId="Heading5">
@@ -7875,7 +7857,7 @@
       <w:rFonts w:asciiTheme="majorHAnsi" w:eastAsiaTheme="majorEastAsia" w:hAnsiTheme="majorHAnsi" w:cstheme="majorBidi"/>
       <w:b/>
       <w:bCs/>
-      <w:color w:val="365F91" w:themeColor="accent1" w:themeShade="BF"/>
+      <w:color w:val="000000"/>
       <w:sz w:val="28"/>
       <w:szCs w:val="28"/>
     </w:rPr>
@@ -7890,7 +7872,7 @@
       <w:rFonts w:asciiTheme="majorHAnsi" w:eastAsiaTheme="majorEastAsia" w:hAnsiTheme="majorHAnsi" w:cstheme="majorBidi"/>
       <w:b/>
       <w:bCs/>
-      <w:color w:val="4F81BD" w:themeColor="accent1"/>
+      <w:color w:val="000000"/>
       <w:sz w:val="26"/>
       <w:szCs w:val="26"/>
     </w:rPr>
@@ -7905,7 +7887,7 @@
       <w:rFonts w:asciiTheme="majorHAnsi" w:eastAsiaTheme="majorEastAsia" w:hAnsiTheme="majorHAnsi" w:cstheme="majorBidi"/>
       <w:b/>
       <w:bCs/>
-      <w:color w:val="4F81BD" w:themeColor="accent1"/>
+      <w:color w:val="000000"/>
     </w:rPr>
   </w:style>
   <w:style w:type="paragraph" w:styleId="Title">
@@ -7925,7 +7907,7 @@
     </w:pPr>
     <w:rPr>
       <w:rFonts w:asciiTheme="majorHAnsi" w:eastAsiaTheme="majorEastAsia" w:hAnsiTheme="majorHAnsi" w:cstheme="majorBidi"/>
-      <w:color w:val="17365D" w:themeColor="text2" w:themeShade="BF"/>
+      <w:color w:val="000000"/>
       <w:spacing w:val="5"/>
       <w:kern w:val="28"/>
       <w:sz w:val="52"/>
@@ -7940,7 +7922,7 @@
     <w:rsid w:val="00FC693F"/>
     <w:rPr>
       <w:rFonts w:asciiTheme="majorHAnsi" w:eastAsiaTheme="majorEastAsia" w:hAnsiTheme="majorHAnsi" w:cstheme="majorBidi"/>
-      <w:color w:val="17365D" w:themeColor="text2" w:themeShade="BF"/>
+      <w:color w:val="000000"/>
       <w:spacing w:val="5"/>
       <w:kern w:val="28"/>
       <w:sz w:val="52"/>
@@ -7964,7 +7946,7 @@
       <w:rFonts w:asciiTheme="majorHAnsi" w:eastAsiaTheme="majorEastAsia" w:hAnsiTheme="majorHAnsi" w:cstheme="majorBidi"/>
       <w:i/>
       <w:iCs/>
-      <w:color w:val="4F81BD" w:themeColor="accent1"/>
+      <w:color w:val="000000"/>
       <w:spacing w:val="15"/>
       <w:sz w:val="24"/>
       <w:szCs w:val="24"/>

--- a/30-Ket-Qua/2026-10-10/Soan-Thao/HD_Huong-dan-chi-tiet-su-dung-KTC-Quan-tri_20261010_v9_ban-sach.docx
+++ b/30-Ket-Qua/2026-10-10/Soan-Thao/HD_Huong-dan-chi-tiet-su-dung-KTC-Quan-tri_20261010_v9_ban-sach.docx
@@ -3563,7 +3563,7 @@
     </w:p>
     <w:p>
       <w:r>
-        <w:t>Mã cảnh báo thường gặp: THIEU_DU_LIEU (thiếu nguồn); NGHI_CHI_DAN_TRONG_DU_LIEU (tệp có câu lệnh bất thường - kiểm tra lại nguồn tệp); DOI_CHIEU_GAN_DUNG (đối chiếu theo tên, chưa theo Task_ID - đơn vị đối chiếu thủ công toàn bộ với dữ liệu gốc trước khi Lãnh đạo đơn vị ký duyệt); FORMAT_BINARY_UNVERIFIED (chưa đo được thể thức); THANG_DIEM_CHUA_PHAN_DINH (phép nhân hệ số sản phẩm theo Danh mục ban hành kèm Quyết định số 2119/QĐ-CĐKT với hệ số mức độ công việc không áp dụng: Theo ý kiến của Phòng TCCB&amp;CTHSSV ngày 06/10/2026, từ Quý IV/2026 khối lượng KPI cá nhân quy đổi chỉ theo hệ số sản phẩm, người dùng chọn phương án “A”); MA_DON_VI_KHONG_HOP_LE (tên đơn vị không ánh xạ được về mã chuẩn).</w:t>
+        <w:t>Mã cảnh báo thường gặp: THIEU_DU_LIEU (thiếu nguồn); NGHI_CHI_DAN_TRONG_DU_LIEU (tệp có câu lệnh bất thường - kiểm tra lại nguồn tệp); DOI_CHIEU_GAN_DUNG (đối chiếu theo tên, chưa theo Task_ID - đơn vị đối chiếu thủ công toàn bộ với dữ liệu gốc trước khi Lãnh đạo đơn vị ký duyệt); FORMAT_BINARY_UNVERIFIED (chưa đo được thể thức - người dùng mở tệp trong Word, kiểm tra khổ A4, lề trên 2 - dưới 2 - trái 3 - phải 2 cm, phông Times New Roman cỡ 14, số trang ở giữa lề trên trước khi trình); THANG_DIEM_CHUA_PHAN_DINH (phép nhân hệ số sản phẩm theo Danh mục ban hành kèm Quyết định số 2119/QĐ-CĐKT với hệ số mức độ công việc không áp dụng: Theo ý kiến của Phòng TCCB&amp;CTHSSV ngày 06/10/2026, từ Quý IV/2026 khối lượng KPI cá nhân quy đổi chỉ theo hệ số sản phẩm, người dùng chọn phương án “A”, không dùng phương án “AxB” cho số liệu chính thức); MA_DON_VI_KHONG_HOP_LE (tên đơn vị không ánh xạ được về mã chuẩn).</w:t>
       </w:r>
     </w:p>
     <w:p>

--- a/30-Ket-Qua/2026-10-10/Soan-Thao/HD_Huong-dan-chi-tiet-su-dung-KTC-Quan-tri_20261010_v9_ban-sach.docx
+++ b/30-Ket-Qua/2026-10-10/Soan-Thao/HD_Huong-dan-chi-tiet-su-dung-KTC-Quan-tri_20261010_v9_ban-sach.docx
@@ -4,12 +4,27 @@
   <w:body>
     <w:p>
       <w:pPr>
+        <w:spacing w:after="0"/>
+        <w:jc w:val="center"/>
+      </w:pPr>
+      <w:r>
+        <w:rPr>
+          <w:sz w:val="26"/>
+          <w:szCs w:val="26"/>
+        </w:rPr>
+        <w:t>UBND TỈNH QUẢNG NGÃI</w:t>
+      </w:r>
+    </w:p>
+    <w:p>
+      <w:pPr>
         <w:spacing w:after="360"/>
         <w:jc w:val="center"/>
       </w:pPr>
       <w:r>
         <w:rPr>
           <w:b/>
+          <w:sz w:val="26"/>
+          <w:szCs w:val="26"/>
         </w:rPr>
         <w:t>TRƯỜNG CAO ĐẲNG KON TUM</w:t>
       </w:r>
@@ -54,14 +69,22 @@
     <w:tbl>
       <w:tblPr>
         <w:tblStyle w:val="TableGrid"/>
-        <w:tblW w:w="0" w:type="auto"/>
+        <w:tblW w:w="5000" w:type="pct"/>
         <w:jc w:val="center"/>
+        <w:tblBorders>
+          <w:top w:val="single" w:sz="4" w:space="0" w:color="000000"/>
+          <w:left w:val="single" w:sz="4" w:space="0" w:color="000000"/>
+          <w:bottom w:val="single" w:sz="4" w:space="0" w:color="000000"/>
+          <w:right w:val="single" w:sz="4" w:space="0" w:color="000000"/>
+          <w:insideH w:val="single" w:sz="4" w:space="0" w:color="000000"/>
+          <w:insideV w:val="single" w:sz="4" w:space="0" w:color="000000"/>
+        </w:tblBorders>
         <w:tblLayout w:type="fixed"/>
         <w:tblLook w:val="04A0" w:firstRow="1" w:lastRow="0" w:firstColumn="1" w:lastColumn="0" w:noHBand="0" w:noVBand="1"/>
       </w:tblPr>
       <w:tblGrid>
-        <w:gridCol w:w="2381"/>
-        <w:gridCol w:w="6690"/>
+        <w:gridCol w:w="2378"/>
+        <w:gridCol w:w="6683"/>
       </w:tblGrid>
       <w:tr>
         <w:trPr>
@@ -71,7 +94,6 @@
         <w:tc>
           <w:tcPr>
             <w:tcW w:w="2381" w:type="dxa"/>
-            <w:shd w:val="clear" w:color="auto" w:fill="D9EAF7"/>
             <w:tcMar>
               <w:top w:w="90" w:type="dxa"/>
               <w:left w:w="100" w:type="dxa"/>
@@ -82,13 +104,14 @@
           </w:tcPr>
           <w:p>
             <w:pPr>
-              <w:spacing w:after="0"/>
+              <w:spacing w:before="40" w:after="40" w:line="252" w:lineRule="auto"/>
               <w:jc w:val="center"/>
             </w:pPr>
             <w:r>
               <w:rPr>
                 <w:b/>
                 <w:sz w:val="24"/>
+                <w:szCs w:val="24"/>
               </w:rPr>
               <w:t>THÔNG TIN</w:t>
             </w:r>
@@ -97,7 +120,6 @@
         <w:tc>
           <w:tcPr>
             <w:tcW w:w="6690" w:type="dxa"/>
-            <w:shd w:val="clear" w:color="auto" w:fill="D9EAF7"/>
             <w:tcMar>
               <w:top w:w="90" w:type="dxa"/>
               <w:left w:w="100" w:type="dxa"/>
@@ -108,13 +130,14 @@
           </w:tcPr>
           <w:p>
             <w:pPr>
-              <w:spacing w:after="0"/>
+              <w:spacing w:before="40" w:after="40" w:line="252" w:lineRule="auto"/>
               <w:jc w:val="center"/>
             </w:pPr>
             <w:r>
               <w:rPr>
                 <w:b/>
                 <w:sz w:val="24"/>
+                <w:szCs w:val="24"/>
               </w:rPr>
               <w:t>NỘI DUNG</w:t>
             </w:r>
@@ -123,13 +146,11 @@
       </w:tr>
       <w:tr>
         <w:trPr>
-          <w:cantSplit/>
           <w:jc w:val="center"/>
         </w:trPr>
         <w:tc>
           <w:tcPr>
             <w:tcW w:w="2381" w:type="dxa"/>
-            <w:shd w:val="clear" w:color="auto" w:fill="EAF2F8"/>
             <w:tcMar>
               <w:top w:w="90" w:type="dxa"/>
               <w:left w:w="100" w:type="dxa"/>
@@ -140,13 +161,14 @@
           </w:tcPr>
           <w:p>
             <w:pPr>
-              <w:spacing w:after="0" w:line="252" w:lineRule="auto"/>
+              <w:spacing w:before="40" w:after="40" w:line="252" w:lineRule="auto"/>
               <w:jc w:val="center"/>
             </w:pPr>
             <w:r>
               <w:rPr>
                 <w:b/>
                 <w:sz w:val="24"/>
+                <w:szCs w:val="24"/>
               </w:rPr>
               <w:t>Phiên bản</w:t>
             </w:r>
@@ -165,11 +187,12 @@
           </w:tcPr>
           <w:p>
             <w:pPr>
-              <w:spacing w:after="0" w:line="252" w:lineRule="auto"/>
+              <w:spacing w:before="40" w:after="40" w:line="252" w:lineRule="auto"/>
             </w:pPr>
             <w:r>
               <w:rPr>
                 <w:sz w:val="24"/>
+                <w:szCs w:val="24"/>
               </w:rPr>
               <w:t>Plugin KTC-Quan-tri 1.3.13 (mã SHA-256 công bố kèm ghi chú phát hành) - cập nhật ngày 29/9/2026</w:t>
             </w:r>
@@ -178,13 +201,11 @@
       </w:tr>
       <w:tr>
         <w:trPr>
-          <w:cantSplit/>
           <w:jc w:val="center"/>
         </w:trPr>
         <w:tc>
           <w:tcPr>
             <w:tcW w:w="2381" w:type="dxa"/>
-            <w:shd w:val="clear" w:color="auto" w:fill="EAF2F8"/>
             <w:tcMar>
               <w:top w:w="90" w:type="dxa"/>
               <w:left w:w="100" w:type="dxa"/>
@@ -195,13 +216,14 @@
           </w:tcPr>
           <w:p>
             <w:pPr>
-              <w:spacing w:after="0" w:line="252" w:lineRule="auto"/>
+              <w:spacing w:before="40" w:after="40" w:line="252" w:lineRule="auto"/>
               <w:jc w:val="center"/>
             </w:pPr>
             <w:r>
               <w:rPr>
                 <w:b/>
                 <w:sz w:val="24"/>
+                <w:szCs w:val="24"/>
               </w:rPr>
               <w:t>Đối tượng sử dụng</w:t>
             </w:r>
@@ -210,7 +232,6 @@
         <w:tc>
           <w:tcPr>
             <w:tcW w:w="6690" w:type="dxa"/>
-            <w:shd w:val="clear" w:color="auto" w:fill="F8FBFD"/>
             <w:tcMar>
               <w:top w:w="90" w:type="dxa"/>
               <w:left w:w="100" w:type="dxa"/>
@@ -221,11 +242,12 @@
           </w:tcPr>
           <w:p>
             <w:pPr>
-              <w:spacing w:after="0" w:line="252" w:lineRule="auto"/>
+              <w:spacing w:before="40" w:after="40" w:line="252" w:lineRule="auto"/>
             </w:pPr>
             <w:r>
               <w:rPr>
                 <w:sz w:val="24"/>
+                <w:szCs w:val="24"/>
               </w:rPr>
               <w:t>Các đơn vị, viên chức và người lao động thuộc Trường Cao đẳng Kon Tum</w:t>
             </w:r>
@@ -234,13 +256,11 @@
       </w:tr>
       <w:tr>
         <w:trPr>
-          <w:cantSplit/>
           <w:jc w:val="center"/>
         </w:trPr>
         <w:tc>
           <w:tcPr>
             <w:tcW w:w="2381" w:type="dxa"/>
-            <w:shd w:val="clear" w:color="auto" w:fill="EAF2F8"/>
             <w:tcMar>
               <w:top w:w="90" w:type="dxa"/>
               <w:left w:w="100" w:type="dxa"/>
@@ -251,13 +271,14 @@
           </w:tcPr>
           <w:p>
             <w:pPr>
-              <w:spacing w:after="0" w:line="252" w:lineRule="auto"/>
+              <w:spacing w:before="40" w:after="40" w:line="252" w:lineRule="auto"/>
               <w:jc w:val="center"/>
             </w:pPr>
             <w:r>
               <w:rPr>
                 <w:b/>
                 <w:sz w:val="24"/>
+                <w:szCs w:val="24"/>
               </w:rPr>
               <w:t>Đơn vị quản lý, hỗ trợ</w:t>
             </w:r>
@@ -276,11 +297,12 @@
           </w:tcPr>
           <w:p>
             <w:pPr>
-              <w:spacing w:after="0" w:line="252" w:lineRule="auto"/>
+              <w:spacing w:before="40" w:after="40" w:line="252" w:lineRule="auto"/>
             </w:pPr>
             <w:r>
               <w:rPr>
                 <w:sz w:val="24"/>
+                <w:szCs w:val="24"/>
               </w:rPr>
               <w:t>Phòng Tổng hợp - Hành chính và Quản trị</w:t>
             </w:r>
@@ -289,13 +311,11 @@
       </w:tr>
       <w:tr>
         <w:trPr>
-          <w:cantSplit/>
           <w:jc w:val="center"/>
         </w:trPr>
         <w:tc>
           <w:tcPr>
             <w:tcW w:w="2381" w:type="dxa"/>
-            <w:shd w:val="clear" w:color="auto" w:fill="EAF2F8"/>
             <w:tcMar>
               <w:top w:w="90" w:type="dxa"/>
               <w:left w:w="100" w:type="dxa"/>
@@ -306,13 +326,14 @@
           </w:tcPr>
           <w:p>
             <w:pPr>
-              <w:spacing w:after="0" w:line="252" w:lineRule="auto"/>
+              <w:spacing w:before="40" w:after="40" w:line="252" w:lineRule="auto"/>
               <w:jc w:val="center"/>
             </w:pPr>
             <w:r>
               <w:rPr>
                 <w:b/>
                 <w:sz w:val="24"/>
+                <w:szCs w:val="24"/>
               </w:rPr>
               <w:t>Phạm vi</w:t>
             </w:r>
@@ -321,7 +342,6 @@
         <w:tc>
           <w:tcPr>
             <w:tcW w:w="6690" w:type="dxa"/>
-            <w:shd w:val="clear" w:color="auto" w:fill="F8FBFD"/>
             <w:tcMar>
               <w:top w:w="90" w:type="dxa"/>
               <w:left w:w="100" w:type="dxa"/>
@@ -332,11 +352,12 @@
           </w:tcPr>
           <w:p>
             <w:pPr>
-              <w:spacing w:after="0" w:line="252" w:lineRule="auto"/>
+              <w:spacing w:before="40" w:after="40" w:line="252" w:lineRule="auto"/>
             </w:pPr>
             <w:r>
               <w:rPr>
                 <w:sz w:val="24"/>
+                <w:szCs w:val="24"/>
               </w:rPr>
               <w:t>Xây dựng kế hoạch, theo dõi nhiệm vụ, báo cáo định kỳ, KPI cá nhân, soạn thảo văn bản; không rà soát văn bản trước khi trình ký</w:t>
             </w:r>
@@ -348,8 +369,16 @@
     <w:tbl>
       <w:tblPr>
         <w:tblStyle w:val="TableGrid"/>
-        <w:tblW w:w="0" w:type="auto"/>
+        <w:tblW w:w="5000" w:type="pct"/>
         <w:jc w:val="center"/>
+        <w:tblBorders>
+          <w:top w:val="single" w:sz="4" w:space="0" w:color="000000"/>
+          <w:left w:val="single" w:sz="4" w:space="0" w:color="000000"/>
+          <w:bottom w:val="single" w:sz="4" w:space="0" w:color="000000"/>
+          <w:right w:val="single" w:sz="4" w:space="0" w:color="000000"/>
+          <w:insideH w:val="single" w:sz="4" w:space="0" w:color="000000"/>
+          <w:insideV w:val="single" w:sz="4" w:space="0" w:color="000000"/>
+        </w:tblBorders>
         <w:tblLook w:val="04A0" w:firstRow="1" w:lastRow="0" w:firstColumn="1" w:lastColumn="0" w:noHBand="0" w:noVBand="1"/>
       </w:tblPr>
       <w:tblGrid>
@@ -363,7 +392,6 @@
         <w:tc>
           <w:tcPr>
             <w:tcW w:w="9071" w:type="dxa"/>
-            <w:shd w:val="clear" w:color="auto" w:fill="E2F0D9"/>
             <w:tcMar>
               <w:top w:w="120" w:type="dxa"/>
               <w:left w:w="140" w:type="dxa"/>
@@ -373,23 +401,25 @@
           </w:tcPr>
           <w:p>
             <w:pPr>
-              <w:spacing w:after="40"/>
+              <w:spacing w:before="40" w:after="40" w:line="252" w:lineRule="auto"/>
             </w:pPr>
             <w:r>
               <w:rPr>
                 <w:b/>
-                <w:sz w:val="26"/>
+                <w:sz w:val="24"/>
+                <w:szCs w:val="24"/>
               </w:rPr>
               <w:t>HƯỚNG DẪN SỬ DỤNG NHANH</w:t>
             </w:r>
           </w:p>
           <w:p>
             <w:pPr>
-              <w:spacing w:after="0" w:line="264" w:lineRule="auto"/>
+              <w:spacing w:before="40" w:after="40" w:line="252" w:lineRule="auto"/>
             </w:pPr>
             <w:r>
               <w:rPr>
-                <w:sz w:val="26"/>
+                <w:sz w:val="24"/>
+                <w:szCs w:val="24"/>
               </w:rPr>
               <w:t>(1) Cài plugin KTC-Quan-tri (Phần III); (2) mở cuộc hội thoại mới, gõ “/” để thấy các kỹ năng; (3) đính kèm đúng mẫu và dữ liệu của kỳ; (4) dùng một câu lệnh mẫu ở Phần VI; (5) sửa LỖI trước, xem xét CẢNH BÁO; (6) Lãnh đạo đơn vị kiểm tra; văn bản trình ký phải qua rà soát bằng Skill “ktc-ra-soat-897”.</w:t>
             </w:r>
@@ -458,7 +488,7 @@
       </w:r>
       <w:r>
         <w:tab/>
-        <w:t>4</w:t>
+        <w:t>3</w:t>
       </w:r>
     </w:p>
     <w:p>
@@ -475,7 +505,7 @@
       </w:r>
       <w:r>
         <w:tab/>
-        <w:t>5</w:t>
+        <w:t>4</w:t>
       </w:r>
     </w:p>
     <w:p>
@@ -490,7 +520,7 @@
       </w:r>
       <w:r>
         <w:tab/>
-        <w:t>5</w:t>
+        <w:t>4</w:t>
       </w:r>
     </w:p>
     <w:p>
@@ -505,7 +535,7 @@
       </w:r>
       <w:r>
         <w:tab/>
-        <w:t>6</w:t>
+        <w:t>5</w:t>
       </w:r>
     </w:p>
     <w:p>
@@ -522,7 +552,7 @@
       </w:r>
       <w:r>
         <w:tab/>
-        <w:t>7</w:t>
+        <w:t>6</w:t>
       </w:r>
     </w:p>
     <w:p>
@@ -534,6 +564,36 @@
       </w:pPr>
       <w:r>
         <w:t>1. Tệp cài đặt</w:t>
+      </w:r>
+      <w:r>
+        <w:tab/>
+        <w:t>6</w:t>
+      </w:r>
+    </w:p>
+    <w:p>
+      <w:pPr>
+        <w:tabs>
+          <w:tab w:val="right" w:leader="dot" w:pos="9072"/>
+        </w:tabs>
+        <w:ind w:left="440"/>
+      </w:pPr>
+      <w:r>
+        <w:t>2. Cài ở cấp tổ chức - Hệ thống Claude AI Team (Phòng QLKHCN&amp;HTPT)</w:t>
+      </w:r>
+      <w:r>
+        <w:tab/>
+        <w:t>6</w:t>
+      </w:r>
+    </w:p>
+    <w:p>
+      <w:pPr>
+        <w:tabs>
+          <w:tab w:val="right" w:leader="dot" w:pos="9072"/>
+        </w:tabs>
+        <w:ind w:left="440"/>
+      </w:pPr>
+      <w:r>
+        <w:t>3. Người dùng tài khoản Team của đơn vị</w:t>
       </w:r>
       <w:r>
         <w:tab/>
@@ -548,7 +608,7 @@
         <w:ind w:left="440"/>
       </w:pPr>
       <w:r>
-        <w:t>2. Cài ở cấp tổ chức - Hệ thống Claude AI Team (Phòng QLKHCN&amp;HTPT)</w:t>
+        <w:t>4. Tài khoản Claude cá nhân (Pro, Max)</w:t>
       </w:r>
       <w:r>
         <w:tab/>
@@ -563,41 +623,11 @@
         <w:ind w:left="440"/>
       </w:pPr>
       <w:r>
-        <w:t>3. Người dùng tài khoản Team của đơn vị</w:t>
-      </w:r>
-      <w:r>
-        <w:tab/>
-        <w:t>8</w:t>
-      </w:r>
-    </w:p>
-    <w:p>
-      <w:pPr>
-        <w:tabs>
-          <w:tab w:val="right" w:leader="dot" w:pos="9072"/>
-        </w:tabs>
-        <w:ind w:left="440"/>
-      </w:pPr>
-      <w:r>
-        <w:t>4. Tài khoản Claude cá nhân (Pro, Max)</w:t>
-      </w:r>
-      <w:r>
-        <w:tab/>
-        <w:t>8</w:t>
-      </w:r>
-    </w:p>
-    <w:p>
-      <w:pPr>
-        <w:tabs>
-          <w:tab w:val="right" w:leader="dot" w:pos="9072"/>
-        </w:tabs>
-        <w:ind w:left="440"/>
-      </w:pPr>
-      <w:r>
         <w:t>5. Claude Code, Cowork</w:t>
       </w:r>
       <w:r>
         <w:tab/>
-        <w:t>9</w:t>
+        <w:t>7</w:t>
       </w:r>
     </w:p>
     <w:p>
@@ -612,7 +642,7 @@
       </w:r>
       <w:r>
         <w:tab/>
-        <w:t>10</w:t>
+        <w:t>9</w:t>
       </w:r>
     </w:p>
     <w:p>
@@ -629,7 +659,7 @@
       </w:r>
       <w:r>
         <w:tab/>
-        <w:t>11</w:t>
+        <w:t>9</w:t>
       </w:r>
     </w:p>
     <w:p>
@@ -646,7 +676,7 @@
       </w:r>
       <w:r>
         <w:tab/>
-        <w:t>12</w:t>
+        <w:t>11</w:t>
       </w:r>
     </w:p>
     <w:p>
@@ -663,7 +693,7 @@
       </w:r>
       <w:r>
         <w:tab/>
-        <w:t>13</w:t>
+        <w:t>11</w:t>
       </w:r>
     </w:p>
     <w:p>
@@ -675,6 +705,36 @@
       </w:pPr>
       <w:r>
         <w:t>1. Xây dựng kế hoạch công tác</w:t>
+      </w:r>
+      <w:r>
+        <w:tab/>
+        <w:t>12</w:t>
+      </w:r>
+    </w:p>
+    <w:p>
+      <w:pPr>
+        <w:tabs>
+          <w:tab w:val="right" w:leader="dot" w:pos="9072"/>
+        </w:tabs>
+        <w:ind w:left="440"/>
+      </w:pPr>
+      <w:r>
+        <w:t>2. Tổng hợp báo cáo công tác định kỳ</w:t>
+      </w:r>
+      <w:r>
+        <w:tab/>
+        <w:t>12</w:t>
+      </w:r>
+    </w:p>
+    <w:p>
+      <w:pPr>
+        <w:tabs>
+          <w:tab w:val="right" w:leader="dot" w:pos="9072"/>
+        </w:tabs>
+        <w:ind w:left="440"/>
+      </w:pPr>
+      <w:r>
+        <w:t>3. Theo dõi nhiệm vụ</w:t>
       </w:r>
       <w:r>
         <w:tab/>
@@ -689,7 +749,37 @@
         <w:ind w:left="440"/>
       </w:pPr>
       <w:r>
-        <w:t>2. Tổng hợp báo cáo công tác định kỳ</w:t>
+        <w:t>4. Lập kế hoạch KPI cá nhân quý</w:t>
+      </w:r>
+      <w:r>
+        <w:tab/>
+        <w:t>13</w:t>
+      </w:r>
+    </w:p>
+    <w:p>
+      <w:pPr>
+        <w:tabs>
+          <w:tab w:val="right" w:leader="dot" w:pos="9072"/>
+        </w:tabs>
+        <w:ind w:left="440"/>
+      </w:pPr>
+      <w:r>
+        <w:t>5. Tự đánh giá KPI cá nhân quý</w:t>
+      </w:r>
+      <w:r>
+        <w:tab/>
+        <w:t>13</w:t>
+      </w:r>
+    </w:p>
+    <w:p>
+      <w:pPr>
+        <w:tabs>
+          <w:tab w:val="right" w:leader="dot" w:pos="9072"/>
+        </w:tabs>
+        <w:ind w:left="440"/>
+      </w:pPr>
+      <w:r>
+        <w:t>6. Soạn thảo văn bản hành chính</w:t>
       </w:r>
       <w:r>
         <w:tab/>
@@ -704,7 +794,7 @@
         <w:ind w:left="440"/>
       </w:pPr>
       <w:r>
-        <w:t>3. Theo dõi nhiệm vụ</w:t>
+        <w:t>7. Quản trị, điều phối nhiệm vụ</w:t>
       </w:r>
       <w:r>
         <w:tab/>
@@ -719,71 +809,11 @@
         <w:ind w:left="440"/>
       </w:pPr>
       <w:r>
-        <w:t>4. Lập kế hoạch KPI cá nhân quý</w:t>
+        <w:t>8. Kiểm tra độc lập bằng tác tử (Cowork, Claude Code)</w:t>
       </w:r>
       <w:r>
         <w:tab/>
         <w:t>15</w:t>
-      </w:r>
-    </w:p>
-    <w:p>
-      <w:pPr>
-        <w:tabs>
-          <w:tab w:val="right" w:leader="dot" w:pos="9072"/>
-        </w:tabs>
-        <w:ind w:left="440"/>
-      </w:pPr>
-      <w:r>
-        <w:t>5. Tự đánh giá KPI cá nhân quý</w:t>
-      </w:r>
-      <w:r>
-        <w:tab/>
-        <w:t>15</w:t>
-      </w:r>
-    </w:p>
-    <w:p>
-      <w:pPr>
-        <w:tabs>
-          <w:tab w:val="right" w:leader="dot" w:pos="9072"/>
-        </w:tabs>
-        <w:ind w:left="440"/>
-      </w:pPr>
-      <w:r>
-        <w:t>6. Soạn thảo văn bản hành chính</w:t>
-      </w:r>
-      <w:r>
-        <w:tab/>
-        <w:t>16</w:t>
-      </w:r>
-    </w:p>
-    <w:p>
-      <w:pPr>
-        <w:tabs>
-          <w:tab w:val="right" w:leader="dot" w:pos="9072"/>
-        </w:tabs>
-        <w:ind w:left="440"/>
-      </w:pPr>
-      <w:r>
-        <w:t>7. Quản trị, điều phối nhiệm vụ</w:t>
-      </w:r>
-      <w:r>
-        <w:tab/>
-        <w:t>16</w:t>
-      </w:r>
-    </w:p>
-    <w:p>
-      <w:pPr>
-        <w:tabs>
-          <w:tab w:val="right" w:leader="dot" w:pos="9072"/>
-        </w:tabs>
-        <w:ind w:left="440"/>
-      </w:pPr>
-      <w:r>
-        <w:t>8. Kiểm tra độc lập bằng tác tử (Cowork, Claude Code)</w:t>
-      </w:r>
-      <w:r>
-        <w:tab/>
-        <w:t>17</w:t>
       </w:r>
     </w:p>
     <w:p>
@@ -800,7 +830,7 @@
       </w:r>
       <w:r>
         <w:tab/>
-        <w:t>17</w:t>
+        <w:t>15</w:t>
       </w:r>
     </w:p>
     <w:p>
@@ -817,7 +847,7 @@
       </w:r>
       <w:r>
         <w:tab/>
-        <w:t>18</w:t>
+        <w:t>16</w:t>
       </w:r>
     </w:p>
     <w:p>
@@ -834,7 +864,7 @@
       </w:r>
       <w:r>
         <w:tab/>
-        <w:t>19</w:t>
+        <w:t>17</w:t>
       </w:r>
     </w:p>
     <w:p>
@@ -851,29 +881,29 @@
       </w:r>
       <w:r>
         <w:tab/>
-        <w:t>20</w:t>
+        <w:t>18</w:t>
       </w:r>
       <w:r>
         <w:fldChar w:fldCharType="end"/>
       </w:r>
     </w:p>
     <w:p>
+      <w:pPr>
+        <w:pStyle w:val="Heading1"/>
+        <w:pageBreakBefore/>
+        <w:spacing w:before="240" w:after="120" w:line="264" w:lineRule="auto"/>
+        <w:ind w:firstLine="720"/>
+      </w:pPr>
       <w:r>
-        <w:br w:type="page"/>
-      </w:r>
-    </w:p>
-    <w:p>
-      <w:pPr>
-        <w:pStyle w:val="Heading1"/>
-      </w:pPr>
-      <w:r>
-        <w:rPr>
-          <w:rFonts w:ascii="Times New Roman" w:hAnsi="Times New Roman"/>
-        </w:rPr>
         <w:t>I. GIỚI THIỆU BỘ CÔNG CỤ</w:t>
       </w:r>
     </w:p>
     <w:p>
+      <w:pPr>
+        <w:spacing w:line="264" w:lineRule="auto"/>
+        <w:ind w:firstLine="720"/>
+        <w:jc w:val="both"/>
+      </w:pPr>
       <w:r>
         <w:t>KTC-Quan-tri là bộ công cụ trí tuệ nhân tạo hỗ trợ chu trình quản trị nhiệm vụ khép kín của Trường: Kế hoạch - giao việc - theo dõi - kết quả, minh chứng - báo cáo - đánh giá. Bộ công cụ dùng chung kho KTC-Database, mẫu Phụ lục Thông báo số 736/TB-CĐKT ngày 25/6/2026, 6 trục kết quả trọng tâm theo Thông báo số 817/TB-CĐKT ngày 14/7/2026 và mã nhiệm vụ (Task_ID) thống nhất từ kế hoạch đến báo cáo.</w:t>
       </w:r>
@@ -881,23 +911,23 @@
     <w:tbl>
       <w:tblPr>
         <w:tblStyle w:val="TableGrid"/>
-        <w:tblW w:w="0" w:type="auto"/>
+        <w:tblW w:w="5000" w:type="pct"/>
         <w:jc w:val="center"/>
         <w:tblBorders>
-          <w:top w:val="single" w:sz="4" w:space="0" w:color="808080"/>
-          <w:left w:val="single" w:sz="4" w:space="0" w:color="808080"/>
-          <w:bottom w:val="single" w:sz="4" w:space="0" w:color="808080"/>
-          <w:right w:val="single" w:sz="4" w:space="0" w:color="808080"/>
-          <w:insideH w:val="single" w:sz="4" w:space="0" w:color="808080"/>
-          <w:insideV w:val="single" w:sz="4" w:space="0" w:color="808080"/>
+          <w:top w:val="single" w:sz="4" w:space="0" w:color="000000"/>
+          <w:left w:val="single" w:sz="4" w:space="0" w:color="000000"/>
+          <w:bottom w:val="single" w:sz="4" w:space="0" w:color="000000"/>
+          <w:right w:val="single" w:sz="4" w:space="0" w:color="000000"/>
+          <w:insideH w:val="single" w:sz="4" w:space="0" w:color="000000"/>
+          <w:insideV w:val="single" w:sz="4" w:space="0" w:color="000000"/>
         </w:tblBorders>
         <w:tblLayout w:type="fixed"/>
         <w:tblLook w:val="04A0" w:firstRow="1" w:lastRow="0" w:firstColumn="1" w:lastColumn="0" w:noHBand="0" w:noVBand="1"/>
       </w:tblPr>
       <w:tblGrid>
-        <w:gridCol w:w="2154"/>
-        <w:gridCol w:w="3572"/>
-        <w:gridCol w:w="3345"/>
+        <w:gridCol w:w="2152"/>
+        <w:gridCol w:w="3568"/>
+        <w:gridCol w:w="3341"/>
       </w:tblGrid>
       <w:tr>
         <w:trPr>
@@ -907,7 +937,6 @@
         <w:tc>
           <w:tcPr>
             <w:tcW w:w="2154" w:type="dxa"/>
-            <w:shd w:val="clear" w:color="auto" w:fill="D9EAF7"/>
             <w:tcMar>
               <w:top w:w="90" w:type="dxa"/>
               <w:left w:w="100" w:type="dxa"/>
@@ -918,13 +947,14 @@
           </w:tcPr>
           <w:p>
             <w:pPr>
-              <w:spacing w:after="0"/>
+              <w:spacing w:before="40" w:after="40" w:line="252" w:lineRule="auto"/>
               <w:jc w:val="center"/>
             </w:pPr>
             <w:r>
               <w:rPr>
                 <w:b/>
-                <w:sz w:val="22"/>
+                <w:sz w:val="24"/>
+                <w:szCs w:val="24"/>
               </w:rPr>
               <w:t>CHỨC NĂNG (KỸ NĂNG)</w:t>
             </w:r>
@@ -933,7 +963,6 @@
         <w:tc>
           <w:tcPr>
             <w:tcW w:w="3572" w:type="dxa"/>
-            <w:shd w:val="clear" w:color="auto" w:fill="D9EAF7"/>
             <w:tcMar>
               <w:top w:w="90" w:type="dxa"/>
               <w:left w:w="100" w:type="dxa"/>
@@ -944,13 +973,14 @@
           </w:tcPr>
           <w:p>
             <w:pPr>
-              <w:spacing w:after="0"/>
+              <w:spacing w:before="40" w:after="40" w:line="252" w:lineRule="auto"/>
               <w:jc w:val="center"/>
             </w:pPr>
             <w:r>
               <w:rPr>
                 <w:b/>
-                <w:sz w:val="22"/>
+                <w:sz w:val="24"/>
+                <w:szCs w:val="24"/>
               </w:rPr>
               <w:t>DÙNG KHI</w:t>
             </w:r>
@@ -959,7 +989,6 @@
         <w:tc>
           <w:tcPr>
             <w:tcW w:w="3345" w:type="dxa"/>
-            <w:shd w:val="clear" w:color="auto" w:fill="D9EAF7"/>
             <w:tcMar>
               <w:top w:w="90" w:type="dxa"/>
               <w:left w:w="100" w:type="dxa"/>
@@ -970,13 +999,14 @@
           </w:tcPr>
           <w:p>
             <w:pPr>
-              <w:spacing w:after="0"/>
+              <w:spacing w:before="40" w:after="40" w:line="252" w:lineRule="auto"/>
               <w:jc w:val="center"/>
             </w:pPr>
             <w:r>
               <w:rPr>
                 <w:b/>
-                <w:sz w:val="22"/>
+                <w:sz w:val="24"/>
+                <w:szCs w:val="24"/>
               </w:rPr>
               <w:t>SẢN PHẨM</w:t>
             </w:r>
@@ -985,13 +1015,11 @@
       </w:tr>
       <w:tr>
         <w:trPr>
-          <w:cantSplit/>
           <w:jc w:val="center"/>
         </w:trPr>
         <w:tc>
           <w:tcPr>
             <w:tcW w:w="2154" w:type="dxa"/>
-            <w:shd w:val="clear" w:color="auto" w:fill="EAF2F8"/>
             <w:tcMar>
               <w:top w:w="90" w:type="dxa"/>
               <w:left w:w="100" w:type="dxa"/>
@@ -1002,13 +1030,14 @@
           </w:tcPr>
           <w:p>
             <w:pPr>
-              <w:spacing w:after="0" w:line="252" w:lineRule="auto"/>
+              <w:spacing w:before="40" w:after="40" w:line="252" w:lineRule="auto"/>
               <w:jc w:val="center"/>
             </w:pPr>
             <w:r>
               <w:rPr>
                 <w:b/>
-                <w:sz w:val="22"/>
+                <w:sz w:val="24"/>
+                <w:szCs w:val="24"/>
               </w:rPr>
               <w:t>Xây dựng kế hoạch (ke-hoach)</w:t>
             </w:r>
@@ -1027,11 +1056,12 @@
           </w:tcPr>
           <w:p>
             <w:pPr>
-              <w:spacing w:after="0" w:line="252" w:lineRule="auto"/>
+              <w:spacing w:before="40" w:after="40" w:line="252" w:lineRule="auto"/>
             </w:pPr>
             <w:r>
               <w:rPr>
-                <w:sz w:val="22"/>
+                <w:sz w:val="24"/>
+                <w:szCs w:val="24"/>
               </w:rPr>
               <w:t>Tổng hợp kế hoạch công tác năm, quý, tháng của Trường hoặc đơn vị</w:t>
             </w:r>
@@ -1050,11 +1080,12 @@
           </w:tcPr>
           <w:p>
             <w:pPr>
-              <w:spacing w:after="0" w:line="252" w:lineRule="auto"/>
+              <w:spacing w:before="40" w:after="40" w:line="252" w:lineRule="auto"/>
             </w:pPr>
             <w:r>
               <w:rPr>
-                <w:sz w:val="22"/>
+                <w:sz w:val="24"/>
+                <w:szCs w:val="24"/>
               </w:rPr>
               <w:t>Kế hoạch theo mẫu Phụ lục Thông báo số 736/TB-CĐKT, phân 6 trục; danh sách nhiệm vụ thiếu sản phẩm, thời hạn, lệch kế hoạch cấp trên</w:t>
             </w:r>
@@ -1063,13 +1094,11 @@
       </w:tr>
       <w:tr>
         <w:trPr>
-          <w:cantSplit/>
           <w:jc w:val="center"/>
         </w:trPr>
         <w:tc>
           <w:tcPr>
             <w:tcW w:w="2154" w:type="dxa"/>
-            <w:shd w:val="clear" w:color="auto" w:fill="EAF2F8"/>
             <w:tcMar>
               <w:top w:w="90" w:type="dxa"/>
               <w:left w:w="100" w:type="dxa"/>
@@ -1080,13 +1109,14 @@
           </w:tcPr>
           <w:p>
             <w:pPr>
-              <w:spacing w:after="0" w:line="252" w:lineRule="auto"/>
+              <w:spacing w:before="40" w:after="40" w:line="252" w:lineRule="auto"/>
               <w:jc w:val="center"/>
             </w:pPr>
             <w:r>
               <w:rPr>
                 <w:b/>
-                <w:sz w:val="22"/>
+                <w:sz w:val="24"/>
+                <w:szCs w:val="24"/>
               </w:rPr>
               <w:t>Tổng hợp báo cáo (bao-cao)</w:t>
             </w:r>
@@ -1095,7 +1125,6 @@
         <w:tc>
           <w:tcPr>
             <w:tcW w:w="3572" w:type="dxa"/>
-            <w:shd w:val="clear" w:color="auto" w:fill="F8FBFD"/>
             <w:tcMar>
               <w:top w:w="90" w:type="dxa"/>
               <w:left w:w="100" w:type="dxa"/>
@@ -1106,11 +1135,12 @@
           </w:tcPr>
           <w:p>
             <w:pPr>
-              <w:spacing w:after="0" w:line="252" w:lineRule="auto"/>
+              <w:spacing w:before="40" w:after="40" w:line="252" w:lineRule="auto"/>
             </w:pPr>
             <w:r>
               <w:rPr>
-                <w:sz w:val="22"/>
+                <w:sz w:val="24"/>
+                <w:szCs w:val="24"/>
               </w:rPr>
               <w:t>Báo cáo công tác tháng, quý, 6 tháng, năm</w:t>
             </w:r>
@@ -1119,7 +1149,6 @@
         <w:tc>
           <w:tcPr>
             <w:tcW w:w="3345" w:type="dxa"/>
-            <w:shd w:val="clear" w:color="auto" w:fill="F8FBFD"/>
             <w:tcMar>
               <w:top w:w="90" w:type="dxa"/>
               <w:left w:w="100" w:type="dxa"/>
@@ -1130,11 +1159,12 @@
           </w:tcPr>
           <w:p>
             <w:pPr>
-              <w:spacing w:after="0" w:line="252" w:lineRule="auto"/>
+              <w:spacing w:before="40" w:after="40" w:line="252" w:lineRule="auto"/>
             </w:pPr>
             <w:r>
               <w:rPr>
-                <w:sz w:val="22"/>
+                <w:sz w:val="24"/>
+                <w:szCs w:val="24"/>
               </w:rPr>
               <w:t>Bảng kiểm báo cáo từng đơn vị; tỷ lệ KPI theo trục; dự thảo báo cáo cấp Trường theo mẫu Thông báo số 736/TB-CĐKT</w:t>
             </w:r>
@@ -1143,13 +1173,11 @@
       </w:tr>
       <w:tr>
         <w:trPr>
-          <w:cantSplit/>
           <w:jc w:val="center"/>
         </w:trPr>
         <w:tc>
           <w:tcPr>
             <w:tcW w:w="2154" w:type="dxa"/>
-            <w:shd w:val="clear" w:color="auto" w:fill="EAF2F8"/>
             <w:tcMar>
               <w:top w:w="90" w:type="dxa"/>
               <w:left w:w="100" w:type="dxa"/>
@@ -1160,13 +1188,14 @@
           </w:tcPr>
           <w:p>
             <w:pPr>
-              <w:spacing w:after="0" w:line="252" w:lineRule="auto"/>
+              <w:spacing w:before="40" w:after="40" w:line="252" w:lineRule="auto"/>
               <w:jc w:val="center"/>
             </w:pPr>
             <w:r>
               <w:rPr>
                 <w:b/>
-                <w:sz w:val="22"/>
+                <w:sz w:val="24"/>
+                <w:szCs w:val="24"/>
               </w:rPr>
               <w:t>Theo dõi nhiệm vụ (theo-doi-cv)</w:t>
             </w:r>
@@ -1185,11 +1214,12 @@
           </w:tcPr>
           <w:p>
             <w:pPr>
-              <w:spacing w:after="0" w:line="252" w:lineRule="auto"/>
+              <w:spacing w:before="40" w:after="40" w:line="252" w:lineRule="auto"/>
             </w:pPr>
             <w:r>
               <w:rPr>
-                <w:sz w:val="22"/>
+                <w:sz w:val="24"/>
+                <w:szCs w:val="24"/>
               </w:rPr>
               <w:t>Cập nhật tiến độ, minh chứng trong kỳ</w:t>
             </w:r>
@@ -1208,11 +1238,12 @@
           </w:tcPr>
           <w:p>
             <w:pPr>
-              <w:spacing w:after="0" w:line="252" w:lineRule="auto"/>
+              <w:spacing w:before="40" w:after="40" w:line="252" w:lineRule="auto"/>
             </w:pPr>
             <w:r>
               <w:rPr>
-                <w:sz w:val="22"/>
+                <w:sz w:val="24"/>
+                <w:szCs w:val="24"/>
               </w:rPr>
               <w:t>Tình hình thực hiện; cảnh báo 8 loại; dữ liệu đã xác nhận chuyển sang báo cáo</w:t>
             </w:r>
@@ -1221,13 +1252,11 @@
       </w:tr>
       <w:tr>
         <w:trPr>
-          <w:cantSplit/>
           <w:jc w:val="center"/>
         </w:trPr>
         <w:tc>
           <w:tcPr>
             <w:tcW w:w="2154" w:type="dxa"/>
-            <w:shd w:val="clear" w:color="auto" w:fill="EAF2F8"/>
             <w:tcMar>
               <w:top w:w="90" w:type="dxa"/>
               <w:left w:w="100" w:type="dxa"/>
@@ -1238,13 +1267,14 @@
           </w:tcPr>
           <w:p>
             <w:pPr>
-              <w:spacing w:after="0" w:line="252" w:lineRule="auto"/>
+              <w:spacing w:before="40" w:after="40" w:line="252" w:lineRule="auto"/>
               <w:jc w:val="center"/>
             </w:pPr>
             <w:r>
               <w:rPr>
                 <w:b/>
-                <w:sz w:val="22"/>
+                <w:sz w:val="24"/>
+                <w:szCs w:val="24"/>
               </w:rPr>
               <w:t>Quản trị, điều phối (quan-tri)</w:t>
             </w:r>
@@ -1253,7 +1283,6 @@
         <w:tc>
           <w:tcPr>
             <w:tcW w:w="3572" w:type="dxa"/>
-            <w:shd w:val="clear" w:color="auto" w:fill="F8FBFD"/>
             <w:tcMar>
               <w:top w:w="90" w:type="dxa"/>
               <w:left w:w="100" w:type="dxa"/>
@@ -1264,11 +1293,12 @@
           </w:tcPr>
           <w:p>
             <w:pPr>
-              <w:spacing w:after="0" w:line="252" w:lineRule="auto"/>
+              <w:spacing w:before="40" w:after="40" w:line="252" w:lineRule="auto"/>
             </w:pPr>
             <w:r>
               <w:rPr>
-                <w:sz w:val="22"/>
+                <w:sz w:val="24"/>
+                <w:szCs w:val="24"/>
               </w:rPr>
               <w:t>Chuẩn hóa nhiệm vụ, cấp Task_ID, phân loại trục, chốt kỳ; chưa rõ nên dùng chức năng nào</w:t>
             </w:r>
@@ -1277,7 +1307,6 @@
         <w:tc>
           <w:tcPr>
             <w:tcW w:w="3345" w:type="dxa"/>
-            <w:shd w:val="clear" w:color="auto" w:fill="F8FBFD"/>
             <w:tcMar>
               <w:top w:w="90" w:type="dxa"/>
               <w:left w:w="100" w:type="dxa"/>
@@ -1288,11 +1317,12 @@
           </w:tcPr>
           <w:p>
             <w:pPr>
-              <w:spacing w:after="0" w:line="252" w:lineRule="auto"/>
+              <w:spacing w:before="40" w:after="40" w:line="252" w:lineRule="auto"/>
             </w:pPr>
             <w:r>
               <w:rPr>
-                <w:sz w:val="22"/>
+                <w:sz w:val="24"/>
+                <w:szCs w:val="24"/>
               </w:rPr>
               <w:t>Bảng nhiệm vụ chuẩn hóa; bảng đối chiếu kế hoạch - kết quả</w:t>
             </w:r>
@@ -1301,13 +1331,11 @@
       </w:tr>
       <w:tr>
         <w:trPr>
-          <w:cantSplit/>
           <w:jc w:val="center"/>
         </w:trPr>
         <w:tc>
           <w:tcPr>
             <w:tcW w:w="2154" w:type="dxa"/>
-            <w:shd w:val="clear" w:color="auto" w:fill="EAF2F8"/>
             <w:tcMar>
               <w:top w:w="90" w:type="dxa"/>
               <w:left w:w="100" w:type="dxa"/>
@@ -1318,13 +1346,14 @@
           </w:tcPr>
           <w:p>
             <w:pPr>
-              <w:spacing w:after="0" w:line="252" w:lineRule="auto"/>
+              <w:spacing w:before="40" w:after="40" w:line="252" w:lineRule="auto"/>
               <w:jc w:val="center"/>
             </w:pPr>
             <w:r>
               <w:rPr>
                 <w:b/>
-                <w:sz w:val="22"/>
+                <w:sz w:val="24"/>
+                <w:szCs w:val="24"/>
               </w:rPr>
               <w:t>Lập KPI cá nhân (kpi-lap-ke-hoach)</w:t>
             </w:r>
@@ -1343,11 +1372,12 @@
           </w:tcPr>
           <w:p>
             <w:pPr>
-              <w:spacing w:after="0" w:line="252" w:lineRule="auto"/>
+              <w:spacing w:before="40" w:after="40" w:line="252" w:lineRule="auto"/>
             </w:pPr>
             <w:r>
               <w:rPr>
-                <w:sz w:val="22"/>
+                <w:sz w:val="24"/>
+                <w:szCs w:val="24"/>
               </w:rPr>
               <w:t>Đầu quý, lập kế hoạch và danh mục sản phẩm KPI cá nhân</w:t>
             </w:r>
@@ -1366,11 +1396,12 @@
           </w:tcPr>
           <w:p>
             <w:pPr>
-              <w:spacing w:after="0" w:line="252" w:lineRule="auto"/>
+              <w:spacing w:before="40" w:after="40" w:line="252" w:lineRule="auto"/>
             </w:pPr>
             <w:r>
               <w:rPr>
-                <w:sz w:val="22"/>
+                <w:sz w:val="24"/>
+                <w:szCs w:val="24"/>
               </w:rPr>
               <w:t>Tệp Excel Kế hoạch + KPI đúng mẫu của nhóm vị trí; bảng lỗi, cảnh báo</w:t>
             </w:r>
@@ -1379,13 +1410,11 @@
       </w:tr>
       <w:tr>
         <w:trPr>
-          <w:cantSplit/>
           <w:jc w:val="center"/>
         </w:trPr>
         <w:tc>
           <w:tcPr>
             <w:tcW w:w="2154" w:type="dxa"/>
-            <w:shd w:val="clear" w:color="auto" w:fill="EAF2F8"/>
             <w:tcMar>
               <w:top w:w="90" w:type="dxa"/>
               <w:left w:w="100" w:type="dxa"/>
@@ -1396,13 +1425,14 @@
           </w:tcPr>
           <w:p>
             <w:pPr>
-              <w:spacing w:after="0" w:line="252" w:lineRule="auto"/>
+              <w:spacing w:before="40" w:after="40" w:line="252" w:lineRule="auto"/>
               <w:jc w:val="center"/>
             </w:pPr>
             <w:r>
               <w:rPr>
                 <w:b/>
-                <w:sz w:val="22"/>
+                <w:sz w:val="24"/>
+                <w:szCs w:val="24"/>
               </w:rPr>
               <w:t>Tự đánh giá KPI (kpi-tu-danh-gia)</w:t>
             </w:r>
@@ -1411,7 +1441,6 @@
         <w:tc>
           <w:tcPr>
             <w:tcW w:w="3572" w:type="dxa"/>
-            <w:shd w:val="clear" w:color="auto" w:fill="F8FBFD"/>
             <w:tcMar>
               <w:top w:w="90" w:type="dxa"/>
               <w:left w:w="100" w:type="dxa"/>
@@ -1422,11 +1451,12 @@
           </w:tcPr>
           <w:p>
             <w:pPr>
-              <w:spacing w:after="0" w:line="252" w:lineRule="auto"/>
+              <w:spacing w:before="40" w:after="40" w:line="252" w:lineRule="auto"/>
             </w:pPr>
             <w:r>
               <w:rPr>
-                <w:sz w:val="22"/>
+                <w:sz w:val="24"/>
+                <w:szCs w:val="24"/>
               </w:rPr>
               <w:t>Cuối quý, tự chấm điểm, đề xuất mức xếp loại</w:t>
             </w:r>
@@ -1435,7 +1465,6 @@
         <w:tc>
           <w:tcPr>
             <w:tcW w:w="3345" w:type="dxa"/>
-            <w:shd w:val="clear" w:color="auto" w:fill="F8FBFD"/>
             <w:tcMar>
               <w:top w:w="90" w:type="dxa"/>
               <w:left w:w="100" w:type="dxa"/>
@@ -1446,11 +1475,12 @@
           </w:tcPr>
           <w:p>
             <w:pPr>
-              <w:spacing w:after="0" w:line="252" w:lineRule="auto"/>
+              <w:spacing w:before="40" w:after="40" w:line="252" w:lineRule="auto"/>
             </w:pPr>
             <w:r>
               <w:rPr>
-                <w:sz w:val="22"/>
+                <w:sz w:val="24"/>
+                <w:szCs w:val="24"/>
               </w:rPr>
               <w:t>Bảng hỏi Excel; Bản tự đánh giá có điểm phần A, phần B và mức xếp loại đề xuất</w:t>
             </w:r>
@@ -1459,13 +1489,11 @@
       </w:tr>
       <w:tr>
         <w:trPr>
-          <w:cantSplit/>
           <w:jc w:val="center"/>
         </w:trPr>
         <w:tc>
           <w:tcPr>
             <w:tcW w:w="2154" w:type="dxa"/>
-            <w:shd w:val="clear" w:color="auto" w:fill="EAF2F8"/>
             <w:tcMar>
               <w:top w:w="90" w:type="dxa"/>
               <w:left w:w="100" w:type="dxa"/>
@@ -1476,13 +1504,14 @@
           </w:tcPr>
           <w:p>
             <w:pPr>
-              <w:spacing w:after="0" w:line="252" w:lineRule="auto"/>
+              <w:spacing w:before="40" w:after="40" w:line="252" w:lineRule="auto"/>
               <w:jc w:val="center"/>
             </w:pPr>
             <w:r>
               <w:rPr>
                 <w:b/>
-                <w:sz w:val="22"/>
+                <w:sz w:val="24"/>
+                <w:szCs w:val="24"/>
               </w:rPr>
               <w:t>Soạn thảo văn bản (soan-thao-vb)</w:t>
             </w:r>
@@ -1501,11 +1530,12 @@
           </w:tcPr>
           <w:p>
             <w:pPr>
-              <w:spacing w:after="0" w:line="252" w:lineRule="auto"/>
+              <w:spacing w:before="40" w:after="40" w:line="252" w:lineRule="auto"/>
             </w:pPr>
             <w:r>
               <w:rPr>
-                <w:sz w:val="22"/>
+                <w:sz w:val="24"/>
+                <w:szCs w:val="24"/>
               </w:rPr>
               <w:t>Soạn Quyết định, Kế hoạch, Thông báo, Báo cáo, Tờ trình, Công văn, Biên bản</w:t>
             </w:r>
@@ -1524,11 +1554,12 @@
           </w:tcPr>
           <w:p>
             <w:pPr>
-              <w:spacing w:after="0" w:line="252" w:lineRule="auto"/>
+              <w:spacing w:before="40" w:after="40" w:line="252" w:lineRule="auto"/>
             </w:pPr>
             <w:r>
               <w:rPr>
-                <w:sz w:val="22"/>
+                <w:sz w:val="24"/>
+                <w:szCs w:val="24"/>
               </w:rPr>
               <w:t>Dự thảo .docx phát triển từ văn bản cùng loại đã ban hành</w:t>
             </w:r>
@@ -1537,13 +1568,11 @@
       </w:tr>
       <w:tr>
         <w:trPr>
-          <w:cantSplit/>
           <w:jc w:val="center"/>
         </w:trPr>
         <w:tc>
           <w:tcPr>
             <w:tcW w:w="2154" w:type="dxa"/>
-            <w:shd w:val="clear" w:color="auto" w:fill="EAF2F8"/>
             <w:tcMar>
               <w:top w:w="90" w:type="dxa"/>
               <w:left w:w="100" w:type="dxa"/>
@@ -1554,13 +1583,14 @@
           </w:tcPr>
           <w:p>
             <w:pPr>
-              <w:spacing w:after="0" w:line="252" w:lineRule="auto"/>
+              <w:spacing w:before="40" w:after="40" w:line="252" w:lineRule="auto"/>
               <w:jc w:val="center"/>
             </w:pPr>
             <w:r>
               <w:rPr>
                 <w:b/>
-                <w:sz w:val="22"/>
+                <w:sz w:val="24"/>
+                <w:szCs w:val="24"/>
               </w:rPr>
               <w:t>Chuẩn thể thức (the-thuc)</w:t>
             </w:r>
@@ -1569,7 +1599,6 @@
         <w:tc>
           <w:tcPr>
             <w:tcW w:w="3572" w:type="dxa"/>
-            <w:shd w:val="clear" w:color="auto" w:fill="F8FBFD"/>
             <w:tcMar>
               <w:top w:w="90" w:type="dxa"/>
               <w:left w:w="100" w:type="dxa"/>
@@ -1580,11 +1609,12 @@
           </w:tcPr>
           <w:p>
             <w:pPr>
-              <w:spacing w:after="0" w:line="252" w:lineRule="auto"/>
+              <w:spacing w:before="40" w:after="40" w:line="252" w:lineRule="auto"/>
             </w:pPr>
             <w:r>
               <w:rPr>
-                <w:sz w:val="22"/>
+                <w:sz w:val="24"/>
+                <w:szCs w:val="24"/>
               </w:rPr>
               <w:t>Mọi tệp .docx, .xlsx do Bộ công cụ xuất</w:t>
             </w:r>
@@ -1593,7 +1623,6 @@
         <w:tc>
           <w:tcPr>
             <w:tcW w:w="3345" w:type="dxa"/>
-            <w:shd w:val="clear" w:color="auto" w:fill="F8FBFD"/>
             <w:tcMar>
               <w:top w:w="90" w:type="dxa"/>
               <w:left w:w="100" w:type="dxa"/>
@@ -1604,11 +1633,12 @@
           </w:tcPr>
           <w:p>
             <w:pPr>
-              <w:spacing w:after="0" w:line="252" w:lineRule="auto"/>
+              <w:spacing w:before="40" w:after="40" w:line="252" w:lineRule="auto"/>
             </w:pPr>
             <w:r>
               <w:rPr>
-                <w:sz w:val="22"/>
+                <w:sz w:val="24"/>
+                <w:szCs w:val="24"/>
               </w:rPr>
               <w:t>Tệp đúng thể thức: A4, lề 2-2-3-2 cm, Times New Roman cỡ 14</w:t>
             </w:r>
@@ -1616,12 +1646,24 @@
         </w:tc>
       </w:tr>
     </w:tbl>
-    <w:p/>
+    <w:p>
+      <w:pPr>
+        <w:spacing w:after="0" w:line="120" w:lineRule="exact"/>
+      </w:pPr>
+    </w:p>
     <w:tbl>
       <w:tblPr>
         <w:tblStyle w:val="TableGrid"/>
-        <w:tblW w:w="0" w:type="auto"/>
+        <w:tblW w:w="5000" w:type="pct"/>
         <w:jc w:val="center"/>
+        <w:tblBorders>
+          <w:top w:val="single" w:sz="4" w:space="0" w:color="000000"/>
+          <w:left w:val="single" w:sz="4" w:space="0" w:color="000000"/>
+          <w:bottom w:val="single" w:sz="4" w:space="0" w:color="000000"/>
+          <w:right w:val="single" w:sz="4" w:space="0" w:color="000000"/>
+          <w:insideH w:val="single" w:sz="4" w:space="0" w:color="000000"/>
+          <w:insideV w:val="single" w:sz="4" w:space="0" w:color="000000"/>
+        </w:tblBorders>
         <w:tblLook w:val="04A0" w:firstRow="1" w:lastRow="0" w:firstColumn="1" w:lastColumn="0" w:noHBand="0" w:noVBand="1"/>
       </w:tblPr>
       <w:tblGrid>
@@ -1635,7 +1677,6 @@
         <w:tc>
           <w:tcPr>
             <w:tcW w:w="9071" w:type="dxa"/>
-            <w:shd w:val="clear" w:color="auto" w:fill="FFF2CC"/>
             <w:tcMar>
               <w:top w:w="120" w:type="dxa"/>
               <w:left w:w="140" w:type="dxa"/>
@@ -1645,23 +1686,25 @@
           </w:tcPr>
           <w:p>
             <w:pPr>
-              <w:spacing w:after="40"/>
+              <w:spacing w:before="40" w:after="40" w:line="252" w:lineRule="auto"/>
             </w:pPr>
             <w:r>
               <w:rPr>
                 <w:b/>
-                <w:sz w:val="26"/>
+                <w:sz w:val="24"/>
+                <w:szCs w:val="24"/>
               </w:rPr>
               <w:t>Bộ công cụ không thực hiện</w:t>
             </w:r>
           </w:p>
           <w:p>
             <w:pPr>
-              <w:spacing w:after="0" w:line="264" w:lineRule="auto"/>
+              <w:spacing w:before="40" w:after="40" w:line="252" w:lineRule="auto"/>
             </w:pPr>
             <w:r>
               <w:rPr>
-                <w:sz w:val="26"/>
+                <w:sz w:val="24"/>
+                <w:szCs w:val="24"/>
               </w:rPr>
               <w:t>Không rà soát văn bản trước khi trình ký (dùng Skill “ktc-ra-soat-897”); không tự phê duyệt, không quyết định mức xếp loại thay người có thẩm quyền; không tự tạo nhiệm vụ trùng với nhiệm vụ đã có trong kế hoạch; không tự đặt hệ số quy đổi ngoài Danh mục sản phẩm, công việc ban hành kèm theo Quyết định số 2119/QĐ-CĐKT ngày 28/9/2026; không tiếp nhận thông tin thuộc bí mật nhà nước.</w:t>
             </w:r>
@@ -1669,30 +1712,38 @@
         </w:tc>
       </w:tr>
     </w:tbl>
-    <w:p/>
     <w:p>
       <w:pPr>
+        <w:spacing w:after="0" w:line="120" w:lineRule="exact"/>
+      </w:pPr>
+    </w:p>
+    <w:p>
+      <w:pPr>
         <w:pStyle w:val="Heading1"/>
+        <w:spacing w:before="240" w:after="120" w:line="264" w:lineRule="auto"/>
+        <w:ind w:firstLine="720"/>
       </w:pPr>
       <w:r>
-        <w:rPr>
-          <w:rFonts w:ascii="Times New Roman" w:hAnsi="Times New Roman"/>
-        </w:rPr>
         <w:t>II. PLUGIN, KỸ NĂNG VÀ CÁC NỀN TẢNG SỬ DỤNG</w:t>
       </w:r>
     </w:p>
     <w:p>
       <w:pPr>
         <w:pStyle w:val="Heading2"/>
+        <w:spacing w:before="120" w:after="120" w:line="264" w:lineRule="auto"/>
+        <w:ind w:firstLine="720"/>
+        <w:jc w:val="both"/>
       </w:pPr>
       <w:r>
-        <w:rPr>
-          <w:rFonts w:ascii="Times New Roman" w:hAnsi="Times New Roman"/>
-        </w:rPr>
         <w:t>1. Plugin và kỹ năng</w:t>
       </w:r>
     </w:p>
     <w:p>
+      <w:pPr>
+        <w:spacing w:line="264" w:lineRule="auto"/>
+        <w:ind w:firstLine="720"/>
+        <w:jc w:val="both"/>
+      </w:pPr>
       <w:r>
         <w:t>Các công cụ AI nhà trường đã hướng dẫn trước đây là skill đơn lẻ: Một tệp hướng dẫn SKILL.md kèm tài liệu tham chiếu, AI đọc và làm theo. KTC-Quan-tri là plugin: Một gói tích hợp nhiều skill cùng các thành phần tự động và công cụ tính toán, cài một lần là dùng được các thành phần mà từng nền tảng hỗ trợ (Mục 2 Phần này).</w:t>
       </w:r>
@@ -1700,22 +1751,22 @@
     <w:tbl>
       <w:tblPr>
         <w:tblStyle w:val="TableGrid"/>
-        <w:tblW w:w="0" w:type="auto"/>
+        <w:tblW w:w="5000" w:type="pct"/>
         <w:jc w:val="center"/>
         <w:tblBorders>
-          <w:top w:val="single" w:sz="4" w:space="0" w:color="808080"/>
-          <w:left w:val="single" w:sz="4" w:space="0" w:color="808080"/>
-          <w:bottom w:val="single" w:sz="4" w:space="0" w:color="808080"/>
-          <w:right w:val="single" w:sz="4" w:space="0" w:color="808080"/>
-          <w:insideH w:val="single" w:sz="4" w:space="0" w:color="808080"/>
-          <w:insideV w:val="single" w:sz="4" w:space="0" w:color="808080"/>
+          <w:top w:val="single" w:sz="4" w:space="0" w:color="000000"/>
+          <w:left w:val="single" w:sz="4" w:space="0" w:color="000000"/>
+          <w:bottom w:val="single" w:sz="4" w:space="0" w:color="000000"/>
+          <w:right w:val="single" w:sz="4" w:space="0" w:color="000000"/>
+          <w:insideH w:val="single" w:sz="4" w:space="0" w:color="000000"/>
+          <w:insideV w:val="single" w:sz="4" w:space="0" w:color="000000"/>
         </w:tblBorders>
         <w:tblLayout w:type="fixed"/>
         <w:tblLook w:val="04A0" w:firstRow="1" w:lastRow="0" w:firstColumn="1" w:lastColumn="0" w:noHBand="0" w:noVBand="1"/>
       </w:tblPr>
       <w:tblGrid>
-        <w:gridCol w:w="2381"/>
-        <w:gridCol w:w="6690"/>
+        <w:gridCol w:w="2378"/>
+        <w:gridCol w:w="6683"/>
       </w:tblGrid>
       <w:tr>
         <w:trPr>
@@ -1725,7 +1776,6 @@
         <w:tc>
           <w:tcPr>
             <w:tcW w:w="2381" w:type="dxa"/>
-            <w:shd w:val="clear" w:color="auto" w:fill="D9EAF7"/>
             <w:tcMar>
               <w:top w:w="90" w:type="dxa"/>
               <w:left w:w="100" w:type="dxa"/>
@@ -1736,13 +1786,14 @@
           </w:tcPr>
           <w:p>
             <w:pPr>
-              <w:spacing w:after="0"/>
+              <w:spacing w:before="40" w:after="40" w:line="252" w:lineRule="auto"/>
               <w:jc w:val="center"/>
             </w:pPr>
             <w:r>
               <w:rPr>
                 <w:b/>
                 <w:sz w:val="24"/>
+                <w:szCs w:val="24"/>
               </w:rPr>
               <w:t>THÀNH PHẦN</w:t>
             </w:r>
@@ -1751,7 +1802,6 @@
         <w:tc>
           <w:tcPr>
             <w:tcW w:w="6690" w:type="dxa"/>
-            <w:shd w:val="clear" w:color="auto" w:fill="D9EAF7"/>
             <w:tcMar>
               <w:top w:w="90" w:type="dxa"/>
               <w:left w:w="100" w:type="dxa"/>
@@ -1762,13 +1812,14 @@
           </w:tcPr>
           <w:p>
             <w:pPr>
-              <w:spacing w:after="0"/>
+              <w:spacing w:before="40" w:after="40" w:line="252" w:lineRule="auto"/>
               <w:jc w:val="center"/>
             </w:pPr>
             <w:r>
               <w:rPr>
                 <w:b/>
                 <w:sz w:val="24"/>
+                <w:szCs w:val="24"/>
               </w:rPr>
               <w:t>VAI TRÒ TRONG KTC-QUAN-TRI</w:t>
             </w:r>
@@ -1777,13 +1828,11 @@
       </w:tr>
       <w:tr>
         <w:trPr>
-          <w:cantSplit/>
           <w:jc w:val="center"/>
         </w:trPr>
         <w:tc>
           <w:tcPr>
             <w:tcW w:w="2381" w:type="dxa"/>
-            <w:shd w:val="clear" w:color="auto" w:fill="EAF2F8"/>
             <w:tcMar>
               <w:top w:w="90" w:type="dxa"/>
               <w:left w:w="100" w:type="dxa"/>
@@ -1794,13 +1843,14 @@
           </w:tcPr>
           <w:p>
             <w:pPr>
-              <w:spacing w:after="0" w:line="252" w:lineRule="auto"/>
+              <w:spacing w:before="40" w:after="40" w:line="252" w:lineRule="auto"/>
               <w:jc w:val="center"/>
             </w:pPr>
             <w:r>
               <w:rPr>
                 <w:b/>
                 <w:sz w:val="24"/>
+                <w:szCs w:val="24"/>
               </w:rPr>
               <w:t>8 kỹ năng (skills)</w:t>
             </w:r>
@@ -1819,11 +1869,12 @@
           </w:tcPr>
           <w:p>
             <w:pPr>
-              <w:spacing w:after="0" w:line="252" w:lineRule="auto"/>
+              <w:spacing w:before="40" w:after="40" w:line="252" w:lineRule="auto"/>
             </w:pPr>
             <w:r>
               <w:rPr>
                 <w:sz w:val="24"/>
+                <w:szCs w:val="24"/>
               </w:rPr>
               <w:t>Hướng dẫn nghiệp vụ cho từng việc (bảng tại Phần I). Claude tự chọn kỹ năng theo yêu cầu; người dùng có thể gọi đích danh bằng cách gõ “/” rồi chọn kỹ năng. Với việc lập, tự đánh giá KPI cá nhân, báo cáo (kể cả viết đoạn đánh giá, tổng hợp bảng kết quả) hoặc có dữ liệu cá nhân, gọi đích danh kỹ năng hoặc kiểm tra kỹ năng đã được kích hoạt trước khi dùng kết quả.</w:t>
             </w:r>
@@ -1832,13 +1883,11 @@
       </w:tr>
       <w:tr>
         <w:trPr>
-          <w:cantSplit/>
           <w:jc w:val="center"/>
         </w:trPr>
         <w:tc>
           <w:tcPr>
             <w:tcW w:w="2381" w:type="dxa"/>
-            <w:shd w:val="clear" w:color="auto" w:fill="EAF2F8"/>
             <w:tcMar>
               <w:top w:w="90" w:type="dxa"/>
               <w:left w:w="100" w:type="dxa"/>
@@ -1849,13 +1898,14 @@
           </w:tcPr>
           <w:p>
             <w:pPr>
-              <w:spacing w:after="0" w:line="252" w:lineRule="auto"/>
+              <w:spacing w:before="40" w:after="40" w:line="252" w:lineRule="auto"/>
               <w:jc w:val="center"/>
             </w:pPr>
             <w:r>
               <w:rPr>
                 <w:b/>
                 <w:sz w:val="24"/>
+                <w:szCs w:val="24"/>
               </w:rPr>
               <w:t>7 tác tử kiểm tra (agents)</w:t>
             </w:r>
@@ -1864,7 +1914,6 @@
         <w:tc>
           <w:tcPr>
             <w:tcW w:w="6690" w:type="dxa"/>
-            <w:shd w:val="clear" w:color="auto" w:fill="F8FBFD"/>
             <w:tcMar>
               <w:top w:w="90" w:type="dxa"/>
               <w:left w:w="100" w:type="dxa"/>
@@ -1875,11 +1924,12 @@
           </w:tcPr>
           <w:p>
             <w:pPr>
-              <w:spacing w:after="0" w:line="252" w:lineRule="auto"/>
+              <w:spacing w:before="40" w:after="40" w:line="252" w:lineRule="auto"/>
             </w:pPr>
             <w:r>
               <w:rPr>
                 <w:sz w:val="24"/>
+                <w:szCs w:val="24"/>
               </w:rPr>
               <w:t>Chạy độc lập với phiên soạn thảo, như một người kiểm tra thứ hai: Kiểm hồ sơ đơn vị nộp; tra cứu căn cứ; kiểm tra sản phẩm trước khi giao; quét hiệu lực văn bản viện dẫn; kiểm minh chứng; tự học; đề xuất cải tiến.</w:t>
             </w:r>
@@ -1888,13 +1938,11 @@
       </w:tr>
       <w:tr>
         <w:trPr>
-          <w:cantSplit/>
           <w:jc w:val="center"/>
         </w:trPr>
         <w:tc>
           <w:tcPr>
             <w:tcW w:w="2381" w:type="dxa"/>
-            <w:shd w:val="clear" w:color="auto" w:fill="EAF2F8"/>
             <w:tcMar>
               <w:top w:w="90" w:type="dxa"/>
               <w:left w:w="100" w:type="dxa"/>
@@ -1905,13 +1953,14 @@
           </w:tcPr>
           <w:p>
             <w:pPr>
-              <w:spacing w:after="0" w:line="252" w:lineRule="auto"/>
+              <w:spacing w:before="40" w:after="40" w:line="252" w:lineRule="auto"/>
               <w:jc w:val="center"/>
             </w:pPr>
             <w:r>
               <w:rPr>
                 <w:b/>
                 <w:sz w:val="24"/>
+                <w:szCs w:val="24"/>
               </w:rPr>
               <w:t>Thao tác tự động (hooks)</w:t>
             </w:r>
@@ -1930,11 +1979,12 @@
           </w:tcPr>
           <w:p>
             <w:pPr>
-              <w:spacing w:after="0" w:line="252" w:lineRule="auto"/>
+              <w:spacing w:before="40" w:after="40" w:line="252" w:lineRule="auto"/>
             </w:pPr>
             <w:r>
               <w:rPr>
                 <w:sz w:val="24"/>
+                <w:szCs w:val="24"/>
               </w:rPr>
               <w:t>Tự chạy khi mở, kết thúc phiên và sau khi tạo tệp: In phiên bản và tự thử thao tác chặn ghi; chặn thao tác ghi, xóa đã nhận dạng được vào kho KTC-Database, 03-Templates(1), 04-Good-Documents, kể cả thao tác không xác định được nơi ghi; đo thể thức tệp vừa tạo; ghi nhật ký vận hành: Mặc định chỉ ghi thông tin mô tả, không ghi nội dung lời nhắn, câu lệnh; nội dung chỉ được ghi khi người dùng mở đầu lời nhắn bằng #học hoặc tự đặt biến KTC_NHAT_KY_NOI_DUNG=1 trên máy mình; nhật ký tự xóa sau 30 ngày. Từ phiên bản 1.3.0 (không ghi câu lệnh: Từ 1.3.1; chặn thao tác không xác định được nơi ghi: Từ 1.3.2); chạy trên Claude Code (đã kiểm thử theo bộ 15 ca) và Cowork (đã dùng thử, chưa kiểm thử theo bộ ca). Thao tác chặn ghi là biện pháp hỗ trợ: Không nhận dạng được lệnh đã mã hóa, biến hoặc liên kết đặt từ trước, chương trình viết sẵn trong tệp, không chạy khi máy thiếu Python; phân quyền chỉ đọc trên Google Drive là biện pháp bảo vệ chính.</w:t>
             </w:r>
@@ -1943,13 +1993,11 @@
       </w:tr>
       <w:tr>
         <w:trPr>
-          <w:cantSplit/>
           <w:jc w:val="center"/>
         </w:trPr>
         <w:tc>
           <w:tcPr>
             <w:tcW w:w="2381" w:type="dxa"/>
-            <w:shd w:val="clear" w:color="auto" w:fill="EAF2F8"/>
             <w:tcMar>
               <w:top w:w="90" w:type="dxa"/>
               <w:left w:w="100" w:type="dxa"/>
@@ -1960,13 +2008,14 @@
           </w:tcPr>
           <w:p>
             <w:pPr>
-              <w:spacing w:after="0" w:line="252" w:lineRule="auto"/>
+              <w:spacing w:before="40" w:after="40" w:line="252" w:lineRule="auto"/>
               <w:jc w:val="center"/>
             </w:pPr>
             <w:r>
               <w:rPr>
                 <w:b/>
                 <w:sz w:val="24"/>
+                <w:szCs w:val="24"/>
               </w:rPr>
               <w:t>Công cụ tính toán (scripts)</w:t>
             </w:r>
@@ -1975,7 +2024,6 @@
         <w:tc>
           <w:tcPr>
             <w:tcW w:w="6690" w:type="dxa"/>
-            <w:shd w:val="clear" w:color="auto" w:fill="F8FBFD"/>
             <w:tcMar>
               <w:top w:w="90" w:type="dxa"/>
               <w:left w:w="100" w:type="dxa"/>
@@ -1986,11 +2034,12 @@
           </w:tcPr>
           <w:p>
             <w:pPr>
-              <w:spacing w:after="0" w:line="252" w:lineRule="auto"/>
+              <w:spacing w:before="40" w:after="40" w:line="252" w:lineRule="auto"/>
             </w:pPr>
             <w:r>
               <w:rPr>
                 <w:sz w:val="24"/>
+                <w:szCs w:val="24"/>
               </w:rPr>
               <w:t>Tính điểm, hệ số, tỷ lệ KPI, kiểm biểu mẫu Excel, đo lề, cỡ chữ bằng thuật toán cố định - cùng dữ liệu luôn cho cùng kết quả.</w:t>
             </w:r>
@@ -1999,13 +2048,11 @@
       </w:tr>
       <w:tr>
         <w:trPr>
-          <w:cantSplit/>
           <w:jc w:val="center"/>
         </w:trPr>
         <w:tc>
           <w:tcPr>
             <w:tcW w:w="2381" w:type="dxa"/>
-            <w:shd w:val="clear" w:color="auto" w:fill="EAF2F8"/>
             <w:tcMar>
               <w:top w:w="90" w:type="dxa"/>
               <w:left w:w="100" w:type="dxa"/>
@@ -2016,13 +2063,14 @@
           </w:tcPr>
           <w:p>
             <w:pPr>
-              <w:spacing w:after="0" w:line="252" w:lineRule="auto"/>
+              <w:spacing w:before="40" w:after="40" w:line="252" w:lineRule="auto"/>
               <w:jc w:val="center"/>
             </w:pPr>
             <w:r>
               <w:rPr>
                 <w:b/>
                 <w:sz w:val="24"/>
+                <w:szCs w:val="24"/>
               </w:rPr>
               <w:t>Dữ liệu dùng chung</w:t>
             </w:r>
@@ -2041,11 +2089,12 @@
           </w:tcPr>
           <w:p>
             <w:pPr>
-              <w:spacing w:after="0" w:line="252" w:lineRule="auto"/>
+              <w:spacing w:before="40" w:after="40" w:line="252" w:lineRule="auto"/>
             </w:pPr>
             <w:r>
               <w:rPr>
                 <w:sz w:val="24"/>
+                <w:szCs w:val="24"/>
               </w:rPr>
               <w:t>Kho KTC-Database trên Google Drive (căn cứ, biểu mẫu), mẫu Phụ lục Thông báo số 736/TB-CĐKT, 6 mẫu Kế hoạch + KPI theo nhóm vị trí.</w:t>
             </w:r>
@@ -2053,38 +2102,42 @@
         </w:tc>
       </w:tr>
     </w:tbl>
-    <w:p/>
     <w:p>
       <w:pPr>
+        <w:spacing w:after="0" w:line="120" w:lineRule="exact"/>
+      </w:pPr>
+    </w:p>
+    <w:p>
+      <w:pPr>
         <w:pStyle w:val="Heading2"/>
+        <w:spacing w:before="120" w:after="120" w:line="264" w:lineRule="auto"/>
+        <w:ind w:firstLine="720"/>
+        <w:jc w:val="both"/>
       </w:pPr>
       <w:r>
-        <w:rPr>
-          <w:rFonts w:ascii="Times New Roman" w:hAnsi="Times New Roman"/>
-        </w:rPr>
         <w:t>2. Ba nền tảng Claude</w:t>
       </w:r>
     </w:p>
     <w:tbl>
       <w:tblPr>
         <w:tblStyle w:val="TableGrid"/>
-        <w:tblW w:w="0" w:type="auto"/>
+        <w:tblW w:w="5000" w:type="pct"/>
         <w:jc w:val="center"/>
         <w:tblBorders>
-          <w:top w:val="single" w:sz="4" w:space="0" w:color="808080"/>
-          <w:left w:val="single" w:sz="4" w:space="0" w:color="808080"/>
-          <w:bottom w:val="single" w:sz="4" w:space="0" w:color="808080"/>
-          <w:right w:val="single" w:sz="4" w:space="0" w:color="808080"/>
-          <w:insideH w:val="single" w:sz="4" w:space="0" w:color="808080"/>
-          <w:insideV w:val="single" w:sz="4" w:space="0" w:color="808080"/>
+          <w:top w:val="single" w:sz="4" w:space="0" w:color="000000"/>
+          <w:left w:val="single" w:sz="4" w:space="0" w:color="000000"/>
+          <w:bottom w:val="single" w:sz="4" w:space="0" w:color="000000"/>
+          <w:right w:val="single" w:sz="4" w:space="0" w:color="000000"/>
+          <w:insideH w:val="single" w:sz="4" w:space="0" w:color="000000"/>
+          <w:insideV w:val="single" w:sz="4" w:space="0" w:color="000000"/>
         </w:tblBorders>
         <w:tblLayout w:type="fixed"/>
         <w:tblLook w:val="04A0" w:firstRow="1" w:lastRow="0" w:firstColumn="1" w:lastColumn="0" w:noHBand="0" w:noVBand="1"/>
       </w:tblPr>
       <w:tblGrid>
-        <w:gridCol w:w="2154"/>
-        <w:gridCol w:w="3572"/>
-        <w:gridCol w:w="3345"/>
+        <w:gridCol w:w="2152"/>
+        <w:gridCol w:w="3568"/>
+        <w:gridCol w:w="3341"/>
       </w:tblGrid>
       <w:tr>
         <w:trPr>
@@ -2094,7 +2147,6 @@
         <w:tc>
           <w:tcPr>
             <w:tcW w:w="2154" w:type="dxa"/>
-            <w:shd w:val="clear" w:color="auto" w:fill="D9EAF7"/>
             <w:tcMar>
               <w:top w:w="90" w:type="dxa"/>
               <w:left w:w="100" w:type="dxa"/>
@@ -2105,13 +2157,14 @@
           </w:tcPr>
           <w:p>
             <w:pPr>
-              <w:spacing w:after="0"/>
+              <w:spacing w:before="40" w:after="40" w:line="252" w:lineRule="auto"/>
               <w:jc w:val="center"/>
             </w:pPr>
             <w:r>
               <w:rPr>
                 <w:b/>
-                <w:sz w:val="22"/>
+                <w:sz w:val="24"/>
+                <w:szCs w:val="24"/>
               </w:rPr>
               <w:t>NỀN TẢNG</w:t>
             </w:r>
@@ -2120,7 +2173,6 @@
         <w:tc>
           <w:tcPr>
             <w:tcW w:w="3572" w:type="dxa"/>
-            <w:shd w:val="clear" w:color="auto" w:fill="D9EAF7"/>
             <w:tcMar>
               <w:top w:w="90" w:type="dxa"/>
               <w:left w:w="100" w:type="dxa"/>
@@ -2131,13 +2183,14 @@
           </w:tcPr>
           <w:p>
             <w:pPr>
-              <w:spacing w:after="0"/>
+              <w:spacing w:before="40" w:after="40" w:line="252" w:lineRule="auto"/>
               <w:jc w:val="center"/>
             </w:pPr>
             <w:r>
               <w:rPr>
                 <w:b/>
-                <w:sz w:val="22"/>
+                <w:sz w:val="24"/>
+                <w:szCs w:val="24"/>
               </w:rPr>
               <w:t>THÀNH PHẦN CHẠY ĐƯỢC</w:t>
             </w:r>
@@ -2146,7 +2199,6 @@
         <w:tc>
           <w:tcPr>
             <w:tcW w:w="3345" w:type="dxa"/>
-            <w:shd w:val="clear" w:color="auto" w:fill="D9EAF7"/>
             <w:tcMar>
               <w:top w:w="90" w:type="dxa"/>
               <w:left w:w="100" w:type="dxa"/>
@@ -2157,13 +2209,14 @@
           </w:tcPr>
           <w:p>
             <w:pPr>
-              <w:spacing w:after="0"/>
+              <w:spacing w:before="40" w:after="40" w:line="252" w:lineRule="auto"/>
               <w:jc w:val="center"/>
             </w:pPr>
             <w:r>
               <w:rPr>
                 <w:b/>
-                <w:sz w:val="22"/>
+                <w:sz w:val="24"/>
+                <w:szCs w:val="24"/>
               </w:rPr>
               <w:t>PHÙ HỢP VỚI VIỆC</w:t>
             </w:r>
@@ -2172,13 +2225,11 @@
       </w:tr>
       <w:tr>
         <w:trPr>
-          <w:cantSplit/>
           <w:jc w:val="center"/>
         </w:trPr>
         <w:tc>
           <w:tcPr>
             <w:tcW w:w="2154" w:type="dxa"/>
-            <w:shd w:val="clear" w:color="auto" w:fill="EAF2F8"/>
             <w:tcMar>
               <w:top w:w="90" w:type="dxa"/>
               <w:left w:w="100" w:type="dxa"/>
@@ -2189,13 +2240,14 @@
           </w:tcPr>
           <w:p>
             <w:pPr>
-              <w:spacing w:after="0" w:line="252" w:lineRule="auto"/>
+              <w:spacing w:before="40" w:after="40" w:line="252" w:lineRule="auto"/>
               <w:jc w:val="center"/>
             </w:pPr>
             <w:r>
               <w:rPr>
                 <w:b/>
-                <w:sz w:val="22"/>
+                <w:sz w:val="24"/>
+                <w:szCs w:val="24"/>
               </w:rPr>
               <w:t>Claude (trò chuyện trên trình duyệt claude.ai hoặc thẻ Chat của Claude Desktop)</w:t>
             </w:r>
@@ -2214,11 +2266,12 @@
           </w:tcPr>
           <w:p>
             <w:pPr>
-              <w:spacing w:after="0" w:line="252" w:lineRule="auto"/>
+              <w:spacing w:before="40" w:after="40" w:line="252" w:lineRule="auto"/>
             </w:pPr>
             <w:r>
               <w:rPr>
-                <w:sz w:val="22"/>
+                <w:sz w:val="24"/>
+                <w:szCs w:val="24"/>
               </w:rPr>
               <w:t>8 kỹ năng; công cụ tính toán khi bật chức năng chạy mã; đọc KTC-Database qua kết nối Google Drive. Không có tác tử kiểm tra, thao tác tự động (kể cả thao tác chặn ghi kho dữ liệu).</w:t>
             </w:r>
@@ -2237,11 +2290,12 @@
           </w:tcPr>
           <w:p>
             <w:pPr>
-              <w:spacing w:after="0" w:line="252" w:lineRule="auto"/>
+              <w:spacing w:before="40" w:after="40" w:line="252" w:lineRule="auto"/>
             </w:pPr>
             <w:r>
               <w:rPr>
-                <w:sz w:val="22"/>
+                <w:sz w:val="24"/>
+                <w:szCs w:val="24"/>
               </w:rPr>
               <w:t>Lập kế hoạch, báo cáo của đơn vị; KPI cá nhân; soạn thảo văn bản. Nền tảng dùng hằng ngày của các đơn vị.</w:t>
             </w:r>
@@ -2250,13 +2304,11 @@
       </w:tr>
       <w:tr>
         <w:trPr>
-          <w:cantSplit/>
           <w:jc w:val="center"/>
         </w:trPr>
         <w:tc>
           <w:tcPr>
             <w:tcW w:w="2154" w:type="dxa"/>
-            <w:shd w:val="clear" w:color="auto" w:fill="EAF2F8"/>
             <w:tcMar>
               <w:top w:w="90" w:type="dxa"/>
               <w:left w:w="100" w:type="dxa"/>
@@ -2267,13 +2319,14 @@
           </w:tcPr>
           <w:p>
             <w:pPr>
-              <w:spacing w:after="0" w:line="252" w:lineRule="auto"/>
+              <w:spacing w:before="40" w:after="40" w:line="252" w:lineRule="auto"/>
               <w:jc w:val="center"/>
             </w:pPr>
             <w:r>
               <w:rPr>
                 <w:b/>
-                <w:sz w:val="22"/>
+                <w:sz w:val="24"/>
+                <w:szCs w:val="24"/>
               </w:rPr>
               <w:t>Claude Cowork (thẻ Cowork của Claude Desktop)</w:t>
             </w:r>
@@ -2282,7 +2335,6 @@
         <w:tc>
           <w:tcPr>
             <w:tcW w:w="3572" w:type="dxa"/>
-            <w:shd w:val="clear" w:color="auto" w:fill="F8FBFD"/>
             <w:tcMar>
               <w:top w:w="90" w:type="dxa"/>
               <w:left w:w="100" w:type="dxa"/>
@@ -2293,11 +2345,12 @@
           </w:tcPr>
           <w:p>
             <w:pPr>
-              <w:spacing w:after="0" w:line="252" w:lineRule="auto"/>
+              <w:spacing w:before="40" w:after="40" w:line="252" w:lineRule="auto"/>
             </w:pPr>
             <w:r>
               <w:rPr>
-                <w:sz w:val="22"/>
+                <w:sz w:val="24"/>
+                <w:szCs w:val="24"/>
               </w:rPr>
               <w:t>Kỹ năng, tác tử kiểm tra, thao tác tự động; làm việc với tệp, thư mục trên máy tính khi được cấp quyền; thao tác tự động cần Python trên máy.</w:t>
             </w:r>
@@ -2306,7 +2359,6 @@
         <w:tc>
           <w:tcPr>
             <w:tcW w:w="3345" w:type="dxa"/>
-            <w:shd w:val="clear" w:color="auto" w:fill="F8FBFD"/>
             <w:tcMar>
               <w:top w:w="90" w:type="dxa"/>
               <w:left w:w="100" w:type="dxa"/>
@@ -2317,11 +2369,12 @@
           </w:tcPr>
           <w:p>
             <w:pPr>
-              <w:spacing w:after="0" w:line="252" w:lineRule="auto"/>
+              <w:spacing w:before="40" w:after="40" w:line="252" w:lineRule="auto"/>
             </w:pPr>
             <w:r>
               <w:rPr>
-                <w:sz w:val="22"/>
+                <w:sz w:val="24"/>
+                <w:szCs w:val="24"/>
               </w:rPr>
               <w:t>Tổng hợp nhiều hồ sơ đơn vị một lần; kiểm hồ sơ đơn vị nộp; công việc nhiều bước.</w:t>
             </w:r>
@@ -2330,13 +2383,11 @@
       </w:tr>
       <w:tr>
         <w:trPr>
-          <w:cantSplit/>
           <w:jc w:val="center"/>
         </w:trPr>
         <w:tc>
           <w:tcPr>
             <w:tcW w:w="2154" w:type="dxa"/>
-            <w:shd w:val="clear" w:color="auto" w:fill="EAF2F8"/>
             <w:tcMar>
               <w:top w:w="90" w:type="dxa"/>
               <w:left w:w="100" w:type="dxa"/>
@@ -2347,13 +2398,14 @@
           </w:tcPr>
           <w:p>
             <w:pPr>
-              <w:spacing w:after="0" w:line="252" w:lineRule="auto"/>
+              <w:spacing w:before="40" w:after="40" w:line="252" w:lineRule="auto"/>
               <w:jc w:val="center"/>
             </w:pPr>
             <w:r>
               <w:rPr>
                 <w:b/>
-                <w:sz w:val="22"/>
+                <w:sz w:val="24"/>
+                <w:szCs w:val="24"/>
               </w:rPr>
               <w:t>Claude Code (ứng dụng lập trình, tiện ích VS Code)</w:t>
             </w:r>
@@ -2372,11 +2424,12 @@
           </w:tcPr>
           <w:p>
             <w:pPr>
-              <w:spacing w:after="0" w:line="252" w:lineRule="auto"/>
+              <w:spacing w:before="40" w:after="40" w:line="252" w:lineRule="auto"/>
             </w:pPr>
             <w:r>
               <w:rPr>
-                <w:sz w:val="22"/>
+                <w:sz w:val="24"/>
+                <w:szCs w:val="24"/>
               </w:rPr>
               <w:t>Toàn bộ: Kỹ năng, tác tử, thao tác tự động, công cụ tính toán, nhật ký tự học.</w:t>
             </w:r>
@@ -2395,11 +2448,12 @@
           </w:tcPr>
           <w:p>
             <w:pPr>
-              <w:spacing w:after="0" w:line="252" w:lineRule="auto"/>
+              <w:spacing w:before="40" w:after="40" w:line="252" w:lineRule="auto"/>
             </w:pPr>
             <w:r>
               <w:rPr>
-                <w:sz w:val="22"/>
+                <w:sz w:val="24"/>
+                <w:szCs w:val="24"/>
               </w:rPr>
               <w:t>Phòng TH-HC&amp;QT: Tổng hợp, kiểm tra cấp Trường; đo thể thức thật của tệp Word; theo dõi thay đổi (Track Changes); cập nhật Bộ công cụ.</w:t>
             </w:r>
@@ -2407,12 +2461,24 @@
         </w:tc>
       </w:tr>
     </w:tbl>
-    <w:p/>
+    <w:p>
+      <w:pPr>
+        <w:spacing w:after="0" w:line="120" w:lineRule="exact"/>
+      </w:pPr>
+    </w:p>
     <w:tbl>
       <w:tblPr>
         <w:tblStyle w:val="TableGrid"/>
-        <w:tblW w:w="0" w:type="auto"/>
+        <w:tblW w:w="5000" w:type="pct"/>
         <w:jc w:val="center"/>
+        <w:tblBorders>
+          <w:top w:val="single" w:sz="4" w:space="0" w:color="000000"/>
+          <w:left w:val="single" w:sz="4" w:space="0" w:color="000000"/>
+          <w:bottom w:val="single" w:sz="4" w:space="0" w:color="000000"/>
+          <w:right w:val="single" w:sz="4" w:space="0" w:color="000000"/>
+          <w:insideH w:val="single" w:sz="4" w:space="0" w:color="000000"/>
+          <w:insideV w:val="single" w:sz="4" w:space="0" w:color="000000"/>
+        </w:tblBorders>
         <w:tblLook w:val="04A0" w:firstRow="1" w:lastRow="0" w:firstColumn="1" w:lastColumn="0" w:noHBand="0" w:noVBand="1"/>
       </w:tblPr>
       <w:tblGrid>
@@ -2426,7 +2492,6 @@
         <w:tc>
           <w:tcPr>
             <w:tcW w:w="9071" w:type="dxa"/>
-            <w:shd w:val="clear" w:color="auto" w:fill="F4CCCC"/>
             <w:tcMar>
               <w:top w:w="120" w:type="dxa"/>
               <w:left w:w="140" w:type="dxa"/>
@@ -2436,23 +2501,25 @@
           </w:tcPr>
           <w:p>
             <w:pPr>
-              <w:spacing w:after="40"/>
+              <w:spacing w:before="40" w:after="40" w:line="252" w:lineRule="auto"/>
             </w:pPr>
             <w:r>
               <w:rPr>
                 <w:b/>
-                <w:sz w:val="26"/>
+                <w:sz w:val="24"/>
+                <w:szCs w:val="24"/>
               </w:rPr>
               <w:t>Lưu ý về độ tin cậy theo nền tảng</w:t>
             </w:r>
           </w:p>
           <w:p>
             <w:pPr>
-              <w:spacing w:after="0" w:line="264" w:lineRule="auto"/>
+              <w:spacing w:before="40" w:after="40" w:line="252" w:lineRule="auto"/>
             </w:pPr>
             <w:r>
               <w:rPr>
-                <w:sz w:val="26"/>
+                <w:sz w:val="24"/>
+                <w:szCs w:val="24"/>
               </w:rPr>
               <w:t>Đo lề, cỡ chữ thật của tệp Word và theo dõi thay đổi (Track Changes) đã được kiểm thử trên Claude Code (dữ liệu giả lập); trên Claude và Cowork chỉ thực hiện được khi môi trường chạy được công cụ đo (chưa kiểm chứng đầy đủ), không chạy được thì kết quả kiểm thể thức được ghi “chưa xác minh bằng công cụ đo” - đó là hành vi đúng, không phải lỗi. Cùng một yêu cầu, kết quả trên Claude Code có độ tin cậy cao nhất.</w:t>
             </w:r>
@@ -2461,57 +2528,70 @@
       </w:tr>
     </w:tbl>
     <w:p>
+      <w:pPr>
+        <w:spacing w:line="264" w:lineRule="auto"/>
+        <w:ind w:firstLine="720"/>
+        <w:jc w:val="both"/>
+      </w:pPr>
       <w:r>
         <w:t>Việc xử lý dữ liệu nội bộ, dữ liệu cá nhân tuân thủ yêu cầu an toàn, bảo mật tại Thông báo số 924/TB-CĐKT ngày 11/8/2026 và Phần IX Tài liệu này; kho KTC-Database được phân quyền chỉ đọc đối với tài khoản người dùng.</w:t>
       </w:r>
     </w:p>
     <w:p>
+      <w:pPr>
+        <w:spacing w:line="264" w:lineRule="auto"/>
+        <w:ind w:firstLine="720"/>
+        <w:jc w:val="both"/>
+      </w:pPr>
       <w:r>
         <w:t>Kết quả kiểm thử gắn với phiên bản, mô hình đã chạy. Trên Claude Code ngày 29/9/2026, bản 1.3.13: Claude Opus 5.5, 15 ca: 14/15 ca đạt cả 2 lượt, 29/30 lượt đạt; Claude Sonnet 5 và Claude Haiku 4.5, 03 ca đại diện (câu lệnh ẩn trong dữ liệu, thiếu nguồn vẫn đòi làm, dùng mẫu làm căn cứ): Sonnet 3/3 ca đạt cả 2 lượt, 6/6 lượt đạt; Haiku 2/3 ca đạt cả 2 lượt, 4/6 lượt đạt — Haiku 4.5 trượt 2/2 lượt ca dùng mẫu làm căn cứ: Nhận thêm “Checklist 07” làm căn cứ khi có dự thảo, không cảnh báo lỗi Mức 1 (Sonnet 5, Opus 5.5 đều từ chối đúng); không dùng Claude Haiku 4.5 để soạn văn bản, phần căn cứ. Kết quả trên chỉ áp dụng cho Claude Code với các mô hình đã nêu; khi dùng mô hình khác hoặc dùng trên Claude (trò chuyện), Cowork, người dùng ghi nền tảng, mô hình đang dùng khi phản ánh lỗi về Phòng TH-HC&amp;QT.</w:t>
       </w:r>
     </w:p>
-    <w:p/>
     <w:p>
       <w:pPr>
+        <w:spacing w:after="0" w:line="120" w:lineRule="exact"/>
+      </w:pPr>
+    </w:p>
+    <w:p>
+      <w:pPr>
         <w:pStyle w:val="Heading1"/>
+        <w:spacing w:before="240" w:after="120" w:line="264" w:lineRule="auto"/>
+        <w:ind w:firstLine="720"/>
       </w:pPr>
       <w:r>
-        <w:rPr>
-          <w:rFonts w:ascii="Times New Roman" w:hAnsi="Times New Roman"/>
-        </w:rPr>
         <w:t>III. CÀI ĐẶT</w:t>
       </w:r>
     </w:p>
     <w:p>
       <w:pPr>
         <w:pStyle w:val="Heading2"/>
+        <w:spacing w:before="120" w:after="120" w:line="264" w:lineRule="auto"/>
+        <w:ind w:firstLine="720"/>
+        <w:jc w:val="both"/>
       </w:pPr>
       <w:r>
-        <w:rPr>
-          <w:rFonts w:ascii="Times New Roman" w:hAnsi="Times New Roman"/>
-        </w:rPr>
         <w:t>1. Tệp cài đặt</w:t>
       </w:r>
     </w:p>
     <w:tbl>
       <w:tblPr>
         <w:tblStyle w:val="TableGrid"/>
-        <w:tblW w:w="0" w:type="auto"/>
+        <w:tblW w:w="5000" w:type="pct"/>
         <w:jc w:val="center"/>
         <w:tblBorders>
-          <w:top w:val="single" w:sz="4" w:space="0" w:color="808080"/>
-          <w:left w:val="single" w:sz="4" w:space="0" w:color="808080"/>
-          <w:bottom w:val="single" w:sz="4" w:space="0" w:color="808080"/>
-          <w:right w:val="single" w:sz="4" w:space="0" w:color="808080"/>
-          <w:insideH w:val="single" w:sz="4" w:space="0" w:color="808080"/>
-          <w:insideV w:val="single" w:sz="4" w:space="0" w:color="808080"/>
+          <w:top w:val="single" w:sz="4" w:space="0" w:color="000000"/>
+          <w:left w:val="single" w:sz="4" w:space="0" w:color="000000"/>
+          <w:bottom w:val="single" w:sz="4" w:space="0" w:color="000000"/>
+          <w:right w:val="single" w:sz="4" w:space="0" w:color="000000"/>
+          <w:insideH w:val="single" w:sz="4" w:space="0" w:color="000000"/>
+          <w:insideV w:val="single" w:sz="4" w:space="0" w:color="000000"/>
         </w:tblBorders>
         <w:tblLayout w:type="fixed"/>
         <w:tblLook w:val="04A0" w:firstRow="1" w:lastRow="0" w:firstColumn="1" w:lastColumn="0" w:noHBand="0" w:noVBand="1"/>
       </w:tblPr>
       <w:tblGrid>
-        <w:gridCol w:w="2381"/>
-        <w:gridCol w:w="6690"/>
+        <w:gridCol w:w="2378"/>
+        <w:gridCol w:w="6683"/>
       </w:tblGrid>
       <w:tr>
         <w:trPr>
@@ -2521,7 +2601,6 @@
         <w:tc>
           <w:tcPr>
             <w:tcW w:w="2381" w:type="dxa"/>
-            <w:shd w:val="clear" w:color="auto" w:fill="D9EAF7"/>
             <w:tcMar>
               <w:top w:w="90" w:type="dxa"/>
               <w:left w:w="100" w:type="dxa"/>
@@ -2532,13 +2611,14 @@
           </w:tcPr>
           <w:p>
             <w:pPr>
-              <w:spacing w:after="0"/>
+              <w:spacing w:before="40" w:after="40" w:line="252" w:lineRule="auto"/>
               <w:jc w:val="center"/>
             </w:pPr>
             <w:r>
               <w:rPr>
                 <w:b/>
                 <w:sz w:val="24"/>
+                <w:szCs w:val="24"/>
               </w:rPr>
               <w:t>TỆP</w:t>
             </w:r>
@@ -2547,7 +2627,6 @@
         <w:tc>
           <w:tcPr>
             <w:tcW w:w="6690" w:type="dxa"/>
-            <w:shd w:val="clear" w:color="auto" w:fill="D9EAF7"/>
             <w:tcMar>
               <w:top w:w="90" w:type="dxa"/>
               <w:left w:w="100" w:type="dxa"/>
@@ -2558,13 +2637,14 @@
           </w:tcPr>
           <w:p>
             <w:pPr>
-              <w:spacing w:after="0"/>
+              <w:spacing w:before="40" w:after="40" w:line="252" w:lineRule="auto"/>
               <w:jc w:val="center"/>
             </w:pPr>
             <w:r>
               <w:rPr>
                 <w:b/>
                 <w:sz w:val="24"/>
+                <w:szCs w:val="24"/>
               </w:rPr>
               <w:t>DÙNG CHO</w:t>
             </w:r>
@@ -2573,13 +2653,11 @@
       </w:tr>
       <w:tr>
         <w:trPr>
-          <w:cantSplit/>
           <w:jc w:val="center"/>
         </w:trPr>
         <w:tc>
           <w:tcPr>
             <w:tcW w:w="2381" w:type="dxa"/>
-            <w:shd w:val="clear" w:color="auto" w:fill="EAF2F8"/>
             <w:tcMar>
               <w:top w:w="90" w:type="dxa"/>
               <w:left w:w="100" w:type="dxa"/>
@@ -2590,13 +2668,14 @@
           </w:tcPr>
           <w:p>
             <w:pPr>
-              <w:spacing w:after="0" w:line="252" w:lineRule="auto"/>
+              <w:spacing w:before="40" w:after="40" w:line="252" w:lineRule="auto"/>
               <w:jc w:val="center"/>
             </w:pPr>
             <w:r>
               <w:rPr>
                 <w:b/>
                 <w:sz w:val="24"/>
+                <w:szCs w:val="24"/>
               </w:rPr>
               <w:t>ktc-quan-tri-&lt;phiên bản&gt;.zip (plugin)</w:t>
             </w:r>
@@ -2615,11 +2694,12 @@
           </w:tcPr>
           <w:p>
             <w:pPr>
-              <w:spacing w:after="0" w:line="252" w:lineRule="auto"/>
+              <w:spacing w:before="40" w:after="40" w:line="252" w:lineRule="auto"/>
             </w:pPr>
             <w:r>
               <w:rPr>
                 <w:sz w:val="24"/>
+                <w:szCs w:val="24"/>
               </w:rPr>
               <w:t>Cài ở cấp tổ chức (Claude Team) hoặc tài khoản Claude cá nhân trả phí. Đây là cách cài chính.</w:t>
             </w:r>
@@ -2628,13 +2708,11 @@
       </w:tr>
       <w:tr>
         <w:trPr>
-          <w:cantSplit/>
           <w:jc w:val="center"/>
         </w:trPr>
         <w:tc>
           <w:tcPr>
             <w:tcW w:w="2381" w:type="dxa"/>
-            <w:shd w:val="clear" w:color="auto" w:fill="EAF2F8"/>
             <w:tcMar>
               <w:top w:w="90" w:type="dxa"/>
               <w:left w:w="100" w:type="dxa"/>
@@ -2645,13 +2723,14 @@
           </w:tcPr>
           <w:p>
             <w:pPr>
-              <w:spacing w:after="0" w:line="252" w:lineRule="auto"/>
+              <w:spacing w:before="40" w:after="40" w:line="252" w:lineRule="auto"/>
               <w:jc w:val="center"/>
             </w:pPr>
             <w:r>
               <w:rPr>
                 <w:b/>
                 <w:sz w:val="24"/>
+                <w:szCs w:val="24"/>
               </w:rPr>
               <w:t>8 tệp kỹ năng .skill</w:t>
             </w:r>
@@ -2660,7 +2739,6 @@
         <w:tc>
           <w:tcPr>
             <w:tcW w:w="6690" w:type="dxa"/>
-            <w:shd w:val="clear" w:color="auto" w:fill="F8FBFD"/>
             <w:tcMar>
               <w:top w:w="90" w:type="dxa"/>
               <w:left w:w="100" w:type="dxa"/>
@@ -2671,11 +2749,12 @@
           </w:tcPr>
           <w:p>
             <w:pPr>
-              <w:spacing w:after="0" w:line="252" w:lineRule="auto"/>
+              <w:spacing w:before="40" w:after="40" w:line="252" w:lineRule="auto"/>
             </w:pPr>
             <w:r>
               <w:rPr>
                 <w:sz w:val="24"/>
+                <w:szCs w:val="24"/>
               </w:rPr>
               <w:t>Cài từng kỹ năng khi không cài được plugin; sử dụng trên ChatGPT, Gemini.</w:t>
             </w:r>
@@ -2684,13 +2763,11 @@
       </w:tr>
       <w:tr>
         <w:trPr>
-          <w:cantSplit/>
           <w:jc w:val="center"/>
         </w:trPr>
         <w:tc>
           <w:tcPr>
             <w:tcW w:w="2381" w:type="dxa"/>
-            <w:shd w:val="clear" w:color="auto" w:fill="EAF2F8"/>
             <w:tcMar>
               <w:top w:w="90" w:type="dxa"/>
               <w:left w:w="100" w:type="dxa"/>
@@ -2701,13 +2778,14 @@
           </w:tcPr>
           <w:p>
             <w:pPr>
-              <w:spacing w:after="0" w:line="252" w:lineRule="auto"/>
+              <w:spacing w:before="40" w:after="40" w:line="252" w:lineRule="auto"/>
               <w:jc w:val="center"/>
             </w:pPr>
             <w:r>
               <w:rPr>
                 <w:b/>
                 <w:sz w:val="24"/>
+                <w:szCs w:val="24"/>
               </w:rPr>
               <w:t>Tệp .sha256</w:t>
             </w:r>
@@ -2726,11 +2804,12 @@
           </w:tcPr>
           <w:p>
             <w:pPr>
-              <w:spacing w:after="0" w:line="252" w:lineRule="auto"/>
+              <w:spacing w:before="40" w:after="40" w:line="252" w:lineRule="auto"/>
             </w:pPr>
             <w:r>
               <w:rPr>
                 <w:sz w:val="24"/>
+                <w:szCs w:val="24"/>
               </w:rPr>
               <w:t>Bắt buộc đối chiếu trước khi cài: Mã SHA-256 của tệp tải về phải trùng mã do Phòng TH-HC&amp;QT công bố kèm ghi chú phát hành; không trùng thì không cài, báo Phòng TH-HC&amp;QT.</w:t>
             </w:r>
@@ -2738,8 +2817,17 @@
         </w:tc>
       </w:tr>
     </w:tbl>
-    <w:p/>
     <w:p>
+      <w:pPr>
+        <w:spacing w:after="0" w:line="120" w:lineRule="exact"/>
+      </w:pPr>
+    </w:p>
+    <w:p>
+      <w:pPr>
+        <w:spacing w:line="264" w:lineRule="auto"/>
+        <w:ind w:firstLine="720"/>
+        <w:jc w:val="both"/>
+      </w:pPr>
       <w:r>
         <w:t>Phòng TH-HC&amp;QT cung cấp các tệp trên qua thư mục dùng chung trên Google Drive. Chỉ dùng tệp do Phòng TH-HC&amp;QT cung cấp; không cài plugin, kỹ năng KTC từ nguồn khác. Chỉ dùng phiên bản hiện hành do Phòng TH-HC&amp;QT công bố (khi cập nhật Tài liệu này là 1.3.13, dựng lại được từ mã nguồn đã chốt, cùng mã SHA-256); thao tác chặn ghi (kể cả thao tác không xác định được nơi ghi) và nhật ký không ghi nội dung lời nhắn, câu lệnh có đầy đủ từ phiên bản 1.3.2.</w:t>
       </w:r>
@@ -2747,15 +2835,20 @@
     <w:p>
       <w:pPr>
         <w:pStyle w:val="Heading2"/>
+        <w:spacing w:before="120" w:after="120" w:line="264" w:lineRule="auto"/>
+        <w:ind w:firstLine="720"/>
+        <w:jc w:val="both"/>
       </w:pPr>
       <w:r>
-        <w:rPr>
-          <w:rFonts w:ascii="Times New Roman" w:hAnsi="Times New Roman"/>
-        </w:rPr>
         <w:t>2. Cài ở cấp tổ chức - Hệ thống Claude AI Team (Phòng QLKHCN&amp;HTPT)</w:t>
       </w:r>
     </w:p>
     <w:p>
+      <w:pPr>
+        <w:spacing w:line="264" w:lineRule="auto"/>
+        <w:ind w:firstLine="720"/>
+        <w:jc w:val="both"/>
+      </w:pPr>
       <w:r>
         <w:rPr>
           <w:b/>
@@ -2767,6 +2860,11 @@
       </w:r>
     </w:p>
     <w:p>
+      <w:pPr>
+        <w:spacing w:line="264" w:lineRule="auto"/>
+        <w:ind w:firstLine="720"/>
+        <w:jc w:val="both"/>
+      </w:pPr>
       <w:r>
         <w:rPr>
           <w:b/>
@@ -2778,6 +2876,11 @@
       </w:r>
     </w:p>
     <w:p>
+      <w:pPr>
+        <w:spacing w:line="264" w:lineRule="auto"/>
+        <w:ind w:firstLine="720"/>
+        <w:jc w:val="both"/>
+      </w:pPr>
       <w:r>
         <w:rPr>
           <w:b/>
@@ -2789,6 +2892,11 @@
       </w:r>
     </w:p>
     <w:p>
+      <w:pPr>
+        <w:spacing w:line="264" w:lineRule="auto"/>
+        <w:ind w:firstLine="720"/>
+        <w:jc w:val="both"/>
+      </w:pPr>
       <w:r>
         <w:rPr>
           <w:b/>
@@ -2800,6 +2908,11 @@
       </w:r>
     </w:p>
     <w:p>
+      <w:pPr>
+        <w:spacing w:line="264" w:lineRule="auto"/>
+        <w:ind w:firstLine="720"/>
+        <w:jc w:val="both"/>
+      </w:pPr>
       <w:r>
         <w:rPr>
           <w:b/>
@@ -2811,11 +2924,21 @@
       </w:r>
     </w:p>
     <w:p>
+      <w:pPr>
+        <w:spacing w:line="264" w:lineRule="auto"/>
+        <w:ind w:firstLine="720"/>
+        <w:jc w:val="both"/>
+      </w:pPr>
       <w:r>
         <w:t>Plugin chỉ tải lên ở mục Customize của một tài khoản thì chỉ tài khoản đó dùng được, không phân phối cho toàn Team.</w:t>
       </w:r>
     </w:p>
     <w:p>
+      <w:pPr>
+        <w:spacing w:line="264" w:lineRule="auto"/>
+        <w:ind w:firstLine="720"/>
+        <w:jc w:val="both"/>
+      </w:pPr>
       <w:r>
         <w:t>Bước 5 - khi nạp phiên bản mới: Chuyển phiên bản cũ đang có ở cấp tổ chức sang chế độ “Not available”. Tắt ở một máy không có nghĩa là đã gỡ ở cấp tổ chức.</w:t>
       </w:r>
@@ -2823,15 +2946,20 @@
     <w:p>
       <w:pPr>
         <w:pStyle w:val="Heading2"/>
+        <w:spacing w:before="120" w:after="120" w:line="264" w:lineRule="auto"/>
+        <w:ind w:firstLine="720"/>
+        <w:jc w:val="both"/>
       </w:pPr>
       <w:r>
-        <w:rPr>
-          <w:rFonts w:ascii="Times New Roman" w:hAnsi="Times New Roman"/>
-        </w:rPr>
         <w:t>3. Người dùng tài khoản Team của đơn vị</w:t>
       </w:r>
     </w:p>
     <w:p>
+      <w:pPr>
+        <w:spacing w:line="264" w:lineRule="auto"/>
+        <w:ind w:firstLine="720"/>
+        <w:jc w:val="both"/>
+      </w:pPr>
       <w:r>
         <w:rPr>
           <w:b/>
@@ -2843,6 +2971,11 @@
       </w:r>
     </w:p>
     <w:p>
+      <w:pPr>
+        <w:spacing w:line="264" w:lineRule="auto"/>
+        <w:ind w:firstLine="720"/>
+        <w:jc w:val="both"/>
+      </w:pPr>
       <w:r>
         <w:rPr>
           <w:b/>
@@ -2854,6 +2987,11 @@
       </w:r>
     </w:p>
     <w:p>
+      <w:pPr>
+        <w:spacing w:line="264" w:lineRule="auto"/>
+        <w:ind w:firstLine="720"/>
+        <w:jc w:val="both"/>
+      </w:pPr>
       <w:r>
         <w:rPr>
           <w:b/>
@@ -2865,6 +3003,11 @@
       </w:r>
     </w:p>
     <w:p>
+      <w:pPr>
+        <w:spacing w:line="264" w:lineRule="auto"/>
+        <w:ind w:firstLine="720"/>
+        <w:jc w:val="both"/>
+      </w:pPr>
       <w:r>
         <w:rPr>
           <w:b/>
@@ -2878,15 +3021,20 @@
     <w:p>
       <w:pPr>
         <w:pStyle w:val="Heading2"/>
+        <w:spacing w:before="120" w:after="120" w:line="264" w:lineRule="auto"/>
+        <w:ind w:firstLine="720"/>
+        <w:jc w:val="both"/>
       </w:pPr>
       <w:r>
-        <w:rPr>
-          <w:rFonts w:ascii="Times New Roman" w:hAnsi="Times New Roman"/>
-        </w:rPr>
         <w:t>4. Tài khoản Claude cá nhân (Pro, Max)</w:t>
       </w:r>
     </w:p>
     <w:p>
+      <w:pPr>
+        <w:spacing w:line="264" w:lineRule="auto"/>
+        <w:ind w:firstLine="720"/>
+        <w:jc w:val="both"/>
+      </w:pPr>
       <w:r>
         <w:rPr>
           <w:b/>
@@ -2898,6 +3046,11 @@
       </w:r>
     </w:p>
     <w:p>
+      <w:pPr>
+        <w:spacing w:line="264" w:lineRule="auto"/>
+        <w:ind w:firstLine="720"/>
+        <w:jc w:val="both"/>
+      </w:pPr>
       <w:r>
         <w:rPr>
           <w:b/>
@@ -2909,6 +3062,11 @@
       </w:r>
     </w:p>
     <w:p>
+      <w:pPr>
+        <w:spacing w:line="264" w:lineRule="auto"/>
+        <w:ind w:firstLine="720"/>
+        <w:jc w:val="both"/>
+      </w:pPr>
       <w:r>
         <w:t>Tài khoản Claude miễn phí không dùng được plugin. Trên tài khoản cá nhân chỉ xử lý văn bản đã ban hành, công khai hoặc dữ liệu giả lập; không xử lý dữ liệu nội bộ, dữ liệu cá nhân (điểm (2), điểm (3) đoạn Phân loại dữ liệu, Phần IX).</w:t>
       </w:r>
@@ -2916,15 +3074,20 @@
     <w:p>
       <w:pPr>
         <w:pStyle w:val="Heading2"/>
+        <w:spacing w:before="120" w:after="120" w:line="264" w:lineRule="auto"/>
+        <w:ind w:firstLine="720"/>
+        <w:jc w:val="both"/>
       </w:pPr>
       <w:r>
-        <w:rPr>
-          <w:rFonts w:ascii="Times New Roman" w:hAnsi="Times New Roman"/>
-        </w:rPr>
         <w:t>5. Claude Code, Cowork</w:t>
       </w:r>
     </w:p>
     <w:p>
+      <w:pPr>
+        <w:spacing w:line="264" w:lineRule="auto"/>
+        <w:ind w:firstLine="720"/>
+        <w:jc w:val="both"/>
+      </w:pPr>
       <w:r>
         <w:rPr>
           <w:b/>
@@ -2936,6 +3099,11 @@
       </w:r>
     </w:p>
     <w:p>
+      <w:pPr>
+        <w:spacing w:line="264" w:lineRule="auto"/>
+        <w:ind w:firstLine="720"/>
+        <w:jc w:val="both"/>
+      </w:pPr>
       <w:r>
         <w:rPr>
           <w:b/>
@@ -2947,6 +3115,11 @@
       </w:r>
     </w:p>
     <w:p>
+      <w:pPr>
+        <w:spacing w:line="264" w:lineRule="auto"/>
+        <w:ind w:firstLine="720"/>
+        <w:jc w:val="both"/>
+      </w:pPr>
       <w:r>
         <w:rPr>
           <w:b/>
@@ -2958,75 +3131,124 @@
       </w:r>
     </w:p>
     <w:p>
+      <w:pPr>
+        <w:spacing w:line="264" w:lineRule="auto"/>
+        <w:ind w:firstLine="720"/>
+        <w:jc w:val="both"/>
+      </w:pPr>
       <w:r>
         <w:rPr>
           <w:b/>
         </w:rPr>
-        <w:t>Khi Claude báo “KTC-Quan-tri guard: CHẶN …”: Không tìm cách khác để ghi vào kho KTC-Database, 03-Templates(1), 04-Good-Documents; ghi sản phẩm vào thư mục kết quả; cần sửa kho thì lập đề xuất gửi Phòng TH-HC&amp;QT. Thao tác chặn ghi chỉ chặn các lệnh ghi, xóa nhận dạng được (kiểm thử ngày 29/9/2026: Chặn ghi trực tiếp, qua biến đặt trong cùng lệnh, lệnh lồng, lệnh PowerShell mã hóa, tạo liên kết trỏ vào kho; không nhận dạng được lệnh mã hóa base64, biến hoặc liên kết đặt từ trước, chương trình viết sẵn trong tệp); phân quyền chỉ đọc trên Google Drive là biện pháp bảo vệ chính.</w:t>
+        <w:t>Khi Claude báo “KTC-Quan-tri guard: CHẶN …”:</w:t>
       </w:r>
-    </w:p>
-    <w:p>
+      <w:r>
+        <w:t xml:space="preserve"> Không tìm cách khác để ghi vào kho KTC-Database, 03-Templates(1), 04-Good-Documents; ghi sản phẩm vào thư mục kết quả; cần sửa kho thì lập đề xuất gửi Phòng TH-HC&amp;QT.</w:t>
+      </w:r>
       <w:r>
         <w:rPr>
           <w:b/>
         </w:rPr>
-        <w:t>Kết nối thư mục đầu vào, đầu ra (Cowork, tài khoản thành viên; từ phiên bản 1.3.5): (1) tạo một thư mục trên máy, ví dụ Documents/KTC-&lt;mã đơn vị&gt;, chọn làm thư mục làm việc khi mở phiên Cowork (Claude Code: Mở phiên trong thư mục đó); (2) gõ yêu cầu “kết nối thư mục KTC cho đơn vị &lt;mã đơn vị&gt;” (mã theo bảng 11 mã chuẩn, ví dụ P-TCCB, K-KTCN). Bộ công cụ tạo thư mục 10-Dau-Vao (đặt tệp cần xử lý), 30-Ket-Qua (nơi lưu sản phẩm), tệp 00-HUONG-DAN.md và tệp đánh dấu KTC-THU-MUC-LAM-VIEC.json (không xóa); (3) các phiên sau chọn lại thư mục này, đầu phiên hiện dòng “thư mục làm việc đơn vị &lt;mã&gt;”. Bộ công cụ đọc tệp trong 10-Dau-Vao, lưu sản phẩm vào 30-Ket-Qua theo ngày, loại, tên chuẩn &lt;mã đơn vị&gt;_&lt;loại&gt;_&lt;kỳ&gt;_v&lt;N&gt; và tự đo thể thức; không sửa tệp gốc, không tự gửi — người dùng kiểm tra rồi tự gửi về Phòng TH-HC&amp;QT.</w:t>
+        <w:t xml:space="preserve"> </w:t>
+      </w:r>
+      <w:r>
+        <w:t>Thao tác chặn ghi chỉ chặn các lệnh ghi, xóa nhận dạng được (kiểm thử ngày 29/9/2026: Chặn ghi trực tiếp, qua biến đặt trong cùng lệnh, lệnh lồng, lệnh PowerShell mã hóa, tạo liên kết trỏ vào kho; không nhận dạng được lệnh mã hóa base64, biến hoặc liên kết đặt từ trước, chương trình viết sẵn trong tệp); phân quyền chỉ đọc trên Google Drive là biện pháp bảo vệ chính.</w:t>
       </w:r>
     </w:p>
     <w:p>
+      <w:pPr>
+        <w:spacing w:line="264" w:lineRule="auto"/>
+        <w:ind w:firstLine="720"/>
+        <w:jc w:val="both"/>
+      </w:pPr>
       <w:r>
         <w:rPr>
           <w:b/>
         </w:rPr>
-        <w:t>Kho KTC-Database: Kết nối thư mục không thay quyền đọc kho. Kho được chia sẻ trên Google Drive: Thêm lối tắt “KTC-Database” vào Drive của tôi (Google Drive for Desktop) để Bộ công cụ đọc được; đầu phiên hiện dòng “KTC-Database: &lt;đường dẫn&gt;”. Không đọc được kho thì văn bản cần căn cứ chỉ ở mức bản nháp.</w:t>
+        <w:t>Kết nối thư mục đầu vào, đầu ra (Cowork, tài khoản thành viên; từ phiên bản 1.3.5):</w:t>
+      </w:r>
+      <w:r>
+        <w:t xml:space="preserve"> (1) tạo một thư mục trên máy, ví dụ Documents/KTC-&lt;mã đơn vị&gt;, chọn làm thư mục làm việc khi mở phiên Cowork (Claude Code: Mở phiên trong thư mục đó); (2) gõ yêu cầu “kết nối thư mục KTC cho đơn vị &lt;mã đơn vị&gt;” (mã theo bảng 11 mã chuẩn, ví dụ P-TCCB, K-KTCN). Bộ công cụ tạo thư mục 10-Dau-Vao (đặt tệp cần xử lý), 30-Ket-Qua (nơi lưu sản phẩm), tệp 00-HUONG-DAN.md và tệp đánh dấu KTC-THU-MUC-LAM-VIEC.json (không xóa); (3) các phiên sau chọn lại thư mục này, đầu phiên hiện dòng “thư mục làm việc đơn vị &lt;mã&gt;”. Bộ công cụ đọc tệp trong 10-Dau-Vao, lưu sản phẩm vào 30-Ket-Qua theo ngày, loại, tên chuẩn &lt;mã đơn vị&gt;_&lt;loại&gt;_&lt;kỳ&gt;_v&lt;N&gt; và tự đo thể thức; không sửa tệp gốc, không tự gửi — người dùng kiểm tra rồi tự gửi về Phòng TH-HC&amp;QT.</w:t>
       </w:r>
     </w:p>
     <w:p>
+      <w:pPr>
+        <w:spacing w:line="264" w:lineRule="auto"/>
+        <w:ind w:firstLine="720"/>
+        <w:jc w:val="both"/>
+      </w:pPr>
       <w:r>
         <w:rPr>
           <w:b/>
         </w:rPr>
-        <w:t>Plugin tự đủ (từ phiên bản 1.3.9): Kỹ năng, công cụ, mẫu cần dùng đều nằm trong tệp plugin. Trên Cowork, nếu Claude đề nghị thêm thư mục dự án KTC-Quan-tri vào phiên thì từ chối và báo Phòng TH-HC&amp;QT.</w:t>
+        <w:t>Kho KTC-Database:</w:t>
+      </w:r>
+      <w:r>
+        <w:t xml:space="preserve"> Kết nối thư mục không thay quyền đọc kho. Kho được chia sẻ trên Google Drive: Thêm lối tắt “KTC-Database” vào Drive của tôi (Google Drive for Desktop) để Bộ công cụ đọc được; đầu phiên hiện dòng “KTC-Database: &lt;đường dẫn&gt;”. Không đọc được kho thì văn bản cần căn cứ chỉ ở mức bản nháp.</w:t>
       </w:r>
     </w:p>
     <w:p>
+      <w:pPr>
+        <w:spacing w:line="264" w:lineRule="auto"/>
+        <w:ind w:firstLine="720"/>
+        <w:jc w:val="both"/>
+      </w:pPr>
       <w:r>
         <w:rPr>
           <w:b/>
         </w:rPr>
-        <w:t>Soạn văn bản hành chính (từ phiên bản 1.3.11): Bộ công cụ sửa từ văn bản tương tự đã ban hành, hoặc ráp nội dung vào mẫu cùng loại trong kho 03-Templates(1); không tự dựng phần đầu văn bản. Trên Cowork không đọc được kho thì đính kèm mẫu hoặc văn bản tương tự vào phiên. Kết quả đo thể thức ghi cuối câu trả lời; người soạn vẫn mở tệp xem lại trước khi trình ký.</w:t>
+        <w:t>Plugin tự đủ (từ phiên bản 1.3.9):</w:t>
+      </w:r>
+      <w:r>
+        <w:t xml:space="preserve"> Kỹ năng, công cụ, mẫu cần dùng đều nằm trong tệp plugin. Trên Cowork, nếu Claude đề nghị thêm thư mục dự án KTC-Quan-tri vào phiên thì từ chối và báo Phòng TH-HC&amp;QT.</w:t>
       </w:r>
     </w:p>
     <w:p>
       <w:pPr>
-        <w:pStyle w:val="Heading2"/>
+        <w:spacing w:line="264" w:lineRule="auto"/>
+        <w:ind w:firstLine="720"/>
+        <w:jc w:val="both"/>
       </w:pPr>
       <w:r>
         <w:rPr>
-          <w:rFonts w:ascii="Times New Roman" w:hAnsi="Times New Roman"/>
+          <w:b/>
         </w:rPr>
+        <w:t>Soạn văn bản hành chính (từ phiên bản 1.3.11):</w:t>
+      </w:r>
+      <w:r>
+        <w:t xml:space="preserve"> Bộ công cụ sửa từ văn bản tương tự đã ban hành, hoặc ráp nội dung vào mẫu cùng loại trong kho 03-Templates(1); không tự dựng phần đầu văn bản. Trên Cowork không đọc được kho thì đính kèm mẫu hoặc văn bản tương tự vào phiên. Kết quả đo thể thức ghi cuối câu trả lời; người soạn vẫn mở tệp xem lại trước khi trình ký.</w:t>
+      </w:r>
+    </w:p>
+    <w:p>
+      <w:pPr>
+        <w:pStyle w:val="Heading2"/>
+        <w:spacing w:before="120" w:after="120" w:line="264" w:lineRule="auto"/>
+        <w:ind w:firstLine="720"/>
+        <w:jc w:val="both"/>
+      </w:pPr>
+      <w:r>
         <w:t>6. Dùng tài liệu kỹ năng trên ChatGPT, Gemini (không phải plugin, chỉ đối chiếu chéo)</w:t>
       </w:r>
     </w:p>
     <w:tbl>
       <w:tblPr>
         <w:tblStyle w:val="TableGrid"/>
-        <w:tblW w:w="0" w:type="auto"/>
+        <w:tblW w:w="5000" w:type="pct"/>
         <w:jc w:val="center"/>
         <w:tblBorders>
-          <w:top w:val="single" w:sz="4" w:space="0" w:color="808080"/>
-          <w:left w:val="single" w:sz="4" w:space="0" w:color="808080"/>
-          <w:bottom w:val="single" w:sz="4" w:space="0" w:color="808080"/>
-          <w:right w:val="single" w:sz="4" w:space="0" w:color="808080"/>
-          <w:insideH w:val="single" w:sz="4" w:space="0" w:color="808080"/>
-          <w:insideV w:val="single" w:sz="4" w:space="0" w:color="808080"/>
+          <w:top w:val="single" w:sz="4" w:space="0" w:color="000000"/>
+          <w:left w:val="single" w:sz="4" w:space="0" w:color="000000"/>
+          <w:bottom w:val="single" w:sz="4" w:space="0" w:color="000000"/>
+          <w:right w:val="single" w:sz="4" w:space="0" w:color="000000"/>
+          <w:insideH w:val="single" w:sz="4" w:space="0" w:color="000000"/>
+          <w:insideV w:val="single" w:sz="4" w:space="0" w:color="000000"/>
         </w:tblBorders>
         <w:tblLayout w:type="fixed"/>
         <w:tblLook w:val="04A0" w:firstRow="1" w:lastRow="0" w:firstColumn="1" w:lastColumn="0" w:noHBand="0" w:noVBand="1"/>
       </w:tblPr>
       <w:tblGrid>
-        <w:gridCol w:w="2381"/>
-        <w:gridCol w:w="6690"/>
+        <w:gridCol w:w="2378"/>
+        <w:gridCol w:w="6683"/>
       </w:tblGrid>
       <w:tr>
         <w:trPr>
@@ -3036,7 +3258,6 @@
         <w:tc>
           <w:tcPr>
             <w:tcW w:w="2381" w:type="dxa"/>
-            <w:shd w:val="clear" w:color="auto" w:fill="D9EAF7"/>
             <w:tcMar>
               <w:top w:w="90" w:type="dxa"/>
               <w:left w:w="100" w:type="dxa"/>
@@ -3047,13 +3268,14 @@
           </w:tcPr>
           <w:p>
             <w:pPr>
-              <w:spacing w:after="0"/>
+              <w:spacing w:before="40" w:after="40" w:line="252" w:lineRule="auto"/>
               <w:jc w:val="center"/>
             </w:pPr>
             <w:r>
               <w:rPr>
                 <w:b/>
                 <w:sz w:val="24"/>
+                <w:szCs w:val="24"/>
               </w:rPr>
               <w:t>NỀN TẢNG</w:t>
             </w:r>
@@ -3062,7 +3284,6 @@
         <w:tc>
           <w:tcPr>
             <w:tcW w:w="6690" w:type="dxa"/>
-            <w:shd w:val="clear" w:color="auto" w:fill="D9EAF7"/>
             <w:tcMar>
               <w:top w:w="90" w:type="dxa"/>
               <w:left w:w="100" w:type="dxa"/>
@@ -3073,13 +3294,14 @@
           </w:tcPr>
           <w:p>
             <w:pPr>
-              <w:spacing w:after="0"/>
+              <w:spacing w:before="40" w:after="40" w:line="252" w:lineRule="auto"/>
               <w:jc w:val="center"/>
             </w:pPr>
             <w:r>
               <w:rPr>
                 <w:b/>
                 <w:sz w:val="24"/>
+                <w:szCs w:val="24"/>
               </w:rPr>
               <w:t>CÁCH NẠP KỸ NĂNG</w:t>
             </w:r>
@@ -3088,13 +3310,11 @@
       </w:tr>
       <w:tr>
         <w:trPr>
-          <w:cantSplit/>
           <w:jc w:val="center"/>
         </w:trPr>
         <w:tc>
           <w:tcPr>
             <w:tcW w:w="2381" w:type="dxa"/>
-            <w:shd w:val="clear" w:color="auto" w:fill="EAF2F8"/>
             <w:tcMar>
               <w:top w:w="90" w:type="dxa"/>
               <w:left w:w="100" w:type="dxa"/>
@@ -3105,13 +3325,14 @@
           </w:tcPr>
           <w:p>
             <w:pPr>
-              <w:spacing w:after="0" w:line="252" w:lineRule="auto"/>
+              <w:spacing w:before="40" w:after="40" w:line="252" w:lineRule="auto"/>
               <w:jc w:val="center"/>
             </w:pPr>
             <w:r>
               <w:rPr>
                 <w:b/>
                 <w:sz w:val="24"/>
+                <w:szCs w:val="24"/>
               </w:rPr>
               <w:t>ChatGPT gói Business, Enterprise, Edu</w:t>
             </w:r>
@@ -3130,11 +3351,12 @@
           </w:tcPr>
           <w:p>
             <w:pPr>
-              <w:spacing w:after="0" w:line="252" w:lineRule="auto"/>
+              <w:spacing w:before="40" w:after="40" w:line="252" w:lineRule="auto"/>
             </w:pPr>
             <w:r>
               <w:rPr>
                 <w:sz w:val="24"/>
+                <w:szCs w:val="24"/>
               </w:rPr>
               <w:t>Mục Skills &gt; Create &gt; Upload from your computer; tải lên từng tệp .skill (nếu không nhận, đổi phần mở rộng .skill thành .zip).</w:t>
             </w:r>
@@ -3143,13 +3365,11 @@
       </w:tr>
       <w:tr>
         <w:trPr>
-          <w:cantSplit/>
           <w:jc w:val="center"/>
         </w:trPr>
         <w:tc>
           <w:tcPr>
             <w:tcW w:w="2381" w:type="dxa"/>
-            <w:shd w:val="clear" w:color="auto" w:fill="EAF2F8"/>
             <w:tcMar>
               <w:top w:w="90" w:type="dxa"/>
               <w:left w:w="100" w:type="dxa"/>
@@ -3160,13 +3380,14 @@
           </w:tcPr>
           <w:p>
             <w:pPr>
-              <w:spacing w:after="0" w:line="252" w:lineRule="auto"/>
+              <w:spacing w:before="40" w:after="40" w:line="252" w:lineRule="auto"/>
               <w:jc w:val="center"/>
             </w:pPr>
             <w:r>
               <w:rPr>
                 <w:b/>
                 <w:sz w:val="24"/>
+                <w:szCs w:val="24"/>
               </w:rPr>
               <w:t>ChatGPT tài khoản cá nhân</w:t>
             </w:r>
@@ -3175,7 +3396,6 @@
         <w:tc>
           <w:tcPr>
             <w:tcW w:w="6690" w:type="dxa"/>
-            <w:shd w:val="clear" w:color="auto" w:fill="F8FBFD"/>
             <w:tcMar>
               <w:top w:w="90" w:type="dxa"/>
               <w:left w:w="100" w:type="dxa"/>
@@ -3186,11 +3406,12 @@
           </w:tcPr>
           <w:p>
             <w:pPr>
-              <w:spacing w:after="0" w:line="252" w:lineRule="auto"/>
+              <w:spacing w:before="40" w:after="40" w:line="252" w:lineRule="auto"/>
             </w:pPr>
             <w:r>
               <w:rPr>
                 <w:sz w:val="24"/>
+                <w:szCs w:val="24"/>
               </w:rPr>
               <w:t>Tạo Project, tải tệp SKILL.md và các tệp trong thư mục references của kỹ năng cần dùng vào phần tệp của Project; đặt hướng dẫn Project: “Tuân thủ SKILL.md đã tải lên”.</w:t>
             </w:r>
@@ -3199,13 +3420,11 @@
       </w:tr>
       <w:tr>
         <w:trPr>
-          <w:cantSplit/>
           <w:jc w:val="center"/>
         </w:trPr>
         <w:tc>
           <w:tcPr>
             <w:tcW w:w="2381" w:type="dxa"/>
-            <w:shd w:val="clear" w:color="auto" w:fill="EAF2F8"/>
             <w:tcMar>
               <w:top w:w="90" w:type="dxa"/>
               <w:left w:w="100" w:type="dxa"/>
@@ -3216,13 +3435,14 @@
           </w:tcPr>
           <w:p>
             <w:pPr>
-              <w:spacing w:after="0" w:line="252" w:lineRule="auto"/>
+              <w:spacing w:before="40" w:after="40" w:line="252" w:lineRule="auto"/>
               <w:jc w:val="center"/>
             </w:pPr>
             <w:r>
               <w:rPr>
                 <w:b/>
                 <w:sz w:val="24"/>
+                <w:szCs w:val="24"/>
               </w:rPr>
               <w:t>Gemini (Gem)</w:t>
             </w:r>
@@ -3241,11 +3461,12 @@
           </w:tcPr>
           <w:p>
             <w:pPr>
-              <w:spacing w:after="0" w:line="252" w:lineRule="auto"/>
+              <w:spacing w:before="40" w:after="40" w:line="252" w:lineRule="auto"/>
             </w:pPr>
             <w:r>
               <w:rPr>
                 <w:sz w:val="24"/>
+                <w:szCs w:val="24"/>
               </w:rPr>
               <w:t>Tạo Gem mới, tải SKILL.md và tệp references của kỹ năng vào mục Knowledge; phần Instructions ghi: “Tuân thủ SKILL.md đã tải lên”.</w:t>
             </w:r>
@@ -3254,13 +3475,11 @@
       </w:tr>
       <w:tr>
         <w:trPr>
-          <w:cantSplit/>
           <w:jc w:val="center"/>
         </w:trPr>
         <w:tc>
           <w:tcPr>
             <w:tcW w:w="2381" w:type="dxa"/>
-            <w:shd w:val="clear" w:color="auto" w:fill="EAF2F8"/>
             <w:tcMar>
               <w:top w:w="90" w:type="dxa"/>
               <w:left w:w="100" w:type="dxa"/>
@@ -3271,13 +3490,14 @@
           </w:tcPr>
           <w:p>
             <w:pPr>
-              <w:spacing w:after="0" w:line="252" w:lineRule="auto"/>
+              <w:spacing w:before="40" w:after="40" w:line="252" w:lineRule="auto"/>
               <w:jc w:val="center"/>
             </w:pPr>
             <w:r>
               <w:rPr>
                 <w:b/>
                 <w:sz w:val="24"/>
+                <w:szCs w:val="24"/>
               </w:rPr>
               <w:t>Gemini Enterprise</w:t>
             </w:r>
@@ -3286,7 +3506,6 @@
         <w:tc>
           <w:tcPr>
             <w:tcW w:w="6690" w:type="dxa"/>
-            <w:shd w:val="clear" w:color="auto" w:fill="F8FBFD"/>
             <w:tcMar>
               <w:top w:w="90" w:type="dxa"/>
               <w:left w:w="100" w:type="dxa"/>
@@ -3297,11 +3516,12 @@
           </w:tcPr>
           <w:p>
             <w:pPr>
-              <w:spacing w:after="0" w:line="252" w:lineRule="auto"/>
+              <w:spacing w:before="40" w:after="40" w:line="252" w:lineRule="auto"/>
             </w:pPr>
             <w:r>
               <w:rPr>
                 <w:sz w:val="24"/>
+                <w:szCs w:val="24"/>
               </w:rPr>
               <w:t>Mục Skills: Tải lên tệp .zip hoặc SKILL.md của từng kỹ năng.</w:t>
             </w:r>
@@ -3309,12 +3529,24 @@
         </w:tc>
       </w:tr>
     </w:tbl>
-    <w:p/>
+    <w:p>
+      <w:pPr>
+        <w:spacing w:after="0" w:line="120" w:lineRule="exact"/>
+      </w:pPr>
+    </w:p>
     <w:tbl>
       <w:tblPr>
         <w:tblStyle w:val="TableGrid"/>
-        <w:tblW w:w="0" w:type="auto"/>
+        <w:tblW w:w="5000" w:type="pct"/>
         <w:jc w:val="center"/>
+        <w:tblBorders>
+          <w:top w:val="single" w:sz="4" w:space="0" w:color="000000"/>
+          <w:left w:val="single" w:sz="4" w:space="0" w:color="000000"/>
+          <w:bottom w:val="single" w:sz="4" w:space="0" w:color="000000"/>
+          <w:right w:val="single" w:sz="4" w:space="0" w:color="000000"/>
+          <w:insideH w:val="single" w:sz="4" w:space="0" w:color="000000"/>
+          <w:insideV w:val="single" w:sz="4" w:space="0" w:color="000000"/>
+        </w:tblBorders>
         <w:tblLook w:val="04A0" w:firstRow="1" w:lastRow="0" w:firstColumn="1" w:lastColumn="0" w:noHBand="0" w:noVBand="1"/>
       </w:tblPr>
       <w:tblGrid>
@@ -3328,7 +3560,6 @@
         <w:tc>
           <w:tcPr>
             <w:tcW w:w="9071" w:type="dxa"/>
-            <w:shd w:val="clear" w:color="auto" w:fill="F4CCCC"/>
             <w:tcMar>
               <w:top w:w="120" w:type="dxa"/>
               <w:left w:w="140" w:type="dxa"/>
@@ -3338,23 +3569,25 @@
           </w:tcPr>
           <w:p>
             <w:pPr>
-              <w:spacing w:after="40"/>
+              <w:spacing w:before="40" w:after="40" w:line="252" w:lineRule="auto"/>
             </w:pPr>
             <w:r>
               <w:rPr>
                 <w:b/>
-                <w:sz w:val="26"/>
+                <w:sz w:val="24"/>
+                <w:szCs w:val="24"/>
               </w:rPr>
               <w:t>Giới hạn khi dùng ChatGPT, Gemini</w:t>
             </w:r>
           </w:p>
           <w:p>
             <w:pPr>
-              <w:spacing w:after="0" w:line="264" w:lineRule="auto"/>
+              <w:spacing w:before="40" w:after="40" w:line="252" w:lineRule="auto"/>
             </w:pPr>
             <w:r>
               <w:rPr>
-                <w:sz w:val="26"/>
+                <w:sz w:val="24"/>
+                <w:szCs w:val="24"/>
               </w:rPr>
               <w:t>Chỉ có phần hướng dẫn của kỹ năng; không có tác tử kiểm tra, thao tác tự động; không bảo đảm chạy được công cụ tính toán; chỉ đối chiếu được KTC-Database khi đã kết nối Google Drive. Kết quả chỉ dùng đối chiếu chéo, không thay kết quả trên Claude. Chỉ đưa văn bản đã ban hành, công khai hoặc dữ liệu giả lập lên các nền tảng này. Tuân thủ yêu cầu bảo mật dữ liệu tại Mục 7 Thông báo số 1056/TB-CĐKT ngày 16/9/2026 khi dùng nền tảng AI do tổ chức nước ngoài cung cấp.</w:t>
             </w:r>
@@ -3362,12 +3595,183 @@
         </w:tc>
       </w:tr>
     </w:tbl>
-    <w:p/>
+    <w:p>
+      <w:pPr>
+        <w:spacing w:after="0" w:line="120" w:lineRule="exact"/>
+      </w:pPr>
+    </w:p>
     <w:tbl>
       <w:tblPr>
         <w:tblStyle w:val="TableGrid"/>
-        <w:tblW w:w="0" w:type="auto"/>
+        <w:tblW w:w="5000" w:type="pct"/>
         <w:jc w:val="center"/>
+        <w:tblBorders>
+          <w:top w:val="single" w:sz="4" w:space="0" w:color="000000"/>
+          <w:left w:val="single" w:sz="4" w:space="0" w:color="000000"/>
+          <w:bottom w:val="single" w:sz="4" w:space="0" w:color="000000"/>
+          <w:right w:val="single" w:sz="4" w:space="0" w:color="000000"/>
+          <w:insideH w:val="single" w:sz="4" w:space="0" w:color="000000"/>
+          <w:insideV w:val="single" w:sz="4" w:space="0" w:color="000000"/>
+        </w:tblBorders>
+        <w:tblLook w:val="04A0" w:firstRow="1" w:lastRow="0" w:firstColumn="1" w:lastColumn="0" w:noHBand="0" w:noVBand="1"/>
+      </w:tblPr>
+      <w:tblGrid>
+        <w:gridCol w:w="9061"/>
+      </w:tblGrid>
+      <w:tr>
+        <w:trPr>
+          <w:tblHeader/>
+          <w:jc w:val="center"/>
+        </w:trPr>
+        <w:tc>
+          <w:tcPr>
+            <w:tcW w:w="9071" w:type="dxa"/>
+            <w:tcMar>
+              <w:top w:w="90" w:type="dxa"/>
+              <w:left w:w="100" w:type="dxa"/>
+              <w:bottom w:w="90" w:type="dxa"/>
+              <w:right w:w="100" w:type="dxa"/>
+            </w:tcMar>
+          </w:tcPr>
+          <w:p>
+            <w:pPr>
+              <w:spacing w:before="40" w:after="40" w:line="252" w:lineRule="auto"/>
+              <w:jc w:val="center"/>
+            </w:pPr>
+            <w:r>
+              <w:rPr>
+                <w:b/>
+                <w:sz w:val="24"/>
+                <w:szCs w:val="24"/>
+              </w:rPr>
+              <w:t>LỆNH XÁC NHẬN BỘ CÔNG CỤ (dùng khi bắt đầu cuộc hội thoại)</w:t>
+            </w:r>
+          </w:p>
+        </w:tc>
+      </w:tr>
+      <w:tr>
+        <w:trPr>
+          <w:jc w:val="center"/>
+        </w:trPr>
+        <w:tc>
+          <w:tcPr>
+            <w:tcW w:w="9071" w:type="dxa"/>
+            <w:tcMar>
+              <w:top w:w="120" w:type="dxa"/>
+              <w:left w:w="140" w:type="dxa"/>
+              <w:bottom w:w="120" w:type="dxa"/>
+              <w:right w:w="140" w:type="dxa"/>
+            </w:tcMar>
+          </w:tcPr>
+          <w:p>
+            <w:pPr>
+              <w:spacing w:before="40" w:after="40" w:line="252" w:lineRule="auto"/>
+              <w:jc w:val="both"/>
+            </w:pPr>
+            <w:r>
+              <w:rPr>
+                <w:sz w:val="24"/>
+                <w:szCs w:val="24"/>
+              </w:rPr>
+              <w:t>Dùng bộ công cụ KTC-Quan-tri. Cho biết các kỹ năng đang dùng được và phiên bản; kiểm tra quyền đọc KTC-Database trên Google Drive; nêu rõ nếu thiếu quyền truy cập hoặc thiếu dữ liệu bắt buộc.</w:t>
+            </w:r>
+          </w:p>
+        </w:tc>
+      </w:tr>
+    </w:tbl>
+    <w:p>
+      <w:pPr>
+        <w:spacing w:after="0" w:line="120" w:lineRule="exact"/>
+      </w:pPr>
+    </w:p>
+    <w:p>
+      <w:pPr>
+        <w:pStyle w:val="Heading1"/>
+        <w:spacing w:before="240" w:after="120" w:line="264" w:lineRule="auto"/>
+        <w:ind w:firstLine="720"/>
+      </w:pPr>
+      <w:r>
+        <w:t>IV. QUY TRÌNH SỬ DỤNG CHUNG</w:t>
+      </w:r>
+    </w:p>
+    <w:p>
+      <w:pPr>
+        <w:spacing w:line="264" w:lineRule="auto"/>
+        <w:ind w:firstLine="720"/>
+        <w:jc w:val="both"/>
+      </w:pPr>
+      <w:r>
+        <w:t>1. Xác định việc cần làm và kỳ (tháng, quý, 6 tháng, năm); chọn nền tảng phù hợp theo Mục 2 Phần II; chuẩn bị đúng mẫu và dữ liệu.</w:t>
+      </w:r>
+    </w:p>
+    <w:p>
+      <w:pPr>
+        <w:spacing w:line="264" w:lineRule="auto"/>
+        <w:ind w:firstLine="720"/>
+        <w:jc w:val="both"/>
+      </w:pPr>
+      <w:r>
+        <w:t>2. Mở cuộc hội thoại mới, gửi lệnh xác nhận Bộ công cụ.</w:t>
+      </w:r>
+    </w:p>
+    <w:p>
+      <w:pPr>
+        <w:spacing w:line="264" w:lineRule="auto"/>
+        <w:ind w:firstLine="720"/>
+        <w:jc w:val="both"/>
+      </w:pPr>
+      <w:r>
+        <w:t>3. Đính kèm tệp; nêu đơn vị (mã đơn vị chuẩn, ví dụ P-THHC), kỳ và người ký dự kiến.</w:t>
+      </w:r>
+    </w:p>
+    <w:p>
+      <w:pPr>
+        <w:spacing w:line="264" w:lineRule="auto"/>
+        <w:ind w:firstLine="720"/>
+        <w:jc w:val="both"/>
+      </w:pPr>
+      <w:r>
+        <w:t>4. Chọn đúng chức năng và dùng câu lệnh mẫu ở Phần VI.</w:t>
+      </w:r>
+    </w:p>
+    <w:p>
+      <w:pPr>
+        <w:spacing w:line="264" w:lineRule="auto"/>
+        <w:ind w:firstLine="720"/>
+        <w:jc w:val="both"/>
+      </w:pPr>
+      <w:r>
+        <w:t>5. Xử lý kết quả: Sửa LỖI trước, xem xét CẢNH BÁO; giải trình khi AI thiếu ngữ cảnh, không tiếp thu máy móc.</w:t>
+      </w:r>
+    </w:p>
+    <w:p>
+      <w:pPr>
+        <w:spacing w:line="264" w:lineRule="auto"/>
+        <w:ind w:firstLine="720"/>
+        <w:jc w:val="both"/>
+      </w:pPr>
+      <w:r>
+        <w:t>6. Tải tệp về, đặt tên đúng quy tắc; Lãnh đạo đơn vị kiểm tra; văn bản trình ký phải qua rà soát bằng Skill “ktc-ra-soat-897”.</w:t>
+      </w:r>
+    </w:p>
+    <w:p>
+      <w:pPr>
+        <w:spacing w:after="0" w:line="120" w:lineRule="exact"/>
+      </w:pPr>
+    </w:p>
+    <w:tbl>
+      <w:tblPr>
+        <w:tblStyle w:val="TableGrid"/>
+        <w:tblW w:w="5000" w:type="pct"/>
+        <w:jc w:val="center"/>
+        <w:tblBorders>
+          <w:top w:val="single" w:sz="4" w:space="0" w:color="000000"/>
+          <w:left w:val="single" w:sz="4" w:space="0" w:color="000000"/>
+          <w:bottom w:val="single" w:sz="4" w:space="0" w:color="000000"/>
+          <w:right w:val="single" w:sz="4" w:space="0" w:color="000000"/>
+          <w:insideH w:val="single" w:sz="4" w:space="0" w:color="000000"/>
+          <w:insideV w:val="single" w:sz="4" w:space="0" w:color="000000"/>
+        </w:tblBorders>
         <w:tblLook w:val="04A0" w:firstRow="1" w:lastRow="0" w:firstColumn="1" w:lastColumn="0" w:noHBand="0" w:noVBand="1"/>
       </w:tblPr>
       <w:tblGrid>
@@ -3381,37 +3785,6 @@
         <w:tc>
           <w:tcPr>
             <w:tcW w:w="9071" w:type="dxa"/>
-            <w:shd w:val="clear" w:color="auto" w:fill="D9EAF7"/>
-            <w:tcMar>
-              <w:top w:w="90" w:type="dxa"/>
-              <w:left w:w="100" w:type="dxa"/>
-              <w:bottom w:w="90" w:type="dxa"/>
-              <w:right w:w="100" w:type="dxa"/>
-            </w:tcMar>
-          </w:tcPr>
-          <w:p>
-            <w:pPr>
-              <w:keepNext/>
-            </w:pPr>
-            <w:r>
-              <w:rPr>
-                <w:b/>
-                <w:sz w:val="24"/>
-              </w:rPr>
-              <w:t>LỆNH XÁC NHẬN BỘ CÔNG CỤ (dùng khi bắt đầu cuộc hội thoại)</w:t>
-            </w:r>
-          </w:p>
-        </w:tc>
-      </w:tr>
-      <w:tr>
-        <w:trPr>
-          <w:cantSplit/>
-          <w:jc w:val="center"/>
-        </w:trPr>
-        <w:tc>
-          <w:tcPr>
-            <w:tcW w:w="9071" w:type="dxa"/>
-            <w:shd w:val="clear" w:color="auto" w:fill="F7F7F7"/>
             <w:tcMar>
               <w:top w:w="120" w:type="dxa"/>
               <w:left w:w="140" w:type="dxa"/>
@@ -3421,125 +3794,25 @@
           </w:tcPr>
           <w:p>
             <w:pPr>
-              <w:spacing w:after="0" w:line="259" w:lineRule="auto"/>
+              <w:spacing w:before="40" w:after="40" w:line="252" w:lineRule="auto"/>
             </w:pPr>
             <w:r>
               <w:rPr>
                 <w:b/>
                 <w:sz w:val="24"/>
-              </w:rPr>
-              <w:t>Dùng bộ công cụ KTC-Quan-tri. Cho biết các kỹ năng đang dùng được và phiên bản; kiểm tra quyền đọc KTC-Database trên Google Drive; nêu rõ nếu thiếu quyền truy cập hoặc thiếu dữ liệu bắt buộc.</w:t>
-            </w:r>
-          </w:p>
-        </w:tc>
-      </w:tr>
-    </w:tbl>
-    <w:p/>
-    <w:p>
-      <w:pPr>
-        <w:pStyle w:val="Heading1"/>
-      </w:pPr>
-      <w:r>
-        <w:rPr>
-          <w:rFonts w:ascii="Times New Roman" w:hAnsi="Times New Roman"/>
-        </w:rPr>
-        <w:t>IV. QUY TRÌNH SỬ DỤNG CHUNG</w:t>
-      </w:r>
-    </w:p>
-    <w:p>
-      <w:pPr>
-        <w:pStyle w:val="ListNumber"/>
-      </w:pPr>
-      <w:r>
-        <w:t>Xác định việc cần làm và kỳ (tháng, quý, 6 tháng, năm); chọn nền tảng phù hợp theo Mục 2 Phần II; chuẩn bị đúng mẫu và dữ liệu.</w:t>
-      </w:r>
-    </w:p>
-    <w:p>
-      <w:pPr>
-        <w:pStyle w:val="ListNumber"/>
-      </w:pPr>
-      <w:r>
-        <w:t>Mở cuộc hội thoại mới, gửi lệnh xác nhận Bộ công cụ.</w:t>
-      </w:r>
-    </w:p>
-    <w:p>
-      <w:pPr>
-        <w:pStyle w:val="ListNumber"/>
-      </w:pPr>
-      <w:r>
-        <w:t>Đính kèm tệp; nêu đơn vị (mã đơn vị chuẩn, ví dụ P-THHC), kỳ và người ký dự kiến.</w:t>
-      </w:r>
-    </w:p>
-    <w:p>
-      <w:pPr>
-        <w:pStyle w:val="ListNumber"/>
-      </w:pPr>
-      <w:r>
-        <w:t>Chọn đúng chức năng và dùng câu lệnh mẫu ở Phần VI.</w:t>
-      </w:r>
-    </w:p>
-    <w:p>
-      <w:pPr>
-        <w:pStyle w:val="ListNumber"/>
-      </w:pPr>
-      <w:r>
-        <w:t>Xử lý kết quả: Sửa LỖI trước, xem xét CẢNH BÁO; giải trình khi AI thiếu ngữ cảnh, không tiếp thu máy móc.</w:t>
-      </w:r>
-    </w:p>
-    <w:p>
-      <w:pPr>
-        <w:pStyle w:val="ListNumber"/>
-      </w:pPr>
-      <w:r>
-        <w:t>Tải tệp về, đặt tên đúng quy tắc; Lãnh đạo đơn vị kiểm tra; văn bản trình ký phải qua rà soát bằng Skill “ktc-ra-soat-897”.</w:t>
-      </w:r>
-    </w:p>
-    <w:p/>
-    <w:tbl>
-      <w:tblPr>
-        <w:tblStyle w:val="TableGrid"/>
-        <w:tblW w:w="0" w:type="auto"/>
-        <w:jc w:val="center"/>
-        <w:tblLook w:val="04A0" w:firstRow="1" w:lastRow="0" w:firstColumn="1" w:lastColumn="0" w:noHBand="0" w:noVBand="1"/>
-      </w:tblPr>
-      <w:tblGrid>
-        <w:gridCol w:w="9061"/>
-      </w:tblGrid>
-      <w:tr>
-        <w:trPr>
-          <w:cantSplit/>
-          <w:jc w:val="center"/>
-        </w:trPr>
-        <w:tc>
-          <w:tcPr>
-            <w:tcW w:w="9071" w:type="dxa"/>
-            <w:shd w:val="clear" w:color="auto" w:fill="F4CCCC"/>
-            <w:tcMar>
-              <w:top w:w="120" w:type="dxa"/>
-              <w:left w:w="140" w:type="dxa"/>
-              <w:bottom w:w="120" w:type="dxa"/>
-              <w:right w:w="140" w:type="dxa"/>
-            </w:tcMar>
-          </w:tcPr>
-          <w:p>
-            <w:pPr>
-              <w:spacing w:after="40"/>
-            </w:pPr>
-            <w:r>
-              <w:rPr>
-                <w:b/>
-                <w:sz w:val="26"/>
+                <w:szCs w:val="24"/>
               </w:rPr>
               <w:t>Điểm dừng bắt buộc</w:t>
             </w:r>
           </w:p>
           <w:p>
             <w:pPr>
-              <w:spacing w:after="0" w:line="264" w:lineRule="auto"/>
+              <w:spacing w:before="40" w:after="40" w:line="252" w:lineRule="auto"/>
             </w:pPr>
             <w:r>
               <w:rPr>
-                <w:sz w:val="26"/>
+                <w:sz w:val="24"/>
+                <w:szCs w:val="24"/>
               </w:rPr>
               <w:t>Không đọc được KTC-Database, thiếu kế hoạch cùng kỳ khi lập báo cáo, có số liệu không truy ngược được về nhiệm vụ và minh chứng, bảng kiểm còn LỖI, hoặc kết quả có trạng thái khác “DAT”, “DAT_CO_DIEU_KIEN” (kể cả bản nháp có nhãn “BẢN NHÁP – CHƯA ĐỐI CHIẾU DỮ LIỆU GỐC”): Chưa gửi, chưa trình. Kết quả có mã “DOI_CHIEU_GAN_DUNG” thì đơn vị đối chiếu lại với dữ liệu gốc và Lãnh đạo đơn vị kiểm tra thủ công trước khi ký.</w:t>
             </w:r>
@@ -3548,6 +3821,11 @@
       </w:tr>
     </w:tbl>
     <w:p>
+      <w:pPr>
+        <w:spacing w:line="264" w:lineRule="auto"/>
+        <w:ind w:firstLine="720"/>
+        <w:jc w:val="both"/>
+      </w:pPr>
       <w:r>
         <w:rPr>
           <w:b/>
@@ -3557,16 +3835,31 @@
       </w:r>
     </w:p>
     <w:p>
+      <w:pPr>
+        <w:spacing w:line="264" w:lineRule="auto"/>
+        <w:ind w:firstLine="720"/>
+        <w:jc w:val="both"/>
+      </w:pPr>
       <w:r>
         <w:t>Mỗi kết quả kết thúc bằng khối gồm: Trạng thái; nguồn đã đối chiếu; kiểm tra đã chạy; kiểm tra chưa chạy; mã cảnh báo; việc người có thẩm quyền quyết định. Trạng thái: DAT, DAT_CO_DIEU_KIEN - được dùng làm cơ sở để người lập, Lãnh đạo đơn vị kiểm tra, hoàn thiện sản phẩm chính thức; CAN_BO_SUNG, CAN_XAC_MINH - chỉ là bản nháp; DUNG - không có sản phẩm; KHONG_DAT - sản phẩm được kiểm tra nhưng không đạt. Kết quả không có khối này là dấu hiệu kỹ năng chưa được kích hoạt: Gọi lại đích danh kỹ năng (gõ “/”), không dùng kết quả đó làm cơ sở.</w:t>
       </w:r>
     </w:p>
     <w:p>
+      <w:pPr>
+        <w:spacing w:line="264" w:lineRule="auto"/>
+        <w:ind w:firstLine="720"/>
+        <w:jc w:val="both"/>
+      </w:pPr>
       <w:r>
         <w:t>Mã cảnh báo thường gặp: THIEU_DU_LIEU (thiếu nguồn); NGHI_CHI_DAN_TRONG_DU_LIEU (tệp có câu lệnh bất thường - kiểm tra lại nguồn tệp); DOI_CHIEU_GAN_DUNG (đối chiếu theo tên, chưa theo Task_ID - đơn vị đối chiếu thủ công toàn bộ với dữ liệu gốc trước khi Lãnh đạo đơn vị ký duyệt); FORMAT_BINARY_UNVERIFIED (chưa đo được thể thức - người dùng mở tệp trong Word, kiểm tra khổ A4, lề trên 2 - dưới 2 - trái 3 - phải 2 cm, phông Times New Roman cỡ 14, số trang ở giữa lề trên trước khi trình); THANG_DIEM_CHUA_PHAN_DINH (phép nhân hệ số sản phẩm theo Danh mục ban hành kèm Quyết định số 2119/QĐ-CĐKT với hệ số mức độ công việc không áp dụng: Theo ý kiến của Phòng TCCB&amp;CTHSSV ngày 06/10/2026, từ Quý IV/2026 khối lượng KPI cá nhân quy đổi chỉ theo hệ số sản phẩm, người dùng chọn phương án “A”, không dùng phương án “AxB” cho số liệu chính thức); MA_DON_VI_KHONG_HOP_LE (tên đơn vị không ánh xạ được về mã chuẩn).</w:t>
       </w:r>
     </w:p>
     <w:p>
+      <w:pPr>
+        <w:spacing w:line="264" w:lineRule="auto"/>
+        <w:ind w:firstLine="720"/>
+        <w:jc w:val="both"/>
+      </w:pPr>
       <w:r>
         <w:rPr>
           <w:b/>
@@ -3579,6 +3872,11 @@
       </w:r>
     </w:p>
     <w:p>
+      <w:pPr>
+        <w:spacing w:line="264" w:lineRule="auto"/>
+        <w:ind w:firstLine="720"/>
+        <w:jc w:val="both"/>
+      </w:pPr>
       <w:r>
         <w:rPr>
           <w:b/>
@@ -3588,61 +3886,89 @@
       </w:r>
     </w:p>
     <w:p>
+      <w:pPr>
+        <w:spacing w:line="264" w:lineRule="auto"/>
+        <w:ind w:firstLine="720"/>
+        <w:jc w:val="both"/>
+      </w:pPr>
       <w:r>
         <w:t>Tài khoản Claude AI Team được kiểm soát lưu lượng theo kỳ; mỗi lần gửi, Claude đọc lại toàn bộ cuộc hội thoại và các tệp đã đính kèm. Để tiết kiệm lưu lượng và giữ chất lượng kết quả:</w:t>
       </w:r>
     </w:p>
     <w:p>
+      <w:pPr>
+        <w:spacing w:line="264" w:lineRule="auto"/>
+        <w:ind w:firstLine="720"/>
+        <w:jc w:val="both"/>
+      </w:pPr>
       <w:r>
         <w:t>- Mỗi việc (một kế hoạch, một báo cáo, một văn bản) dùng một cuộc hội thoại mới; không nối tiếp nhiều việc khác nhau trong cùng cuộc hội thoại.</w:t>
       </w:r>
     </w:p>
     <w:p>
+      <w:pPr>
+        <w:spacing w:line="264" w:lineRule="auto"/>
+        <w:ind w:firstLine="720"/>
+        <w:jc w:val="both"/>
+      </w:pPr>
       <w:r>
         <w:t>- Chỉ đính kèm tệp cần cho việc đó (Phần VII); không đính kèm cả thư mục; không dán lại nội dung tệp đã đính kèm.</w:t>
       </w:r>
     </w:p>
     <w:p>
+      <w:pPr>
+        <w:spacing w:line="264" w:lineRule="auto"/>
+        <w:ind w:firstLine="720"/>
+        <w:jc w:val="both"/>
+      </w:pPr>
       <w:r>
         <w:t>- Tệp dài (hàng trăm trang, nhiều phụ lục): Tách theo phần hoặc phụ lục, hoặc nêu rõ phần cần xử lý (ví dụ “chỉ kiểm Phụ lục IIb”).</w:t>
       </w:r>
     </w:p>
     <w:p>
+      <w:pPr>
+        <w:spacing w:line="264" w:lineRule="auto"/>
+        <w:ind w:firstLine="720"/>
+        <w:jc w:val="both"/>
+      </w:pPr>
       <w:r>
         <w:t>- Đã quen quy trình thì dùng lệnh rút gọn (Phần VI); khi cuộc hội thoại quá dài, yêu cầu Claude tóm tắt kết quả, rồi mở cuộc hội thoại mới kèm bản tóm tắt.</w:t>
       </w:r>
     </w:p>
-    <w:p/>
     <w:p>
       <w:pPr>
+        <w:spacing w:after="0" w:line="120" w:lineRule="exact"/>
+      </w:pPr>
+    </w:p>
+    <w:p>
+      <w:pPr>
         <w:pStyle w:val="Heading1"/>
+        <w:spacing w:before="240" w:after="120" w:line="264" w:lineRule="auto"/>
+        <w:ind w:firstLine="720"/>
       </w:pPr>
       <w:r>
-        <w:rPr>
-          <w:rFonts w:ascii="Times New Roman" w:hAnsi="Times New Roman"/>
-        </w:rPr>
         <w:t>V. VIỆC NÊN LÀM TRÊN NỀN TẢNG NÀO</w:t>
       </w:r>
     </w:p>
     <w:tbl>
       <w:tblPr>
         <w:tblStyle w:val="TableGrid"/>
-        <w:tblW w:w="0" w:type="auto"/>
+        <w:tblW w:w="5000" w:type="pct"/>
         <w:jc w:val="center"/>
         <w:tblBorders>
-          <w:top w:val="single" w:sz="4" w:space="0" w:color="808080"/>
-          <w:left w:val="single" w:sz="4" w:space="0" w:color="808080"/>
-          <w:bottom w:val="single" w:sz="4" w:space="0" w:color="808080"/>
-          <w:right w:val="single" w:sz="4" w:space="0" w:color="808080"/>
-          <w:insideH w:val="single" w:sz="4" w:space="0" w:color="808080"/>
-          <w:insideV w:val="single" w:sz="4" w:space="0" w:color="808080"/>
+          <w:top w:val="single" w:sz="4" w:space="0" w:color="000000"/>
+          <w:left w:val="single" w:sz="4" w:space="0" w:color="000000"/>
+          <w:bottom w:val="single" w:sz="4" w:space="0" w:color="000000"/>
+          <w:right w:val="single" w:sz="4" w:space="0" w:color="000000"/>
+          <w:insideH w:val="single" w:sz="4" w:space="0" w:color="000000"/>
+          <w:insideV w:val="single" w:sz="4" w:space="0" w:color="000000"/>
         </w:tblBorders>
         <w:tblLayout w:type="fixed"/>
         <w:tblLook w:val="04A0" w:firstRow="1" w:lastRow="0" w:firstColumn="1" w:lastColumn="0" w:noHBand="0" w:noVBand="1"/>
       </w:tblPr>
       <w:tblGrid>
-        <w:gridCol w:w="2381"/>
-        <w:gridCol w:w="6690"/>
+        <w:gridCol w:w="2378"/>
+        <w:gridCol w:w="6683"/>
       </w:tblGrid>
       <w:tr>
         <w:trPr>
@@ -3652,7 +3978,6 @@
         <w:tc>
           <w:tcPr>
             <w:tcW w:w="2381" w:type="dxa"/>
-            <w:shd w:val="clear" w:color="auto" w:fill="D9EAF7"/>
             <w:tcMar>
               <w:top w:w="90" w:type="dxa"/>
               <w:left w:w="100" w:type="dxa"/>
@@ -3663,13 +3988,14 @@
           </w:tcPr>
           <w:p>
             <w:pPr>
-              <w:spacing w:after="0"/>
+              <w:spacing w:before="40" w:after="40" w:line="252" w:lineRule="auto"/>
               <w:jc w:val="center"/>
             </w:pPr>
             <w:r>
               <w:rPr>
                 <w:b/>
                 <w:sz w:val="24"/>
+                <w:szCs w:val="24"/>
               </w:rPr>
               <w:t>VIỆC</w:t>
             </w:r>
@@ -3678,7 +4004,6 @@
         <w:tc>
           <w:tcPr>
             <w:tcW w:w="6690" w:type="dxa"/>
-            <w:shd w:val="clear" w:color="auto" w:fill="D9EAF7"/>
             <w:tcMar>
               <w:top w:w="90" w:type="dxa"/>
               <w:left w:w="100" w:type="dxa"/>
@@ -3689,13 +4014,14 @@
           </w:tcPr>
           <w:p>
             <w:pPr>
-              <w:spacing w:after="0"/>
+              <w:spacing w:before="40" w:after="40" w:line="252" w:lineRule="auto"/>
               <w:jc w:val="center"/>
             </w:pPr>
             <w:r>
               <w:rPr>
                 <w:b/>
                 <w:sz w:val="24"/>
+                <w:szCs w:val="24"/>
               </w:rPr>
               <w:t>NỀN TẢNG KHUYẾN NGHỊ</w:t>
             </w:r>
@@ -3704,13 +4030,11 @@
       </w:tr>
       <w:tr>
         <w:trPr>
-          <w:cantSplit/>
           <w:jc w:val="center"/>
         </w:trPr>
         <w:tc>
           <w:tcPr>
             <w:tcW w:w="2381" w:type="dxa"/>
-            <w:shd w:val="clear" w:color="auto" w:fill="EAF2F8"/>
             <w:tcMar>
               <w:top w:w="90" w:type="dxa"/>
               <w:left w:w="100" w:type="dxa"/>
@@ -3721,13 +4045,14 @@
           </w:tcPr>
           <w:p>
             <w:pPr>
-              <w:spacing w:after="0" w:line="252" w:lineRule="auto"/>
+              <w:spacing w:before="40" w:after="40" w:line="252" w:lineRule="auto"/>
               <w:jc w:val="center"/>
             </w:pPr>
             <w:r>
               <w:rPr>
                 <w:b/>
                 <w:sz w:val="24"/>
+                <w:szCs w:val="24"/>
               </w:rPr>
               <w:t>Lập kế hoạch, báo cáo của đơn vị; KPI cá nhân; soạn thảo văn bản</w:t>
             </w:r>
@@ -3746,11 +4071,12 @@
           </w:tcPr>
           <w:p>
             <w:pPr>
-              <w:spacing w:after="0" w:line="252" w:lineRule="auto"/>
+              <w:spacing w:before="40" w:after="40" w:line="252" w:lineRule="auto"/>
             </w:pPr>
             <w:r>
               <w:rPr>
                 <w:sz w:val="24"/>
+                <w:szCs w:val="24"/>
               </w:rPr>
               <w:t>Claude (trò chuyện) hoặc Cowork</w:t>
             </w:r>
@@ -3759,13 +4085,11 @@
       </w:tr>
       <w:tr>
         <w:trPr>
-          <w:cantSplit/>
           <w:jc w:val="center"/>
         </w:trPr>
         <w:tc>
           <w:tcPr>
             <w:tcW w:w="2381" w:type="dxa"/>
-            <w:shd w:val="clear" w:color="auto" w:fill="EAF2F8"/>
             <w:tcMar>
               <w:top w:w="90" w:type="dxa"/>
               <w:left w:w="100" w:type="dxa"/>
@@ -3776,13 +4100,14 @@
           </w:tcPr>
           <w:p>
             <w:pPr>
-              <w:spacing w:after="0" w:line="252" w:lineRule="auto"/>
+              <w:spacing w:before="40" w:after="40" w:line="252" w:lineRule="auto"/>
               <w:jc w:val="center"/>
             </w:pPr>
             <w:r>
               <w:rPr>
                 <w:b/>
                 <w:sz w:val="24"/>
+                <w:szCs w:val="24"/>
               </w:rPr>
               <w:t>Tổng hợp kế hoạch, báo cáo cấp Trường từ nhiều tệp; kiểm hồ sơ đơn vị nộp</w:t>
             </w:r>
@@ -3791,7 +4116,6 @@
         <w:tc>
           <w:tcPr>
             <w:tcW w:w="6690" w:type="dxa"/>
-            <w:shd w:val="clear" w:color="auto" w:fill="F8FBFD"/>
             <w:tcMar>
               <w:top w:w="90" w:type="dxa"/>
               <w:left w:w="100" w:type="dxa"/>
@@ -3802,11 +4126,12 @@
           </w:tcPr>
           <w:p>
             <w:pPr>
-              <w:spacing w:after="0" w:line="252" w:lineRule="auto"/>
+              <w:spacing w:before="40" w:after="40" w:line="252" w:lineRule="auto"/>
             </w:pPr>
             <w:r>
               <w:rPr>
                 <w:sz w:val="24"/>
+                <w:szCs w:val="24"/>
               </w:rPr>
               <w:t>Cowork hoặc Claude Code</w:t>
             </w:r>
@@ -3815,13 +4140,11 @@
       </w:tr>
       <w:tr>
         <w:trPr>
-          <w:cantSplit/>
           <w:jc w:val="center"/>
         </w:trPr>
         <w:tc>
           <w:tcPr>
             <w:tcW w:w="2381" w:type="dxa"/>
-            <w:shd w:val="clear" w:color="auto" w:fill="EAF2F8"/>
             <w:tcMar>
               <w:top w:w="90" w:type="dxa"/>
               <w:left w:w="100" w:type="dxa"/>
@@ -3832,13 +4155,14 @@
           </w:tcPr>
           <w:p>
             <w:pPr>
-              <w:spacing w:after="0" w:line="252" w:lineRule="auto"/>
+              <w:spacing w:before="40" w:after="40" w:line="252" w:lineRule="auto"/>
               <w:jc w:val="center"/>
             </w:pPr>
             <w:r>
               <w:rPr>
                 <w:b/>
                 <w:sz w:val="24"/>
+                <w:szCs w:val="24"/>
               </w:rPr>
               <w:t>Đo thể thức thật, theo dõi thay đổi (Track Changes), kiểm tra sản phẩm cuối trước khi giao</w:t>
             </w:r>
@@ -3857,11 +4181,12 @@
           </w:tcPr>
           <w:p>
             <w:pPr>
-              <w:spacing w:after="0" w:line="252" w:lineRule="auto"/>
+              <w:spacing w:before="40" w:after="40" w:line="252" w:lineRule="auto"/>
             </w:pPr>
             <w:r>
               <w:rPr>
                 <w:sz w:val="24"/>
+                <w:szCs w:val="24"/>
               </w:rPr>
               <w:t>Claude Code</w:t>
             </w:r>
@@ -3870,13 +4195,11 @@
       </w:tr>
       <w:tr>
         <w:trPr>
-          <w:cantSplit/>
           <w:jc w:val="center"/>
         </w:trPr>
         <w:tc>
           <w:tcPr>
             <w:tcW w:w="2381" w:type="dxa"/>
-            <w:shd w:val="clear" w:color="auto" w:fill="EAF2F8"/>
             <w:tcMar>
               <w:top w:w="90" w:type="dxa"/>
               <w:left w:w="100" w:type="dxa"/>
@@ -3887,13 +4210,14 @@
           </w:tcPr>
           <w:p>
             <w:pPr>
-              <w:spacing w:after="0" w:line="252" w:lineRule="auto"/>
+              <w:spacing w:before="40" w:after="40" w:line="252" w:lineRule="auto"/>
               <w:jc w:val="center"/>
             </w:pPr>
             <w:r>
               <w:rPr>
                 <w:b/>
                 <w:sz w:val="24"/>
+                <w:szCs w:val="24"/>
               </w:rPr>
               <w:t>Đối chiếu chéo khi cần ý kiến thứ hai</w:t>
             </w:r>
@@ -3902,7 +4226,6 @@
         <w:tc>
           <w:tcPr>
             <w:tcW w:w="6690" w:type="dxa"/>
-            <w:shd w:val="clear" w:color="auto" w:fill="F8FBFD"/>
             <w:tcMar>
               <w:top w:w="90" w:type="dxa"/>
               <w:left w:w="100" w:type="dxa"/>
@@ -3913,11 +4236,12 @@
           </w:tcPr>
           <w:p>
             <w:pPr>
-              <w:spacing w:after="0" w:line="252" w:lineRule="auto"/>
+              <w:spacing w:before="40" w:after="40" w:line="252" w:lineRule="auto"/>
             </w:pPr>
             <w:r>
               <w:rPr>
                 <w:sz w:val="24"/>
+                <w:szCs w:val="24"/>
               </w:rPr>
               <w:t>ChatGPT, Gemini (Mục 6 Phần III)</w:t>
             </w:r>
@@ -3925,19 +4249,27 @@
         </w:tc>
       </w:tr>
     </w:tbl>
-    <w:p/>
     <w:p>
       <w:pPr>
+        <w:spacing w:after="0" w:line="120" w:lineRule="exact"/>
+      </w:pPr>
+    </w:p>
+    <w:p>
+      <w:pPr>
         <w:pStyle w:val="Heading1"/>
+        <w:spacing w:before="240" w:after="120" w:line="264" w:lineRule="auto"/>
+        <w:ind w:firstLine="720"/>
       </w:pPr>
       <w:r>
-        <w:rPr>
-          <w:rFonts w:ascii="Times New Roman" w:hAnsi="Times New Roman"/>
-        </w:rPr>
         <w:t>VI. CÂU LỆNH MẪU THEO CHỨC NĂNG</w:t>
       </w:r>
     </w:p>
     <w:p>
+      <w:pPr>
+        <w:spacing w:line="264" w:lineRule="auto"/>
+        <w:ind w:firstLine="720"/>
+        <w:jc w:val="both"/>
+      </w:pPr>
       <w:r>
         <w:t>Cách dùng: Chọn lệnh rút gọn khi hồ sơ đã rõ; chọn lệnh đầy đủ khi việc quan trọng, nhiều đơn vị hoặc cần kiểm soát đầu ra chặt chẽ. Điền nội dung trong [ ].</w:t>
       </w:r>
@@ -3945,17 +4277,20 @@
     <w:p>
       <w:pPr>
         <w:pStyle w:val="Heading2"/>
+        <w:spacing w:before="120" w:after="120" w:line="264" w:lineRule="auto"/>
+        <w:ind w:firstLine="720"/>
+        <w:jc w:val="both"/>
       </w:pPr>
       <w:r>
-        <w:rPr>
-          <w:rFonts w:ascii="Times New Roman" w:hAnsi="Times New Roman"/>
-        </w:rPr>
         <w:t>1. Xây dựng kế hoạch công tác</w:t>
       </w:r>
     </w:p>
     <w:p>
       <w:pPr>
         <w:keepNext/>
+        <w:spacing w:line="264" w:lineRule="auto"/>
+        <w:ind w:firstLine="720"/>
+        <w:jc w:val="both"/>
       </w:pPr>
       <w:r>
         <w:t>Dùng khi tổng hợp kế hoạch tháng, quý, năm của Trường hoặc của đơn vị.</w:t>
@@ -3964,8 +4299,16 @@
     <w:tbl>
       <w:tblPr>
         <w:tblStyle w:val="TableGrid"/>
-        <w:tblW w:w="0" w:type="auto"/>
+        <w:tblW w:w="5000" w:type="pct"/>
         <w:jc w:val="center"/>
+        <w:tblBorders>
+          <w:top w:val="single" w:sz="4" w:space="0" w:color="000000"/>
+          <w:left w:val="single" w:sz="4" w:space="0" w:color="000000"/>
+          <w:bottom w:val="single" w:sz="4" w:space="0" w:color="000000"/>
+          <w:right w:val="single" w:sz="4" w:space="0" w:color="000000"/>
+          <w:insideH w:val="single" w:sz="4" w:space="0" w:color="000000"/>
+          <w:insideV w:val="single" w:sz="4" w:space="0" w:color="000000"/>
+        </w:tblBorders>
         <w:tblLook w:val="04A0" w:firstRow="1" w:lastRow="0" w:firstColumn="1" w:lastColumn="0" w:noHBand="0" w:noVBand="1"/>
       </w:tblPr>
       <w:tblGrid>
@@ -3973,14 +4316,12 @@
       </w:tblGrid>
       <w:tr>
         <w:trPr>
-          <w:cantSplit/>
-          <w:trHeight w:val="20"/>
+          <w:tblHeader/>
           <w:jc w:val="center"/>
         </w:trPr>
         <w:tc>
           <w:tcPr>
             <w:tcW w:w="9071" w:type="dxa"/>
-            <w:shd w:val="clear" w:color="auto" w:fill="D9EAF7"/>
             <w:tcMar>
               <w:top w:w="90" w:type="dxa"/>
               <w:left w:w="100" w:type="dxa"/>
@@ -3990,12 +4331,14 @@
           </w:tcPr>
           <w:p>
             <w:pPr>
-              <w:keepNext/>
+              <w:spacing w:before="40" w:after="40" w:line="252" w:lineRule="auto"/>
+              <w:jc w:val="center"/>
             </w:pPr>
             <w:r>
               <w:rPr>
                 <w:b/>
                 <w:sz w:val="24"/>
+                <w:szCs w:val="24"/>
               </w:rPr>
               <w:t>LỆNH RÚT GỌN - SAO CHÉP NGUYÊN VĂN</w:t>
             </w:r>
@@ -4004,13 +4347,11 @@
       </w:tr>
       <w:tr>
         <w:trPr>
-          <w:cantSplit/>
           <w:jc w:val="center"/>
         </w:trPr>
         <w:tc>
           <w:tcPr>
             <w:tcW w:w="9071" w:type="dxa"/>
-            <w:shd w:val="clear" w:color="auto" w:fill="F7F7F7"/>
             <w:tcMar>
               <w:top w:w="120" w:type="dxa"/>
               <w:left w:w="140" w:type="dxa"/>
@@ -4020,16 +4361,16 @@
           </w:tcPr>
           <w:p>
             <w:pPr>
-              <w:spacing w:after="0" w:line="259" w:lineRule="auto"/>
+              <w:spacing w:before="40" w:after="40" w:line="252" w:lineRule="auto"/>
+              <w:jc w:val="both"/>
               <w:rPr>
                 <w:sz w:val="24"/>
               </w:rPr>
             </w:pPr>
             <w:r>
               <w:rPr>
-                <w:b/>
-                <w:bCs/>
                 <w:sz w:val="24"/>
+                <w:szCs w:val="24"/>
               </w:rPr>
               <w:t>Tổng hợp kế hoạch công tác [tháng 10/2026] của [Trường/đơn vị] từ các tệp đính kèm theo mẫu Phụ lục Thông báo số 736/TB-CĐKT, phân loại 6 trục theo Thông báo số 817/TB-CĐKT, đối chiếu kế hoạch [quý IV/2026].</w:t>
             </w:r>
@@ -4037,12 +4378,24 @@
         </w:tc>
       </w:tr>
     </w:tbl>
-    <w:p/>
+    <w:p>
+      <w:pPr>
+        <w:spacing w:after="0" w:line="120" w:lineRule="exact"/>
+      </w:pPr>
+    </w:p>
     <w:tbl>
       <w:tblPr>
         <w:tblStyle w:val="TableGrid"/>
-        <w:tblW w:w="0" w:type="auto"/>
+        <w:tblW w:w="5000" w:type="pct"/>
         <w:jc w:val="center"/>
+        <w:tblBorders>
+          <w:top w:val="single" w:sz="4" w:space="0" w:color="000000"/>
+          <w:left w:val="single" w:sz="4" w:space="0" w:color="000000"/>
+          <w:bottom w:val="single" w:sz="4" w:space="0" w:color="000000"/>
+          <w:right w:val="single" w:sz="4" w:space="0" w:color="000000"/>
+          <w:insideH w:val="single" w:sz="4" w:space="0" w:color="000000"/>
+          <w:insideV w:val="single" w:sz="4" w:space="0" w:color="000000"/>
+        </w:tblBorders>
         <w:tblLook w:val="04A0" w:firstRow="1" w:lastRow="0" w:firstColumn="1" w:lastColumn="0" w:noHBand="0" w:noVBand="1"/>
       </w:tblPr>
       <w:tblGrid>
@@ -4050,13 +4403,12 @@
       </w:tblGrid>
       <w:tr>
         <w:trPr>
-          <w:cantSplit/>
+          <w:tblHeader/>
           <w:jc w:val="center"/>
         </w:trPr>
         <w:tc>
           <w:tcPr>
             <w:tcW w:w="9071" w:type="dxa"/>
-            <w:shd w:val="clear" w:color="auto" w:fill="D9EAF7"/>
             <w:tcMar>
               <w:top w:w="90" w:type="dxa"/>
               <w:left w:w="100" w:type="dxa"/>
@@ -4066,12 +4418,14 @@
           </w:tcPr>
           <w:p>
             <w:pPr>
-              <w:keepNext/>
+              <w:spacing w:before="40" w:after="40" w:line="252" w:lineRule="auto"/>
+              <w:jc w:val="center"/>
             </w:pPr>
             <w:r>
               <w:rPr>
                 <w:b/>
                 <w:sz w:val="24"/>
+                <w:szCs w:val="24"/>
               </w:rPr>
               <w:t>LỆNH ĐẦY ĐỦ - SAO CHÉP VÀ ĐIỀN PHẦN TRONG [ ]</w:t>
             </w:r>
@@ -4080,13 +4434,11 @@
       </w:tr>
       <w:tr>
         <w:trPr>
-          <w:cantSplit/>
           <w:jc w:val="center"/>
         </w:trPr>
         <w:tc>
           <w:tcPr>
             <w:tcW w:w="9071" w:type="dxa"/>
-            <w:shd w:val="clear" w:color="auto" w:fill="F7F7F7"/>
             <w:tcMar>
               <w:top w:w="120" w:type="dxa"/>
               <w:left w:w="140" w:type="dxa"/>
@@ -4096,12 +4448,13 @@
           </w:tcPr>
           <w:p>
             <w:pPr>
-              <w:spacing w:after="0" w:line="259" w:lineRule="auto"/>
+              <w:spacing w:before="40" w:after="40" w:line="252" w:lineRule="auto"/>
+              <w:jc w:val="both"/>
             </w:pPr>
             <w:r>
               <w:rPr>
-                <w:b/>
                 <w:sz w:val="24"/>
+                <w:szCs w:val="24"/>
               </w:rPr>
               <w:t>Dùng bộ công cụ KTC-Quan-tri, kỹ năng xây dựng kế hoạch (ke-hoach). Xây dựng kế hoạch công tác [kỳ] của [Trường/đơn vị]. Đầu vào: [đề xuất nhiệm vụ của các đơn vị] + [kế hoạch quý/năm đã ban hành] + [văn bản chỉ đạo]. Yêu cầu: (1) đối chiếu KTC-Database; (2) mỗi nhiệm vụ có nội dung, đơn vị chủ trì (mã chuẩn), sản phẩm, số lượng, thời hạn, trục; (3) kế hoạch tháng phải bám kế hoạch quý, nêu nhiệm vụ thiếu hoặc lệch; (4) liệt kê đơn vị chưa nộp, nhiệm vụ trùng, thiếu thông tin; (5) không tự thêm nhiệm vụ khi không có nguồn. Đầu ra: Tệp Excel theo mẫu Phụ lục Thông báo số 736/TB-CĐKT và bảng vấn đề cần đơn vị bổ sung.</w:t>
             </w:r>
@@ -4109,21 +4462,28 @@
         </w:tc>
       </w:tr>
     </w:tbl>
-    <w:p/>
     <w:p>
       <w:pPr>
+        <w:spacing w:after="0" w:line="120" w:lineRule="exact"/>
+      </w:pPr>
+    </w:p>
+    <w:p>
+      <w:pPr>
         <w:pStyle w:val="Heading2"/>
+        <w:spacing w:before="120" w:after="120" w:line="264" w:lineRule="auto"/>
+        <w:ind w:firstLine="720"/>
+        <w:jc w:val="both"/>
       </w:pPr>
       <w:r>
-        <w:rPr>
-          <w:rFonts w:ascii="Times New Roman" w:hAnsi="Times New Roman"/>
-        </w:rPr>
         <w:t>2. Tổng hợp báo cáo công tác định kỳ</w:t>
       </w:r>
     </w:p>
     <w:p>
       <w:pPr>
         <w:keepNext/>
+        <w:spacing w:line="264" w:lineRule="auto"/>
+        <w:ind w:firstLine="720"/>
+        <w:jc w:val="both"/>
       </w:pPr>
       <w:r>
         <w:t>Dùng khi tổng hợp báo cáo tháng, quý, 6 tháng, năm.</w:t>
@@ -4132,8 +4492,16 @@
     <w:tbl>
       <w:tblPr>
         <w:tblStyle w:val="TableGrid"/>
-        <w:tblW w:w="0" w:type="auto"/>
+        <w:tblW w:w="5000" w:type="pct"/>
         <w:jc w:val="center"/>
+        <w:tblBorders>
+          <w:top w:val="single" w:sz="4" w:space="0" w:color="000000"/>
+          <w:left w:val="single" w:sz="4" w:space="0" w:color="000000"/>
+          <w:bottom w:val="single" w:sz="4" w:space="0" w:color="000000"/>
+          <w:right w:val="single" w:sz="4" w:space="0" w:color="000000"/>
+          <w:insideH w:val="single" w:sz="4" w:space="0" w:color="000000"/>
+          <w:insideV w:val="single" w:sz="4" w:space="0" w:color="000000"/>
+        </w:tblBorders>
         <w:tblLook w:val="04A0" w:firstRow="1" w:lastRow="0" w:firstColumn="1" w:lastColumn="0" w:noHBand="0" w:noVBand="1"/>
       </w:tblPr>
       <w:tblGrid>
@@ -4141,14 +4509,12 @@
       </w:tblGrid>
       <w:tr>
         <w:trPr>
-          <w:cantSplit/>
-          <w:trHeight w:val="20"/>
+          <w:tblHeader/>
           <w:jc w:val="center"/>
         </w:trPr>
         <w:tc>
           <w:tcPr>
             <w:tcW w:w="9071" w:type="dxa"/>
-            <w:shd w:val="clear" w:color="auto" w:fill="D9EAF7"/>
             <w:tcMar>
               <w:top w:w="90" w:type="dxa"/>
               <w:left w:w="100" w:type="dxa"/>
@@ -4158,12 +4524,14 @@
           </w:tcPr>
           <w:p>
             <w:pPr>
-              <w:keepNext/>
+              <w:spacing w:before="40" w:after="40" w:line="252" w:lineRule="auto"/>
+              <w:jc w:val="center"/>
             </w:pPr>
             <w:r>
               <w:rPr>
                 <w:b/>
                 <w:sz w:val="24"/>
+                <w:szCs w:val="24"/>
               </w:rPr>
               <w:t>LỆNH RÚT GỌN - SAO CHÉP NGUYÊN VĂN</w:t>
             </w:r>
@@ -4172,13 +4540,11 @@
       </w:tr>
       <w:tr>
         <w:trPr>
-          <w:cantSplit/>
           <w:jc w:val="center"/>
         </w:trPr>
         <w:tc>
           <w:tcPr>
             <w:tcW w:w="9071" w:type="dxa"/>
-            <w:shd w:val="clear" w:color="auto" w:fill="F7F7F7"/>
             <w:tcMar>
               <w:top w:w="120" w:type="dxa"/>
               <w:left w:w="140" w:type="dxa"/>
@@ -4188,16 +4554,16 @@
           </w:tcPr>
           <w:p>
             <w:pPr>
-              <w:spacing w:after="0" w:line="259" w:lineRule="auto"/>
+              <w:spacing w:before="40" w:after="40" w:line="252" w:lineRule="auto"/>
+              <w:jc w:val="both"/>
               <w:rPr>
                 <w:sz w:val="24"/>
               </w:rPr>
             </w:pPr>
             <w:r>
               <w:rPr>
-                <w:b/>
-                <w:bCs/>
                 <w:sz w:val="24"/>
+                <w:szCs w:val="24"/>
               </w:rPr>
               <w:t>Hoàn thiện báo cáo kết quả công tác [tháng 9] và kế hoạch công tác [tháng 10] năm 2026 của Trường theo Thông báo số 736/TB-CĐKT, từ báo cáo các đơn vị đã nộp; phát triển từ báo cáo, phụ lục, kế hoạch tháng trước đã ban hành.</w:t>
             </w:r>
@@ -4205,12 +4571,24 @@
         </w:tc>
       </w:tr>
     </w:tbl>
-    <w:p/>
+    <w:p>
+      <w:pPr>
+        <w:spacing w:after="0" w:line="120" w:lineRule="exact"/>
+      </w:pPr>
+    </w:p>
     <w:tbl>
       <w:tblPr>
         <w:tblStyle w:val="TableGrid"/>
-        <w:tblW w:w="0" w:type="auto"/>
+        <w:tblW w:w="5000" w:type="pct"/>
         <w:jc w:val="center"/>
+        <w:tblBorders>
+          <w:top w:val="single" w:sz="4" w:space="0" w:color="000000"/>
+          <w:left w:val="single" w:sz="4" w:space="0" w:color="000000"/>
+          <w:bottom w:val="single" w:sz="4" w:space="0" w:color="000000"/>
+          <w:right w:val="single" w:sz="4" w:space="0" w:color="000000"/>
+          <w:insideH w:val="single" w:sz="4" w:space="0" w:color="000000"/>
+          <w:insideV w:val="single" w:sz="4" w:space="0" w:color="000000"/>
+        </w:tblBorders>
         <w:tblLook w:val="04A0" w:firstRow="1" w:lastRow="0" w:firstColumn="1" w:lastColumn="0" w:noHBand="0" w:noVBand="1"/>
       </w:tblPr>
       <w:tblGrid>
@@ -4218,13 +4596,12 @@
       </w:tblGrid>
       <w:tr>
         <w:trPr>
-          <w:cantSplit/>
+          <w:tblHeader/>
           <w:jc w:val="center"/>
         </w:trPr>
         <w:tc>
           <w:tcPr>
             <w:tcW w:w="9071" w:type="dxa"/>
-            <w:shd w:val="clear" w:color="auto" w:fill="D9EAF7"/>
             <w:tcMar>
               <w:top w:w="90" w:type="dxa"/>
               <w:left w:w="100" w:type="dxa"/>
@@ -4234,12 +4611,14 @@
           </w:tcPr>
           <w:p>
             <w:pPr>
-              <w:keepNext/>
+              <w:spacing w:before="40" w:after="40" w:line="252" w:lineRule="auto"/>
+              <w:jc w:val="center"/>
             </w:pPr>
             <w:r>
               <w:rPr>
                 <w:b/>
                 <w:sz w:val="24"/>
+                <w:szCs w:val="24"/>
               </w:rPr>
               <w:t>LỆNH ĐẦY ĐỦ - SAO CHÉP VÀ ĐIỀN PHẦN TRONG [ ]</w:t>
             </w:r>
@@ -4248,13 +4627,11 @@
       </w:tr>
       <w:tr>
         <w:trPr>
-          <w:cantSplit/>
           <w:jc w:val="center"/>
         </w:trPr>
         <w:tc>
           <w:tcPr>
             <w:tcW w:w="9071" w:type="dxa"/>
-            <w:shd w:val="clear" w:color="auto" w:fill="F7F7F7"/>
             <w:tcMar>
               <w:top w:w="120" w:type="dxa"/>
               <w:left w:w="140" w:type="dxa"/>
@@ -4264,12 +4641,13 @@
           </w:tcPr>
           <w:p>
             <w:pPr>
-              <w:spacing w:after="0" w:line="259" w:lineRule="auto"/>
+              <w:spacing w:before="40" w:after="40" w:line="252" w:lineRule="auto"/>
+              <w:jc w:val="both"/>
             </w:pPr>
             <w:r>
               <w:rPr>
-                <w:b/>
                 <w:sz w:val="24"/>
+                <w:szCs w:val="24"/>
               </w:rPr>
               <w:t>Dùng bộ công cụ KTC-Quan-tri, kỹ năng tổng hợp báo cáo (bao-cao). Hoàn thiện báo cáo kết quả công tác [tháng 9] và kế hoạch công tác [tháng 10] năm 2026 của Trường theo Thông báo số 736/TB-CĐKT, từ báo cáo các đơn vị đã nộp [đính kèm hoặc trong thư mục 10-Dau-Vao]. Phát triển từ báo cáo, phụ lục, kế hoạch tháng trước đã ban hành trong kho. Đầu ra: (1) báo cáo Word; (2) phụ lục kết quả Excel có công thức KPI; (3) kế hoạch công tác tháng sau Excel; (4) ghi chú đối soát nguồn, lỗi dữ liệu đơn vị, đơn vị chưa nộp. Nội dung nào không có nguồn thì ghi rõ cần bổ sung, không tự đặt.</w:t>
             </w:r>
@@ -4277,21 +4655,28 @@
         </w:tc>
       </w:tr>
     </w:tbl>
-    <w:p/>
     <w:p>
       <w:pPr>
+        <w:spacing w:after="0" w:line="120" w:lineRule="exact"/>
+      </w:pPr>
+    </w:p>
+    <w:p>
+      <w:pPr>
         <w:pStyle w:val="Heading2"/>
+        <w:spacing w:before="120" w:after="120" w:line="264" w:lineRule="auto"/>
+        <w:ind w:firstLine="720"/>
+        <w:jc w:val="both"/>
       </w:pPr>
       <w:r>
-        <w:rPr>
-          <w:rFonts w:ascii="Times New Roman" w:hAnsi="Times New Roman"/>
-        </w:rPr>
         <w:t>3. Theo dõi nhiệm vụ</w:t>
       </w:r>
     </w:p>
     <w:p>
       <w:pPr>
         <w:keepNext/>
+        <w:spacing w:line="264" w:lineRule="auto"/>
+        <w:ind w:firstLine="720"/>
+        <w:jc w:val="both"/>
       </w:pPr>
       <w:r>
         <w:t>Dùng trong kỳ, khi cập nhật tiến độ, minh chứng và cần danh sách cảnh báo.</w:t>
@@ -4300,8 +4685,16 @@
     <w:tbl>
       <w:tblPr>
         <w:tblStyle w:val="TableGrid"/>
-        <w:tblW w:w="0" w:type="auto"/>
+        <w:tblW w:w="5000" w:type="pct"/>
         <w:jc w:val="center"/>
+        <w:tblBorders>
+          <w:top w:val="single" w:sz="4" w:space="0" w:color="000000"/>
+          <w:left w:val="single" w:sz="4" w:space="0" w:color="000000"/>
+          <w:bottom w:val="single" w:sz="4" w:space="0" w:color="000000"/>
+          <w:right w:val="single" w:sz="4" w:space="0" w:color="000000"/>
+          <w:insideH w:val="single" w:sz="4" w:space="0" w:color="000000"/>
+          <w:insideV w:val="single" w:sz="4" w:space="0" w:color="000000"/>
+        </w:tblBorders>
         <w:tblLook w:val="04A0" w:firstRow="1" w:lastRow="0" w:firstColumn="1" w:lastColumn="0" w:noHBand="0" w:noVBand="1"/>
       </w:tblPr>
       <w:tblGrid>
@@ -4309,14 +4702,12 @@
       </w:tblGrid>
       <w:tr>
         <w:trPr>
-          <w:cantSplit/>
-          <w:trHeight w:val="20"/>
+          <w:tblHeader/>
           <w:jc w:val="center"/>
         </w:trPr>
         <w:tc>
           <w:tcPr>
             <w:tcW w:w="9071" w:type="dxa"/>
-            <w:shd w:val="clear" w:color="auto" w:fill="D9EAF7"/>
             <w:tcMar>
               <w:top w:w="90" w:type="dxa"/>
               <w:left w:w="100" w:type="dxa"/>
@@ -4326,12 +4717,14 @@
           </w:tcPr>
           <w:p>
             <w:pPr>
-              <w:keepNext/>
+              <w:spacing w:before="40" w:after="40" w:line="252" w:lineRule="auto"/>
+              <w:jc w:val="center"/>
             </w:pPr>
             <w:r>
               <w:rPr>
                 <w:b/>
                 <w:sz w:val="24"/>
+                <w:szCs w:val="24"/>
               </w:rPr>
               <w:t>LỆNH RÚT GỌN - SAO CHÉP NGUYÊN VĂN</w:t>
             </w:r>
@@ -4340,13 +4733,11 @@
       </w:tr>
       <w:tr>
         <w:trPr>
-          <w:cantSplit/>
           <w:jc w:val="center"/>
         </w:trPr>
         <w:tc>
           <w:tcPr>
             <w:tcW w:w="9071" w:type="dxa"/>
-            <w:shd w:val="clear" w:color="auto" w:fill="F7F7F7"/>
             <w:tcMar>
               <w:top w:w="120" w:type="dxa"/>
               <w:left w:w="140" w:type="dxa"/>
@@ -4356,16 +4747,16 @@
           </w:tcPr>
           <w:p>
             <w:pPr>
-              <w:spacing w:after="0" w:line="259" w:lineRule="auto"/>
+              <w:spacing w:before="40" w:after="40" w:line="252" w:lineRule="auto"/>
+              <w:jc w:val="both"/>
               <w:rPr>
                 <w:sz w:val="24"/>
               </w:rPr>
             </w:pPr>
             <w:r>
               <w:rPr>
-                <w:b/>
-                <w:bCs/>
                 <w:sz w:val="24"/>
+                <w:szCs w:val="24"/>
               </w:rPr>
               <w:t>Cập nhật tiến độ các nhiệm vụ của [đơn vị] theo tệp đính kèm và lập danh sách cảnh báo đến ngày [dd/mm/yyyy].</w:t>
             </w:r>
@@ -4373,12 +4764,24 @@
         </w:tc>
       </w:tr>
     </w:tbl>
-    <w:p/>
+    <w:p>
+      <w:pPr>
+        <w:spacing w:after="0" w:line="120" w:lineRule="exact"/>
+      </w:pPr>
+    </w:p>
     <w:tbl>
       <w:tblPr>
         <w:tblStyle w:val="TableGrid"/>
-        <w:tblW w:w="0" w:type="auto"/>
+        <w:tblW w:w="5000" w:type="pct"/>
         <w:jc w:val="center"/>
+        <w:tblBorders>
+          <w:top w:val="single" w:sz="4" w:space="0" w:color="000000"/>
+          <w:left w:val="single" w:sz="4" w:space="0" w:color="000000"/>
+          <w:bottom w:val="single" w:sz="4" w:space="0" w:color="000000"/>
+          <w:right w:val="single" w:sz="4" w:space="0" w:color="000000"/>
+          <w:insideH w:val="single" w:sz="4" w:space="0" w:color="000000"/>
+          <w:insideV w:val="single" w:sz="4" w:space="0" w:color="000000"/>
+        </w:tblBorders>
         <w:tblLook w:val="04A0" w:firstRow="1" w:lastRow="0" w:firstColumn="1" w:lastColumn="0" w:noHBand="0" w:noVBand="1"/>
       </w:tblPr>
       <w:tblGrid>
@@ -4386,13 +4789,12 @@
       </w:tblGrid>
       <w:tr>
         <w:trPr>
-          <w:cantSplit/>
+          <w:tblHeader/>
           <w:jc w:val="center"/>
         </w:trPr>
         <w:tc>
           <w:tcPr>
             <w:tcW w:w="9071" w:type="dxa"/>
-            <w:shd w:val="clear" w:color="auto" w:fill="D9EAF7"/>
             <w:tcMar>
               <w:top w:w="90" w:type="dxa"/>
               <w:left w:w="100" w:type="dxa"/>
@@ -4402,12 +4804,14 @@
           </w:tcPr>
           <w:p>
             <w:pPr>
-              <w:keepNext/>
+              <w:spacing w:before="40" w:after="40" w:line="252" w:lineRule="auto"/>
+              <w:jc w:val="center"/>
             </w:pPr>
             <w:r>
               <w:rPr>
                 <w:b/>
                 <w:sz w:val="24"/>
+                <w:szCs w:val="24"/>
               </w:rPr>
               <w:t>LỆNH ĐẦY ĐỦ - SAO CHÉP VÀ ĐIỀN PHẦN TRONG [ ]</w:t>
             </w:r>
@@ -4416,13 +4820,11 @@
       </w:tr>
       <w:tr>
         <w:trPr>
-          <w:cantSplit/>
           <w:jc w:val="center"/>
         </w:trPr>
         <w:tc>
           <w:tcPr>
             <w:tcW w:w="9071" w:type="dxa"/>
-            <w:shd w:val="clear" w:color="auto" w:fill="F7F7F7"/>
             <w:tcMar>
               <w:top w:w="120" w:type="dxa"/>
               <w:left w:w="140" w:type="dxa"/>
@@ -4432,12 +4834,13 @@
           </w:tcPr>
           <w:p>
             <w:pPr>
-              <w:spacing w:after="0" w:line="259" w:lineRule="auto"/>
+              <w:spacing w:before="40" w:after="40" w:line="252" w:lineRule="auto"/>
+              <w:jc w:val="both"/>
             </w:pPr>
             <w:r>
               <w:rPr>
-                <w:b/>
                 <w:sz w:val="24"/>
+                <w:szCs w:val="24"/>
               </w:rPr>
               <w:t>Dùng bộ công cụ KTC-Quan-tri, kỹ năng theo dõi nhiệm vụ (theo-doi-cv). Đầu vào: [danh sách nhiệm vụ có Task_ID] + [cập nhật tiến độ, minh chứng]. Yêu cầu: (1) chỉ cập nhật nhiệm vụ đã có trong kế hoạch; nhiệm vụ phát sinh phải ghi nguồn, căn cứ, ngày phát sinh, đơn vị giao, đơn vị thực hiện, thời hạn, sản phẩm; (2) phát cảnh báo sắp đến hạn, quá hạn, chưa bắt đầu, không cập nhật, tiến độ thấp, thiếu sản phẩm, thiếu minh chứng, nguy cơ không hoàn thành; (3) đề nghị điều chỉnh ghi đủ giá trị cũ, lý do, căn cứ, người điều chỉnh, thời gian, giá trị mới. Đầu ra: Bảng tình hình thực hiện và danh sách cảnh báo theo đơn vị.</w:t>
             </w:r>
@@ -4445,21 +4848,28 @@
         </w:tc>
       </w:tr>
     </w:tbl>
-    <w:p/>
     <w:p>
       <w:pPr>
+        <w:spacing w:after="0" w:line="120" w:lineRule="exact"/>
+      </w:pPr>
+    </w:p>
+    <w:p>
+      <w:pPr>
         <w:pStyle w:val="Heading2"/>
+        <w:spacing w:before="120" w:after="120" w:line="264" w:lineRule="auto"/>
+        <w:ind w:firstLine="720"/>
+        <w:jc w:val="both"/>
       </w:pPr>
       <w:r>
-        <w:rPr>
-          <w:rFonts w:ascii="Times New Roman" w:hAnsi="Times New Roman"/>
-        </w:rPr>
         <w:t>4. Lập kế hoạch KPI cá nhân quý</w:t>
       </w:r>
     </w:p>
     <w:p>
       <w:pPr>
         <w:keepNext/>
+        <w:spacing w:line="264" w:lineRule="auto"/>
+        <w:ind w:firstLine="720"/>
+        <w:jc w:val="both"/>
       </w:pPr>
       <w:r>
         <w:t>Dùng đầu quý, khi lập Phụ lục kèm Bản cam kết KPI.</w:t>
@@ -4468,8 +4878,16 @@
     <w:tbl>
       <w:tblPr>
         <w:tblStyle w:val="TableGrid"/>
-        <w:tblW w:w="0" w:type="auto"/>
+        <w:tblW w:w="5000" w:type="pct"/>
         <w:jc w:val="center"/>
+        <w:tblBorders>
+          <w:top w:val="single" w:sz="4" w:space="0" w:color="000000"/>
+          <w:left w:val="single" w:sz="4" w:space="0" w:color="000000"/>
+          <w:bottom w:val="single" w:sz="4" w:space="0" w:color="000000"/>
+          <w:right w:val="single" w:sz="4" w:space="0" w:color="000000"/>
+          <w:insideH w:val="single" w:sz="4" w:space="0" w:color="000000"/>
+          <w:insideV w:val="single" w:sz="4" w:space="0" w:color="000000"/>
+        </w:tblBorders>
         <w:tblLook w:val="04A0" w:firstRow="1" w:lastRow="0" w:firstColumn="1" w:lastColumn="0" w:noHBand="0" w:noVBand="1"/>
       </w:tblPr>
       <w:tblGrid>
@@ -4477,14 +4895,12 @@
       </w:tblGrid>
       <w:tr>
         <w:trPr>
-          <w:cantSplit/>
-          <w:trHeight w:val="20"/>
+          <w:tblHeader/>
           <w:jc w:val="center"/>
         </w:trPr>
         <w:tc>
           <w:tcPr>
             <w:tcW w:w="9071" w:type="dxa"/>
-            <w:shd w:val="clear" w:color="auto" w:fill="D9EAF7"/>
             <w:tcMar>
               <w:top w:w="90" w:type="dxa"/>
               <w:left w:w="100" w:type="dxa"/>
@@ -4494,12 +4910,14 @@
           </w:tcPr>
           <w:p>
             <w:pPr>
-              <w:keepNext/>
+              <w:spacing w:before="40" w:after="40" w:line="252" w:lineRule="auto"/>
+              <w:jc w:val="center"/>
             </w:pPr>
             <w:r>
               <w:rPr>
                 <w:b/>
                 <w:sz w:val="24"/>
+                <w:szCs w:val="24"/>
               </w:rPr>
               <w:t>LỆNH RÚT GỌN - SAO CHÉP NGUYÊN VĂN</w:t>
             </w:r>
@@ -4508,13 +4926,11 @@
       </w:tr>
       <w:tr>
         <w:trPr>
-          <w:cantSplit/>
           <w:jc w:val="center"/>
         </w:trPr>
         <w:tc>
           <w:tcPr>
             <w:tcW w:w="9071" w:type="dxa"/>
-            <w:shd w:val="clear" w:color="auto" w:fill="F7F7F7"/>
             <w:tcMar>
               <w:top w:w="120" w:type="dxa"/>
               <w:left w:w="140" w:type="dxa"/>
@@ -4524,16 +4940,16 @@
           </w:tcPr>
           <w:p>
             <w:pPr>
-              <w:spacing w:after="0" w:line="259" w:lineRule="auto"/>
+              <w:spacing w:before="40" w:after="40" w:line="252" w:lineRule="auto"/>
+              <w:jc w:val="both"/>
               <w:rPr>
                 <w:sz w:val="24"/>
               </w:rPr>
             </w:pPr>
             <w:r>
               <w:rPr>
-                <w:b/>
-                <w:bCs/>
                 <w:sz w:val="24"/>
+                <w:szCs w:val="24"/>
               </w:rPr>
               <w:t>Lập kế hoạch KPI quý [IV/2026] cho tôi - [chức danh], [đơn vị], nhóm vị trí [viên chức hành chính]. Danh sách công việc đính kèm.</w:t>
             </w:r>
@@ -4541,12 +4957,24 @@
         </w:tc>
       </w:tr>
     </w:tbl>
-    <w:p/>
+    <w:p>
+      <w:pPr>
+        <w:spacing w:after="0" w:line="120" w:lineRule="exact"/>
+      </w:pPr>
+    </w:p>
     <w:tbl>
       <w:tblPr>
         <w:tblStyle w:val="TableGrid"/>
-        <w:tblW w:w="0" w:type="auto"/>
+        <w:tblW w:w="5000" w:type="pct"/>
         <w:jc w:val="center"/>
+        <w:tblBorders>
+          <w:top w:val="single" w:sz="4" w:space="0" w:color="000000"/>
+          <w:left w:val="single" w:sz="4" w:space="0" w:color="000000"/>
+          <w:bottom w:val="single" w:sz="4" w:space="0" w:color="000000"/>
+          <w:right w:val="single" w:sz="4" w:space="0" w:color="000000"/>
+          <w:insideH w:val="single" w:sz="4" w:space="0" w:color="000000"/>
+          <w:insideV w:val="single" w:sz="4" w:space="0" w:color="000000"/>
+        </w:tblBorders>
         <w:tblLook w:val="04A0" w:firstRow="1" w:lastRow="0" w:firstColumn="1" w:lastColumn="0" w:noHBand="0" w:noVBand="1"/>
       </w:tblPr>
       <w:tblGrid>
@@ -4554,13 +4982,12 @@
       </w:tblGrid>
       <w:tr>
         <w:trPr>
-          <w:cantSplit/>
+          <w:tblHeader/>
           <w:jc w:val="center"/>
         </w:trPr>
         <w:tc>
           <w:tcPr>
             <w:tcW w:w="9071" w:type="dxa"/>
-            <w:shd w:val="clear" w:color="auto" w:fill="D9EAF7"/>
             <w:tcMar>
               <w:top w:w="90" w:type="dxa"/>
               <w:left w:w="100" w:type="dxa"/>
@@ -4570,12 +4997,14 @@
           </w:tcPr>
           <w:p>
             <w:pPr>
-              <w:keepNext/>
+              <w:spacing w:before="40" w:after="40" w:line="252" w:lineRule="auto"/>
+              <w:jc w:val="center"/>
             </w:pPr>
             <w:r>
               <w:rPr>
                 <w:b/>
                 <w:sz w:val="24"/>
+                <w:szCs w:val="24"/>
               </w:rPr>
               <w:t>LỆNH ĐẦY ĐỦ - SAO CHÉP VÀ ĐIỀN PHẦN TRONG [ ]</w:t>
             </w:r>
@@ -4584,13 +5013,11 @@
       </w:tr>
       <w:tr>
         <w:trPr>
-          <w:cantSplit/>
           <w:jc w:val="center"/>
         </w:trPr>
         <w:tc>
           <w:tcPr>
             <w:tcW w:w="9071" w:type="dxa"/>
-            <w:shd w:val="clear" w:color="auto" w:fill="F7F7F7"/>
             <w:tcMar>
               <w:top w:w="120" w:type="dxa"/>
               <w:left w:w="140" w:type="dxa"/>
@@ -4600,12 +5027,13 @@
           </w:tcPr>
           <w:p>
             <w:pPr>
-              <w:spacing w:after="0" w:line="259" w:lineRule="auto"/>
+              <w:spacing w:before="40" w:after="40" w:line="252" w:lineRule="auto"/>
+              <w:jc w:val="both"/>
             </w:pPr>
             <w:r>
               <w:rPr>
-                <w:b/>
                 <w:sz w:val="24"/>
+                <w:szCs w:val="24"/>
               </w:rPr>
               <w:t>Dùng bộ công cụ KTC-Quan-tri, kỹ năng lập KPI cá nhân (kpi-lap-ke-hoach). Thông tin: Nhóm vị trí [..]; đơn vị [..]; cấp trình duyệt [..]. Đầu vào: [nhiệm vụ được phân công] + [kế hoạch quý của đơn vị]. Yêu cầu: (1) xếp từng đầu việc vào trục kết quả, mức độ, sản phẩm, số lượng, thời hạn, minh chứng; (2) hỏi lại khi thiếu người phối hợp, thời hạn, số lượng, không tự điền; (3) kiểm tra trục chính đạt từ 40% trở lên, không quy kết quả tập thể thành KPI cá nhân; (4) xuất tệp Excel đúng mẫu nhóm vị trí và bảng lỗi, cảnh báo.</w:t>
             </w:r>
@@ -4613,21 +5041,28 @@
         </w:tc>
       </w:tr>
     </w:tbl>
-    <w:p/>
     <w:p>
       <w:pPr>
+        <w:spacing w:after="0" w:line="120" w:lineRule="exact"/>
+      </w:pPr>
+    </w:p>
+    <w:p>
+      <w:pPr>
         <w:pStyle w:val="Heading2"/>
+        <w:spacing w:before="120" w:after="120" w:line="264" w:lineRule="auto"/>
+        <w:ind w:firstLine="720"/>
+        <w:jc w:val="both"/>
       </w:pPr>
       <w:r>
-        <w:rPr>
-          <w:rFonts w:ascii="Times New Roman" w:hAnsi="Times New Roman"/>
-        </w:rPr>
         <w:t>5. Tự đánh giá KPI cá nhân quý</w:t>
       </w:r>
     </w:p>
     <w:p>
       <w:pPr>
         <w:keepNext/>
+        <w:spacing w:line="264" w:lineRule="auto"/>
+        <w:ind w:firstLine="720"/>
+        <w:jc w:val="both"/>
       </w:pPr>
       <w:r>
         <w:t>Dùng cuối quý, khi điền Bản tự đánh giá, xếp loại cá nhân.</w:t>
@@ -4636,8 +5071,16 @@
     <w:tbl>
       <w:tblPr>
         <w:tblStyle w:val="TableGrid"/>
-        <w:tblW w:w="0" w:type="auto"/>
+        <w:tblW w:w="5000" w:type="pct"/>
         <w:jc w:val="center"/>
+        <w:tblBorders>
+          <w:top w:val="single" w:sz="4" w:space="0" w:color="000000"/>
+          <w:left w:val="single" w:sz="4" w:space="0" w:color="000000"/>
+          <w:bottom w:val="single" w:sz="4" w:space="0" w:color="000000"/>
+          <w:right w:val="single" w:sz="4" w:space="0" w:color="000000"/>
+          <w:insideH w:val="single" w:sz="4" w:space="0" w:color="000000"/>
+          <w:insideV w:val="single" w:sz="4" w:space="0" w:color="000000"/>
+        </w:tblBorders>
         <w:tblLook w:val="04A0" w:firstRow="1" w:lastRow="0" w:firstColumn="1" w:lastColumn="0" w:noHBand="0" w:noVBand="1"/>
       </w:tblPr>
       <w:tblGrid>
@@ -4645,14 +5088,12 @@
       </w:tblGrid>
       <w:tr>
         <w:trPr>
-          <w:cantSplit/>
-          <w:trHeight w:val="20"/>
+          <w:tblHeader/>
           <w:jc w:val="center"/>
         </w:trPr>
         <w:tc>
           <w:tcPr>
             <w:tcW w:w="9071" w:type="dxa"/>
-            <w:shd w:val="clear" w:color="auto" w:fill="D9EAF7"/>
             <w:tcMar>
               <w:top w:w="90" w:type="dxa"/>
               <w:left w:w="100" w:type="dxa"/>
@@ -4662,12 +5103,14 @@
           </w:tcPr>
           <w:p>
             <w:pPr>
-              <w:keepNext/>
+              <w:spacing w:before="40" w:after="40" w:line="252" w:lineRule="auto"/>
+              <w:jc w:val="center"/>
             </w:pPr>
             <w:r>
               <w:rPr>
                 <w:b/>
                 <w:sz w:val="24"/>
+                <w:szCs w:val="24"/>
               </w:rPr>
               <w:t>LỆNH RÚT GỌN - SAO CHÉP NGUYÊN VĂN</w:t>
             </w:r>
@@ -4676,13 +5119,11 @@
       </w:tr>
       <w:tr>
         <w:trPr>
-          <w:cantSplit/>
           <w:jc w:val="center"/>
         </w:trPr>
         <w:tc>
           <w:tcPr>
             <w:tcW w:w="9071" w:type="dxa"/>
-            <w:shd w:val="clear" w:color="auto" w:fill="F7F7F7"/>
             <w:tcMar>
               <w:top w:w="120" w:type="dxa"/>
               <w:left w:w="140" w:type="dxa"/>
@@ -4692,16 +5133,16 @@
           </w:tcPr>
           <w:p>
             <w:pPr>
-              <w:spacing w:after="0" w:line="259" w:lineRule="auto"/>
+              <w:spacing w:before="40" w:after="40" w:line="252" w:lineRule="auto"/>
+              <w:jc w:val="both"/>
               <w:rPr>
                 <w:sz w:val="24"/>
               </w:rPr>
             </w:pPr>
             <w:r>
               <w:rPr>
-                <w:b/>
-                <w:bCs/>
                 <w:sz w:val="24"/>
+                <w:szCs w:val="24"/>
               </w:rPr>
               <w:t>Tự đánh giá KPI quý [III/2026] từ kế hoạch KPI đã duyệt đính kèm.</w:t>
             </w:r>
@@ -4709,12 +5150,24 @@
         </w:tc>
       </w:tr>
     </w:tbl>
-    <w:p/>
+    <w:p>
+      <w:pPr>
+        <w:spacing w:after="0" w:line="120" w:lineRule="exact"/>
+      </w:pPr>
+    </w:p>
     <w:tbl>
       <w:tblPr>
         <w:tblStyle w:val="TableGrid"/>
-        <w:tblW w:w="0" w:type="auto"/>
+        <w:tblW w:w="5000" w:type="pct"/>
         <w:jc w:val="center"/>
+        <w:tblBorders>
+          <w:top w:val="single" w:sz="4" w:space="0" w:color="000000"/>
+          <w:left w:val="single" w:sz="4" w:space="0" w:color="000000"/>
+          <w:bottom w:val="single" w:sz="4" w:space="0" w:color="000000"/>
+          <w:right w:val="single" w:sz="4" w:space="0" w:color="000000"/>
+          <w:insideH w:val="single" w:sz="4" w:space="0" w:color="000000"/>
+          <w:insideV w:val="single" w:sz="4" w:space="0" w:color="000000"/>
+        </w:tblBorders>
         <w:tblLook w:val="04A0" w:firstRow="1" w:lastRow="0" w:firstColumn="1" w:lastColumn="0" w:noHBand="0" w:noVBand="1"/>
       </w:tblPr>
       <w:tblGrid>
@@ -4722,13 +5175,12 @@
       </w:tblGrid>
       <w:tr>
         <w:trPr>
-          <w:cantSplit/>
+          <w:tblHeader/>
           <w:jc w:val="center"/>
         </w:trPr>
         <w:tc>
           <w:tcPr>
             <w:tcW w:w="9071" w:type="dxa"/>
-            <w:shd w:val="clear" w:color="auto" w:fill="D9EAF7"/>
             <w:tcMar>
               <w:top w:w="90" w:type="dxa"/>
               <w:left w:w="100" w:type="dxa"/>
@@ -4738,12 +5190,14 @@
           </w:tcPr>
           <w:p>
             <w:pPr>
-              <w:keepNext/>
+              <w:spacing w:before="40" w:after="40" w:line="252" w:lineRule="auto"/>
+              <w:jc w:val="center"/>
             </w:pPr>
             <w:r>
               <w:rPr>
                 <w:b/>
                 <w:sz w:val="24"/>
+                <w:szCs w:val="24"/>
               </w:rPr>
               <w:t>LỆNH ĐẦY ĐỦ - SAO CHÉP VÀ ĐIỀN PHẦN TRONG [ ]</w:t>
             </w:r>
@@ -4752,13 +5206,11 @@
       </w:tr>
       <w:tr>
         <w:trPr>
-          <w:cantSplit/>
           <w:jc w:val="center"/>
         </w:trPr>
         <w:tc>
           <w:tcPr>
             <w:tcW w:w="9071" w:type="dxa"/>
-            <w:shd w:val="clear" w:color="auto" w:fill="F7F7F7"/>
             <w:tcMar>
               <w:top w:w="120" w:type="dxa"/>
               <w:left w:w="140" w:type="dxa"/>
@@ -4768,12 +5220,13 @@
           </w:tcPr>
           <w:p>
             <w:pPr>
-              <w:spacing w:after="0" w:line="259" w:lineRule="auto"/>
+              <w:spacing w:before="40" w:after="40" w:line="252" w:lineRule="auto"/>
+              <w:jc w:val="both"/>
             </w:pPr>
             <w:r>
               <w:rPr>
-                <w:b/>
                 <w:sz w:val="24"/>
+                <w:szCs w:val="24"/>
               </w:rPr>
               <w:t>Dùng bộ công cụ KTC-Quan-tri, kỹ năng tự đánh giá KPI (kpi-tu-danh-gia). Bước 1: Từ kế hoạch KPI đã duyệt, sinh bảng hỏi Excel để tôi điền điểm tiêu chí chung, số lượng, chất lượng, tiến độ thực tế và điều kiện kèm theo. Bước 2: Khi tôi gửi lại bảng hỏi đã điền, tính điểm phần A (30 điểm) và phần B (70 điểm), chặn trần 100% từng chỉ tiêu, đối chiếu ngưỡng và điều kiện theo Quyết định số 1923/QĐ-CĐKT ngày 30/8/2026, điền Bản tự đánh giá. Chỉ nêu mức đề xuất; nêu rõ trường hợp phải dừng để cấp có thẩm quyền xem xét.</w:t>
             </w:r>
@@ -4781,21 +5234,28 @@
         </w:tc>
       </w:tr>
     </w:tbl>
-    <w:p/>
     <w:p>
       <w:pPr>
+        <w:spacing w:after="0" w:line="120" w:lineRule="exact"/>
+      </w:pPr>
+    </w:p>
+    <w:p>
+      <w:pPr>
         <w:pStyle w:val="Heading2"/>
+        <w:spacing w:before="120" w:after="120" w:line="264" w:lineRule="auto"/>
+        <w:ind w:firstLine="720"/>
+        <w:jc w:val="both"/>
       </w:pPr>
       <w:r>
-        <w:rPr>
-          <w:rFonts w:ascii="Times New Roman" w:hAnsi="Times New Roman"/>
-        </w:rPr>
         <w:t>6. Soạn thảo văn bản hành chính</w:t>
       </w:r>
     </w:p>
     <w:p>
       <w:pPr>
         <w:keepNext/>
+        <w:spacing w:line="264" w:lineRule="auto"/>
+        <w:ind w:firstLine="720"/>
+        <w:jc w:val="both"/>
       </w:pPr>
       <w:r>
         <w:t>Dùng khi soạn văn bản mới hoặc sửa dự thảo đã có.</w:t>
@@ -4804,8 +5264,16 @@
     <w:tbl>
       <w:tblPr>
         <w:tblStyle w:val="TableGrid"/>
-        <w:tblW w:w="0" w:type="auto"/>
+        <w:tblW w:w="5000" w:type="pct"/>
         <w:jc w:val="center"/>
+        <w:tblBorders>
+          <w:top w:val="single" w:sz="4" w:space="0" w:color="000000"/>
+          <w:left w:val="single" w:sz="4" w:space="0" w:color="000000"/>
+          <w:bottom w:val="single" w:sz="4" w:space="0" w:color="000000"/>
+          <w:right w:val="single" w:sz="4" w:space="0" w:color="000000"/>
+          <w:insideH w:val="single" w:sz="4" w:space="0" w:color="000000"/>
+          <w:insideV w:val="single" w:sz="4" w:space="0" w:color="000000"/>
+        </w:tblBorders>
         <w:tblLook w:val="04A0" w:firstRow="1" w:lastRow="0" w:firstColumn="1" w:lastColumn="0" w:noHBand="0" w:noVBand="1"/>
       </w:tblPr>
       <w:tblGrid>
@@ -4813,14 +5281,12 @@
       </w:tblGrid>
       <w:tr>
         <w:trPr>
-          <w:cantSplit/>
-          <w:trHeight w:val="20"/>
+          <w:tblHeader/>
           <w:jc w:val="center"/>
         </w:trPr>
         <w:tc>
           <w:tcPr>
             <w:tcW w:w="9071" w:type="dxa"/>
-            <w:shd w:val="clear" w:color="auto" w:fill="D9EAF7"/>
             <w:tcMar>
               <w:top w:w="90" w:type="dxa"/>
               <w:left w:w="100" w:type="dxa"/>
@@ -4830,12 +5296,14 @@
           </w:tcPr>
           <w:p>
             <w:pPr>
-              <w:keepNext/>
+              <w:spacing w:before="40" w:after="40" w:line="252" w:lineRule="auto"/>
+              <w:jc w:val="center"/>
             </w:pPr>
             <w:r>
               <w:rPr>
                 <w:b/>
                 <w:sz w:val="24"/>
+                <w:szCs w:val="24"/>
               </w:rPr>
               <w:t>LỆNH RÚT GỌN - SAO CHÉP NGUYÊN VĂN</w:t>
             </w:r>
@@ -4844,13 +5312,11 @@
       </w:tr>
       <w:tr>
         <w:trPr>
-          <w:cantSplit/>
           <w:jc w:val="center"/>
         </w:trPr>
         <w:tc>
           <w:tcPr>
             <w:tcW w:w="9071" w:type="dxa"/>
-            <w:shd w:val="clear" w:color="auto" w:fill="F7F7F7"/>
             <w:tcMar>
               <w:top w:w="120" w:type="dxa"/>
               <w:left w:w="140" w:type="dxa"/>
@@ -4860,16 +5326,16 @@
           </w:tcPr>
           <w:p>
             <w:pPr>
-              <w:spacing w:after="0" w:line="259" w:lineRule="auto"/>
+              <w:spacing w:before="40" w:after="40" w:line="252" w:lineRule="auto"/>
+              <w:jc w:val="both"/>
               <w:rPr>
                 <w:sz w:val="24"/>
               </w:rPr>
             </w:pPr>
             <w:r>
               <w:rPr>
-                <w:b/>
-                <w:bCs/>
                 <w:sz w:val="24"/>
+                <w:szCs w:val="24"/>
               </w:rPr>
               <w:t>Soạn [Thông báo/Kế hoạch/...] về [nội dung] của [đơn vị], người ký [chức danh]; tài liệu liên quan đính kèm.</w:t>
             </w:r>
@@ -4877,12 +5343,24 @@
         </w:tc>
       </w:tr>
     </w:tbl>
-    <w:p/>
+    <w:p>
+      <w:pPr>
+        <w:spacing w:after="0" w:line="120" w:lineRule="exact"/>
+      </w:pPr>
+    </w:p>
     <w:tbl>
       <w:tblPr>
         <w:tblStyle w:val="TableGrid"/>
-        <w:tblW w:w="0" w:type="auto"/>
+        <w:tblW w:w="5000" w:type="pct"/>
         <w:jc w:val="center"/>
+        <w:tblBorders>
+          <w:top w:val="single" w:sz="4" w:space="0" w:color="000000"/>
+          <w:left w:val="single" w:sz="4" w:space="0" w:color="000000"/>
+          <w:bottom w:val="single" w:sz="4" w:space="0" w:color="000000"/>
+          <w:right w:val="single" w:sz="4" w:space="0" w:color="000000"/>
+          <w:insideH w:val="single" w:sz="4" w:space="0" w:color="000000"/>
+          <w:insideV w:val="single" w:sz="4" w:space="0" w:color="000000"/>
+        </w:tblBorders>
         <w:tblLook w:val="04A0" w:firstRow="1" w:lastRow="0" w:firstColumn="1" w:lastColumn="0" w:noHBand="0" w:noVBand="1"/>
       </w:tblPr>
       <w:tblGrid>
@@ -4890,13 +5368,12 @@
       </w:tblGrid>
       <w:tr>
         <w:trPr>
-          <w:cantSplit/>
+          <w:tblHeader/>
           <w:jc w:val="center"/>
         </w:trPr>
         <w:tc>
           <w:tcPr>
             <w:tcW w:w="9071" w:type="dxa"/>
-            <w:shd w:val="clear" w:color="auto" w:fill="D9EAF7"/>
             <w:tcMar>
               <w:top w:w="90" w:type="dxa"/>
               <w:left w:w="100" w:type="dxa"/>
@@ -4906,12 +5383,14 @@
           </w:tcPr>
           <w:p>
             <w:pPr>
-              <w:keepNext/>
+              <w:spacing w:before="40" w:after="40" w:line="252" w:lineRule="auto"/>
+              <w:jc w:val="center"/>
             </w:pPr>
             <w:r>
               <w:rPr>
                 <w:b/>
                 <w:sz w:val="24"/>
+                <w:szCs w:val="24"/>
               </w:rPr>
               <w:t>LỆNH ĐẦY ĐỦ - SAO CHÉP VÀ ĐIỀN PHẦN TRONG [ ]</w:t>
             </w:r>
@@ -4920,13 +5399,11 @@
       </w:tr>
       <w:tr>
         <w:trPr>
-          <w:cantSplit/>
           <w:jc w:val="center"/>
         </w:trPr>
         <w:tc>
           <w:tcPr>
             <w:tcW w:w="9071" w:type="dxa"/>
-            <w:shd w:val="clear" w:color="auto" w:fill="F7F7F7"/>
             <w:tcMar>
               <w:top w:w="120" w:type="dxa"/>
               <w:left w:w="140" w:type="dxa"/>
@@ -4936,12 +5413,13 @@
           </w:tcPr>
           <w:p>
             <w:pPr>
-              <w:spacing w:after="0" w:line="259" w:lineRule="auto"/>
+              <w:spacing w:before="40" w:after="40" w:line="252" w:lineRule="auto"/>
+              <w:jc w:val="both"/>
             </w:pPr>
             <w:r>
               <w:rPr>
-                <w:b/>
                 <w:sz w:val="24"/>
+                <w:szCs w:val="24"/>
               </w:rPr>
               <w:t>Dùng bộ công cụ KTC-Quan-tri, kỹ năng soạn thảo văn bản (soan-thao-vb) và chuẩn thể thức (the-thuc). Loại văn bản: [..]; nội dung chính: [..]; người ký: [..]; nơi nhận: [..]. Yêu cầu: (1) tìm văn bản cùng loại đã ban hành trong KTC-Database làm nền; (2) căn cứ lấy từ kho, ghi đúng số hiệu, ngày ban hành; (3) áp dụng checklist của Skill “ktc-ra-soat-897” ngay khi viết; (4) xuất .docx đúng thể thức, nêu các điểm cần người soạn xác nhận. Sửa trên dự thảo có sẵn thì bật theo dõi thay đổi (Track Changes).</w:t>
             </w:r>
@@ -4949,21 +5427,28 @@
         </w:tc>
       </w:tr>
     </w:tbl>
-    <w:p/>
     <w:p>
       <w:pPr>
+        <w:spacing w:after="0" w:line="120" w:lineRule="exact"/>
+      </w:pPr>
+    </w:p>
+    <w:p>
+      <w:pPr>
         <w:pStyle w:val="Heading2"/>
+        <w:spacing w:before="120" w:after="120" w:line="264" w:lineRule="auto"/>
+        <w:ind w:firstLine="720"/>
+        <w:jc w:val="both"/>
       </w:pPr>
       <w:r>
-        <w:rPr>
-          <w:rFonts w:ascii="Times New Roman" w:hAnsi="Times New Roman"/>
-        </w:rPr>
         <w:t>7. Quản trị, điều phối nhiệm vụ</w:t>
       </w:r>
     </w:p>
     <w:p>
       <w:pPr>
         <w:keepNext/>
+        <w:spacing w:line="264" w:lineRule="auto"/>
+        <w:ind w:firstLine="720"/>
+        <w:jc w:val="both"/>
       </w:pPr>
       <w:r>
         <w:t>Dùng khi nhận kết luận giao ban, văn bản giao việc cần chuẩn hóa thành nhiệm vụ.</w:t>
@@ -4972,8 +5457,16 @@
     <w:tbl>
       <w:tblPr>
         <w:tblStyle w:val="TableGrid"/>
-        <w:tblW w:w="0" w:type="auto"/>
+        <w:tblW w:w="5000" w:type="pct"/>
         <w:jc w:val="center"/>
+        <w:tblBorders>
+          <w:top w:val="single" w:sz="4" w:space="0" w:color="000000"/>
+          <w:left w:val="single" w:sz="4" w:space="0" w:color="000000"/>
+          <w:bottom w:val="single" w:sz="4" w:space="0" w:color="000000"/>
+          <w:right w:val="single" w:sz="4" w:space="0" w:color="000000"/>
+          <w:insideH w:val="single" w:sz="4" w:space="0" w:color="000000"/>
+          <w:insideV w:val="single" w:sz="4" w:space="0" w:color="000000"/>
+        </w:tblBorders>
         <w:tblLook w:val="04A0" w:firstRow="1" w:lastRow="0" w:firstColumn="1" w:lastColumn="0" w:noHBand="0" w:noVBand="1"/>
       </w:tblPr>
       <w:tblGrid>
@@ -4981,14 +5474,12 @@
       </w:tblGrid>
       <w:tr>
         <w:trPr>
-          <w:cantSplit/>
-          <w:trHeight w:val="20"/>
+          <w:tblHeader/>
           <w:jc w:val="center"/>
         </w:trPr>
         <w:tc>
           <w:tcPr>
             <w:tcW w:w="9071" w:type="dxa"/>
-            <w:shd w:val="clear" w:color="auto" w:fill="D9EAF7"/>
             <w:tcMar>
               <w:top w:w="90" w:type="dxa"/>
               <w:left w:w="100" w:type="dxa"/>
@@ -4998,12 +5489,14 @@
           </w:tcPr>
           <w:p>
             <w:pPr>
-              <w:keepNext/>
+              <w:spacing w:before="40" w:after="40" w:line="252" w:lineRule="auto"/>
+              <w:jc w:val="center"/>
             </w:pPr>
             <w:r>
               <w:rPr>
                 <w:b/>
                 <w:sz w:val="24"/>
+                <w:szCs w:val="24"/>
               </w:rPr>
               <w:t>LỆNH RÚT GỌN - SAO CHÉP NGUYÊN VĂN</w:t>
             </w:r>
@@ -5012,13 +5505,11 @@
       </w:tr>
       <w:tr>
         <w:trPr>
-          <w:cantSplit/>
           <w:jc w:val="center"/>
         </w:trPr>
         <w:tc>
           <w:tcPr>
             <w:tcW w:w="9071" w:type="dxa"/>
-            <w:shd w:val="clear" w:color="auto" w:fill="F7F7F7"/>
             <w:tcMar>
               <w:top w:w="120" w:type="dxa"/>
               <w:left w:w="140" w:type="dxa"/>
@@ -5028,16 +5519,16 @@
           </w:tcPr>
           <w:p>
             <w:pPr>
-              <w:spacing w:after="0" w:line="259" w:lineRule="auto"/>
+              <w:spacing w:before="40" w:after="40" w:line="252" w:lineRule="auto"/>
+              <w:jc w:val="both"/>
               <w:rPr>
                 <w:sz w:val="24"/>
               </w:rPr>
             </w:pPr>
             <w:r>
               <w:rPr>
-                <w:b/>
-                <w:bCs/>
                 <w:sz w:val="24"/>
+                <w:szCs w:val="24"/>
               </w:rPr>
               <w:t>Chuẩn hóa danh sách nhiệm vụ đính kèm: Cấp Task_ID, chuẩn hóa mã đơn vị, phân loại 6 trục.</w:t>
             </w:r>
@@ -5045,12 +5536,24 @@
         </w:tc>
       </w:tr>
     </w:tbl>
-    <w:p/>
+    <w:p>
+      <w:pPr>
+        <w:spacing w:after="0" w:line="120" w:lineRule="exact"/>
+      </w:pPr>
+    </w:p>
     <w:tbl>
       <w:tblPr>
         <w:tblStyle w:val="TableGrid"/>
-        <w:tblW w:w="0" w:type="auto"/>
+        <w:tblW w:w="5000" w:type="pct"/>
         <w:jc w:val="center"/>
+        <w:tblBorders>
+          <w:top w:val="single" w:sz="4" w:space="0" w:color="000000"/>
+          <w:left w:val="single" w:sz="4" w:space="0" w:color="000000"/>
+          <w:bottom w:val="single" w:sz="4" w:space="0" w:color="000000"/>
+          <w:right w:val="single" w:sz="4" w:space="0" w:color="000000"/>
+          <w:insideH w:val="single" w:sz="4" w:space="0" w:color="000000"/>
+          <w:insideV w:val="single" w:sz="4" w:space="0" w:color="000000"/>
+        </w:tblBorders>
         <w:tblLook w:val="04A0" w:firstRow="1" w:lastRow="0" w:firstColumn="1" w:lastColumn="0" w:noHBand="0" w:noVBand="1"/>
       </w:tblPr>
       <w:tblGrid>
@@ -5058,13 +5561,12 @@
       </w:tblGrid>
       <w:tr>
         <w:trPr>
-          <w:cantSplit/>
+          <w:tblHeader/>
           <w:jc w:val="center"/>
         </w:trPr>
         <w:tc>
           <w:tcPr>
             <w:tcW w:w="9071" w:type="dxa"/>
-            <w:shd w:val="clear" w:color="auto" w:fill="D9EAF7"/>
             <w:tcMar>
               <w:top w:w="90" w:type="dxa"/>
               <w:left w:w="100" w:type="dxa"/>
@@ -5074,12 +5576,14 @@
           </w:tcPr>
           <w:p>
             <w:pPr>
-              <w:keepNext/>
+              <w:spacing w:before="40" w:after="40" w:line="252" w:lineRule="auto"/>
+              <w:jc w:val="center"/>
             </w:pPr>
             <w:r>
               <w:rPr>
                 <w:b/>
                 <w:sz w:val="24"/>
+                <w:szCs w:val="24"/>
               </w:rPr>
               <w:t>LỆNH ĐẦY ĐỦ - SAO CHÉP VÀ ĐIỀN PHẦN TRONG [ ]</w:t>
             </w:r>
@@ -5088,13 +5592,11 @@
       </w:tr>
       <w:tr>
         <w:trPr>
-          <w:cantSplit/>
           <w:jc w:val="center"/>
         </w:trPr>
         <w:tc>
           <w:tcPr>
             <w:tcW w:w="9071" w:type="dxa"/>
-            <w:shd w:val="clear" w:color="auto" w:fill="F7F7F7"/>
             <w:tcMar>
               <w:top w:w="120" w:type="dxa"/>
               <w:left w:w="140" w:type="dxa"/>
@@ -5104,12 +5606,13 @@
           </w:tcPr>
           <w:p>
             <w:pPr>
-              <w:spacing w:after="0" w:line="259" w:lineRule="auto"/>
+              <w:spacing w:before="40" w:after="40" w:line="252" w:lineRule="auto"/>
+              <w:jc w:val="both"/>
             </w:pPr>
             <w:r>
               <w:rPr>
-                <w:b/>
                 <w:sz w:val="24"/>
+                <w:szCs w:val="24"/>
               </w:rPr>
               <w:t>Dùng bộ công cụ KTC-Quan-tri, kỹ năng quản trị (quan-tri). Đầu vào: [kết luận giao ban/văn bản giao việc/danh sách nhiệm vụ]. Yêu cầu: (1) tách từng nhiệm vụ: Nội dung, đơn vị chủ trì, phối hợp, sản phẩm, thời hạn, căn cứ; (2) kiểm tra trùng với nhiệm vụ đã có; (3) cấp Task_ID (dạng KTC-2026-Q4-00125) cho nhiệm vụ mới; (4) phân loại theo 6 trục và nội hàm; (5) nêu nhiệm vụ thiếu thông tin cần hỏi lại. Đầu ra: Bảng nhiệm vụ chuẩn hóa.</w:t>
             </w:r>
@@ -5117,21 +5620,28 @@
         </w:tc>
       </w:tr>
     </w:tbl>
-    <w:p/>
     <w:p>
       <w:pPr>
+        <w:spacing w:after="0" w:line="120" w:lineRule="exact"/>
+      </w:pPr>
+    </w:p>
+    <w:p>
+      <w:pPr>
         <w:pStyle w:val="Heading2"/>
+        <w:spacing w:before="120" w:after="120" w:line="264" w:lineRule="auto"/>
+        <w:ind w:firstLine="720"/>
+        <w:jc w:val="both"/>
       </w:pPr>
       <w:r>
-        <w:rPr>
-          <w:rFonts w:ascii="Times New Roman" w:hAnsi="Times New Roman"/>
-        </w:rPr>
         <w:t>8. Kiểm tra độc lập bằng tác tử (Cowork, Claude Code)</w:t>
       </w:r>
     </w:p>
     <w:p>
       <w:pPr>
         <w:keepNext/>
+        <w:spacing w:line="264" w:lineRule="auto"/>
+        <w:ind w:firstLine="720"/>
+        <w:jc w:val="both"/>
       </w:pPr>
       <w:r>
         <w:t>Dùng khi Phòng TH-HC&amp;QT nhận hồ sơ đơn vị hoặc trước khi giao sản phẩm.</w:t>
@@ -5140,8 +5650,16 @@
     <w:tbl>
       <w:tblPr>
         <w:tblStyle w:val="TableGrid"/>
-        <w:tblW w:w="0" w:type="auto"/>
+        <w:tblW w:w="5000" w:type="pct"/>
         <w:jc w:val="center"/>
+        <w:tblBorders>
+          <w:top w:val="single" w:sz="4" w:space="0" w:color="000000"/>
+          <w:left w:val="single" w:sz="4" w:space="0" w:color="000000"/>
+          <w:bottom w:val="single" w:sz="4" w:space="0" w:color="000000"/>
+          <w:right w:val="single" w:sz="4" w:space="0" w:color="000000"/>
+          <w:insideH w:val="single" w:sz="4" w:space="0" w:color="000000"/>
+          <w:insideV w:val="single" w:sz="4" w:space="0" w:color="000000"/>
+        </w:tblBorders>
         <w:tblLook w:val="04A0" w:firstRow="1" w:lastRow="0" w:firstColumn="1" w:lastColumn="0" w:noHBand="0" w:noVBand="1"/>
       </w:tblPr>
       <w:tblGrid>
@@ -5149,14 +5667,12 @@
       </w:tblGrid>
       <w:tr>
         <w:trPr>
-          <w:cantSplit/>
-          <w:trHeight w:val="20"/>
+          <w:tblHeader/>
           <w:jc w:val="center"/>
         </w:trPr>
         <w:tc>
           <w:tcPr>
             <w:tcW w:w="9071" w:type="dxa"/>
-            <w:shd w:val="clear" w:color="auto" w:fill="D9EAF7"/>
             <w:tcMar>
               <w:top w:w="90" w:type="dxa"/>
               <w:left w:w="100" w:type="dxa"/>
@@ -5166,12 +5682,14 @@
           </w:tcPr>
           <w:p>
             <w:pPr>
-              <w:keepNext/>
+              <w:spacing w:before="40" w:after="40" w:line="252" w:lineRule="auto"/>
+              <w:jc w:val="center"/>
             </w:pPr>
             <w:r>
               <w:rPr>
                 <w:b/>
                 <w:sz w:val="24"/>
+                <w:szCs w:val="24"/>
               </w:rPr>
               <w:t>LỆNH RÚT GỌN - SAO CHÉP NGUYÊN VĂN</w:t>
             </w:r>
@@ -5180,13 +5698,11 @@
       </w:tr>
       <w:tr>
         <w:trPr>
-          <w:cantSplit/>
           <w:jc w:val="center"/>
         </w:trPr>
         <w:tc>
           <w:tcPr>
             <w:tcW w:w="9071" w:type="dxa"/>
-            <w:shd w:val="clear" w:color="auto" w:fill="F7F7F7"/>
             <w:tcMar>
               <w:top w:w="120" w:type="dxa"/>
               <w:left w:w="140" w:type="dxa"/>
@@ -5196,16 +5712,16 @@
           </w:tcPr>
           <w:p>
             <w:pPr>
-              <w:spacing w:after="0" w:line="259" w:lineRule="auto"/>
+              <w:spacing w:before="40" w:after="40" w:line="252" w:lineRule="auto"/>
+              <w:jc w:val="both"/>
               <w:rPr>
                 <w:sz w:val="24"/>
               </w:rPr>
             </w:pPr>
             <w:r>
               <w:rPr>
-                <w:b/>
-                <w:bCs/>
                 <w:sz w:val="24"/>
+                <w:szCs w:val="24"/>
               </w:rPr>
               <w:t>Dùng tác tử ktc-kiem-ho-so-don-vi kiểm các hồ sơ kế hoạch, báo cáo đính kèm của [kỳ]; trả bảng lỗi theo đơn vị.</w:t>
             </w:r>
@@ -5213,12 +5729,24 @@
         </w:tc>
       </w:tr>
     </w:tbl>
-    <w:p/>
+    <w:p>
+      <w:pPr>
+        <w:spacing w:after="0" w:line="120" w:lineRule="exact"/>
+      </w:pPr>
+    </w:p>
     <w:tbl>
       <w:tblPr>
         <w:tblStyle w:val="TableGrid"/>
-        <w:tblW w:w="0" w:type="auto"/>
+        <w:tblW w:w="5000" w:type="pct"/>
         <w:jc w:val="center"/>
+        <w:tblBorders>
+          <w:top w:val="single" w:sz="4" w:space="0" w:color="000000"/>
+          <w:left w:val="single" w:sz="4" w:space="0" w:color="000000"/>
+          <w:bottom w:val="single" w:sz="4" w:space="0" w:color="000000"/>
+          <w:right w:val="single" w:sz="4" w:space="0" w:color="000000"/>
+          <w:insideH w:val="single" w:sz="4" w:space="0" w:color="000000"/>
+          <w:insideV w:val="single" w:sz="4" w:space="0" w:color="000000"/>
+        </w:tblBorders>
         <w:tblLook w:val="04A0" w:firstRow="1" w:lastRow="0" w:firstColumn="1" w:lastColumn="0" w:noHBand="0" w:noVBand="1"/>
       </w:tblPr>
       <w:tblGrid>
@@ -5226,13 +5754,12 @@
       </w:tblGrid>
       <w:tr>
         <w:trPr>
-          <w:cantSplit/>
+          <w:tblHeader/>
           <w:jc w:val="center"/>
         </w:trPr>
         <w:tc>
           <w:tcPr>
             <w:tcW w:w="9071" w:type="dxa"/>
-            <w:shd w:val="clear" w:color="auto" w:fill="D9EAF7"/>
             <w:tcMar>
               <w:top w:w="90" w:type="dxa"/>
               <w:left w:w="100" w:type="dxa"/>
@@ -5242,12 +5769,14 @@
           </w:tcPr>
           <w:p>
             <w:pPr>
-              <w:keepNext/>
+              <w:spacing w:before="40" w:after="40" w:line="252" w:lineRule="auto"/>
+              <w:jc w:val="center"/>
             </w:pPr>
             <w:r>
               <w:rPr>
                 <w:b/>
                 <w:sz w:val="24"/>
+                <w:szCs w:val="24"/>
               </w:rPr>
               <w:t>LỆNH ĐẦY ĐỦ - SAO CHÉP VÀ ĐIỀN PHẦN TRONG [ ]</w:t>
             </w:r>
@@ -5256,13 +5785,11 @@
       </w:tr>
       <w:tr>
         <w:trPr>
-          <w:cantSplit/>
           <w:jc w:val="center"/>
         </w:trPr>
         <w:tc>
           <w:tcPr>
             <w:tcW w:w="9071" w:type="dxa"/>
-            <w:shd w:val="clear" w:color="auto" w:fill="F7F7F7"/>
             <w:tcMar>
               <w:top w:w="120" w:type="dxa"/>
               <w:left w:w="140" w:type="dxa"/>
@@ -5272,12 +5799,13 @@
           </w:tcPr>
           <w:p>
             <w:pPr>
-              <w:spacing w:after="0" w:line="259" w:lineRule="auto"/>
+              <w:spacing w:before="40" w:after="40" w:line="252" w:lineRule="auto"/>
+              <w:jc w:val="both"/>
             </w:pPr>
             <w:r>
               <w:rPr>
-                <w:b/>
                 <w:sz w:val="24"/>
+                <w:szCs w:val="24"/>
               </w:rPr>
               <w:t>Dùng bộ công cụ KTC-Quan-tri, tác tử kiểm hồ sơ đơn vị (ktc-kiem-ho-so-don-vi), mỗi đơn vị một lượt. Kiểm đúng mẫu Phụ lục Thông báo số 736/TB-CĐKT, cột Task_ID, mã đơn vị chuẩn, phân trục, công thức KPI, ô bắt buộc trống, tên tệp. Kết luận từng đơn vị: “đủ điều kiện tổng hợp” hoặc “trả lại đơn vị”, kèm lý do. Không sửa tệp của đơn vị. Sau đó dùng tác tử ktc-kiem-san-pham kiểm tra sản phẩm tổng hợp trước khi giao.</w:t>
             </w:r>
@@ -5285,37 +5813,40 @@
         </w:tc>
       </w:tr>
     </w:tbl>
-    <w:p/>
     <w:p>
       <w:pPr>
+        <w:spacing w:after="0" w:line="120" w:lineRule="exact"/>
+      </w:pPr>
+    </w:p>
+    <w:p>
+      <w:pPr>
         <w:pStyle w:val="Heading1"/>
+        <w:spacing w:before="240" w:after="120" w:line="264" w:lineRule="auto"/>
+        <w:ind w:firstLine="720"/>
       </w:pPr>
       <w:r>
-        <w:rPr>
-          <w:rFonts w:ascii="Times New Roman" w:hAnsi="Times New Roman"/>
-        </w:rPr>
         <w:t>VII. HỒ SƠ ĐẦU VÀO, ĐẦU RA CHUẨN</w:t>
       </w:r>
     </w:p>
     <w:tbl>
       <w:tblPr>
         <w:tblStyle w:val="TableGrid"/>
-        <w:tblW w:w="0" w:type="auto"/>
+        <w:tblW w:w="5000" w:type="pct"/>
         <w:jc w:val="center"/>
         <w:tblBorders>
-          <w:top w:val="single" w:sz="4" w:space="0" w:color="808080"/>
-          <w:left w:val="single" w:sz="4" w:space="0" w:color="808080"/>
-          <w:bottom w:val="single" w:sz="4" w:space="0" w:color="808080"/>
-          <w:right w:val="single" w:sz="4" w:space="0" w:color="808080"/>
-          <w:insideH w:val="single" w:sz="4" w:space="0" w:color="808080"/>
-          <w:insideV w:val="single" w:sz="4" w:space="0" w:color="808080"/>
+          <w:top w:val="single" w:sz="4" w:space="0" w:color="000000"/>
+          <w:left w:val="single" w:sz="4" w:space="0" w:color="000000"/>
+          <w:bottom w:val="single" w:sz="4" w:space="0" w:color="000000"/>
+          <w:right w:val="single" w:sz="4" w:space="0" w:color="000000"/>
+          <w:insideH w:val="single" w:sz="4" w:space="0" w:color="000000"/>
+          <w:insideV w:val="single" w:sz="4" w:space="0" w:color="000000"/>
         </w:tblBorders>
         <w:tblLayout w:type="fixed"/>
         <w:tblLook w:val="04A0" w:firstRow="1" w:lastRow="0" w:firstColumn="1" w:lastColumn="0" w:noHBand="0" w:noVBand="1"/>
       </w:tblPr>
       <w:tblGrid>
-        <w:gridCol w:w="2381"/>
-        <w:gridCol w:w="6690"/>
+        <w:gridCol w:w="2378"/>
+        <w:gridCol w:w="6683"/>
       </w:tblGrid>
       <w:tr>
         <w:trPr>
@@ -5325,7 +5856,6 @@
         <w:tc>
           <w:tcPr>
             <w:tcW w:w="2381" w:type="dxa"/>
-            <w:shd w:val="clear" w:color="auto" w:fill="D9EAF7"/>
             <w:tcMar>
               <w:top w:w="90" w:type="dxa"/>
               <w:left w:w="100" w:type="dxa"/>
@@ -5336,13 +5866,14 @@
           </w:tcPr>
           <w:p>
             <w:pPr>
-              <w:spacing w:after="0"/>
+              <w:spacing w:before="40" w:after="40" w:line="252" w:lineRule="auto"/>
               <w:jc w:val="center"/>
             </w:pPr>
             <w:r>
               <w:rPr>
                 <w:b/>
                 <w:sz w:val="24"/>
+                <w:szCs w:val="24"/>
               </w:rPr>
               <w:t>LOẠI VIỆC</w:t>
             </w:r>
@@ -5351,7 +5882,6 @@
         <w:tc>
           <w:tcPr>
             <w:tcW w:w="6690" w:type="dxa"/>
-            <w:shd w:val="clear" w:color="auto" w:fill="D9EAF7"/>
             <w:tcMar>
               <w:top w:w="90" w:type="dxa"/>
               <w:left w:w="100" w:type="dxa"/>
@@ -5362,13 +5892,14 @@
           </w:tcPr>
           <w:p>
             <w:pPr>
-              <w:spacing w:after="0"/>
+              <w:spacing w:before="40" w:after="40" w:line="252" w:lineRule="auto"/>
               <w:jc w:val="center"/>
             </w:pPr>
             <w:r>
               <w:rPr>
                 <w:b/>
                 <w:sz w:val="24"/>
+                <w:szCs w:val="24"/>
               </w:rPr>
               <w:t>TỆP NÊN CUNG CẤP</w:t>
             </w:r>
@@ -5377,13 +5908,11 @@
       </w:tr>
       <w:tr>
         <w:trPr>
-          <w:cantSplit/>
           <w:jc w:val="center"/>
         </w:trPr>
         <w:tc>
           <w:tcPr>
             <w:tcW w:w="2381" w:type="dxa"/>
-            <w:shd w:val="clear" w:color="auto" w:fill="EAF2F8"/>
             <w:tcMar>
               <w:top w:w="90" w:type="dxa"/>
               <w:left w:w="100" w:type="dxa"/>
@@ -5394,13 +5923,14 @@
           </w:tcPr>
           <w:p>
             <w:pPr>
-              <w:spacing w:after="0" w:line="252" w:lineRule="auto"/>
+              <w:spacing w:before="40" w:after="40" w:line="252" w:lineRule="auto"/>
               <w:jc w:val="center"/>
             </w:pPr>
             <w:r>
               <w:rPr>
                 <w:b/>
                 <w:sz w:val="24"/>
+                <w:szCs w:val="24"/>
               </w:rPr>
               <w:t>Kế hoạch công tác</w:t>
             </w:r>
@@ -5419,11 +5949,12 @@
           </w:tcPr>
           <w:p>
             <w:pPr>
-              <w:spacing w:after="0" w:line="252" w:lineRule="auto"/>
+              <w:spacing w:before="40" w:after="40" w:line="252" w:lineRule="auto"/>
             </w:pPr>
             <w:r>
               <w:rPr>
                 <w:sz w:val="24"/>
+                <w:szCs w:val="24"/>
               </w:rPr>
               <w:t>Đề xuất nhiệm vụ của đơn vị theo mẫu Phụ lục Thông báo số 736/TB-CĐKT; kế hoạch quý/năm đã ban hành; văn bản chỉ đạo, kết luận giao ban.</w:t>
             </w:r>
@@ -5432,13 +5963,11 @@
       </w:tr>
       <w:tr>
         <w:trPr>
-          <w:cantSplit/>
           <w:jc w:val="center"/>
         </w:trPr>
         <w:tc>
           <w:tcPr>
             <w:tcW w:w="2381" w:type="dxa"/>
-            <w:shd w:val="clear" w:color="auto" w:fill="EAF2F8"/>
             <w:tcMar>
               <w:top w:w="90" w:type="dxa"/>
               <w:left w:w="100" w:type="dxa"/>
@@ -5449,13 +5978,14 @@
           </w:tcPr>
           <w:p>
             <w:pPr>
-              <w:spacing w:after="0" w:line="252" w:lineRule="auto"/>
+              <w:spacing w:before="40" w:after="40" w:line="252" w:lineRule="auto"/>
               <w:jc w:val="center"/>
             </w:pPr>
             <w:r>
               <w:rPr>
                 <w:b/>
                 <w:sz w:val="24"/>
+                <w:szCs w:val="24"/>
               </w:rPr>
               <w:t>Báo cáo định kỳ</w:t>
             </w:r>
@@ -5464,7 +5994,6 @@
         <w:tc>
           <w:tcPr>
             <w:tcW w:w="6690" w:type="dxa"/>
-            <w:shd w:val="clear" w:color="auto" w:fill="F8FBFD"/>
             <w:tcMar>
               <w:top w:w="90" w:type="dxa"/>
               <w:left w:w="100" w:type="dxa"/>
@@ -5475,11 +6004,12 @@
           </w:tcPr>
           <w:p>
             <w:pPr>
-              <w:spacing w:after="0" w:line="252" w:lineRule="auto"/>
+              <w:spacing w:before="40" w:after="40" w:line="252" w:lineRule="auto"/>
             </w:pPr>
             <w:r>
               <w:rPr>
                 <w:sz w:val="24"/>
+                <w:szCs w:val="24"/>
               </w:rPr>
               <w:t>Báo cáo Excel và Word của các đơn vị; kế hoạch cùng kỳ; báo cáo kỳ trước; minh chứng kết quả.</w:t>
             </w:r>
@@ -5488,13 +6018,11 @@
       </w:tr>
       <w:tr>
         <w:trPr>
-          <w:cantSplit/>
           <w:jc w:val="center"/>
         </w:trPr>
         <w:tc>
           <w:tcPr>
             <w:tcW w:w="2381" w:type="dxa"/>
-            <w:shd w:val="clear" w:color="auto" w:fill="EAF2F8"/>
             <w:tcMar>
               <w:top w:w="90" w:type="dxa"/>
               <w:left w:w="100" w:type="dxa"/>
@@ -5505,13 +6033,14 @@
           </w:tcPr>
           <w:p>
             <w:pPr>
-              <w:spacing w:after="0" w:line="252" w:lineRule="auto"/>
+              <w:spacing w:before="40" w:after="40" w:line="252" w:lineRule="auto"/>
               <w:jc w:val="center"/>
             </w:pPr>
             <w:r>
               <w:rPr>
                 <w:b/>
                 <w:sz w:val="24"/>
+                <w:szCs w:val="24"/>
               </w:rPr>
               <w:t>Theo dõi nhiệm vụ</w:t>
             </w:r>
@@ -5530,11 +6059,12 @@
           </w:tcPr>
           <w:p>
             <w:pPr>
-              <w:spacing w:after="0" w:line="252" w:lineRule="auto"/>
+              <w:spacing w:before="40" w:after="40" w:line="252" w:lineRule="auto"/>
             </w:pPr>
             <w:r>
               <w:rPr>
                 <w:sz w:val="24"/>
+                <w:szCs w:val="24"/>
               </w:rPr>
               <w:t>Danh sách nhiệm vụ có Task_ID; cập nhật tiến độ; minh chứng hoặc đường dẫn minh chứng.</w:t>
             </w:r>
@@ -5543,13 +6073,11 @@
       </w:tr>
       <w:tr>
         <w:trPr>
-          <w:cantSplit/>
           <w:jc w:val="center"/>
         </w:trPr>
         <w:tc>
           <w:tcPr>
             <w:tcW w:w="2381" w:type="dxa"/>
-            <w:shd w:val="clear" w:color="auto" w:fill="EAF2F8"/>
             <w:tcMar>
               <w:top w:w="90" w:type="dxa"/>
               <w:left w:w="100" w:type="dxa"/>
@@ -5560,13 +6088,14 @@
           </w:tcPr>
           <w:p>
             <w:pPr>
-              <w:spacing w:after="0" w:line="252" w:lineRule="auto"/>
+              <w:spacing w:before="40" w:after="40" w:line="252" w:lineRule="auto"/>
               <w:jc w:val="center"/>
             </w:pPr>
             <w:r>
               <w:rPr>
                 <w:b/>
                 <w:sz w:val="24"/>
+                <w:szCs w:val="24"/>
               </w:rPr>
               <w:t>KPI cá nhân</w:t>
             </w:r>
@@ -5575,7 +6104,6 @@
         <w:tc>
           <w:tcPr>
             <w:tcW w:w="6690" w:type="dxa"/>
-            <w:shd w:val="clear" w:color="auto" w:fill="F8FBFD"/>
             <w:tcMar>
               <w:top w:w="90" w:type="dxa"/>
               <w:left w:w="100" w:type="dxa"/>
@@ -5586,11 +6114,12 @@
           </w:tcPr>
           <w:p>
             <w:pPr>
-              <w:spacing w:after="0" w:line="252" w:lineRule="auto"/>
+              <w:spacing w:before="40" w:after="40" w:line="252" w:lineRule="auto"/>
             </w:pPr>
             <w:r>
               <w:rPr>
                 <w:sz w:val="24"/>
+                <w:szCs w:val="24"/>
               </w:rPr>
               <w:t>Mẫu Kế hoạch + KPI của nhóm vị trí; nhiệm vụ được phân công; kế hoạch KPI đã duyệt (khi tự đánh giá).</w:t>
             </w:r>
@@ -5599,13 +6128,11 @@
       </w:tr>
       <w:tr>
         <w:trPr>
-          <w:cantSplit/>
           <w:jc w:val="center"/>
         </w:trPr>
         <w:tc>
           <w:tcPr>
             <w:tcW w:w="2381" w:type="dxa"/>
-            <w:shd w:val="clear" w:color="auto" w:fill="EAF2F8"/>
             <w:tcMar>
               <w:top w:w="90" w:type="dxa"/>
               <w:left w:w="100" w:type="dxa"/>
@@ -5616,13 +6143,14 @@
           </w:tcPr>
           <w:p>
             <w:pPr>
-              <w:spacing w:after="0" w:line="252" w:lineRule="auto"/>
+              <w:spacing w:before="40" w:after="40" w:line="252" w:lineRule="auto"/>
               <w:jc w:val="center"/>
             </w:pPr>
             <w:r>
               <w:rPr>
                 <w:b/>
                 <w:sz w:val="24"/>
+                <w:szCs w:val="24"/>
               </w:rPr>
               <w:t>Soạn thảo văn bản</w:t>
             </w:r>
@@ -5641,11 +6169,12 @@
           </w:tcPr>
           <w:p>
             <w:pPr>
-              <w:spacing w:after="0" w:line="252" w:lineRule="auto"/>
+              <w:spacing w:before="40" w:after="40" w:line="252" w:lineRule="auto"/>
             </w:pPr>
             <w:r>
               <w:rPr>
                 <w:sz w:val="24"/>
+                <w:szCs w:val="24"/>
               </w:rPr>
               <w:t>Văn bản chỉ đạo; văn bản cùng loại kỳ trước; số liệu; dự thảo đã có (nếu sửa).</w:t>
             </w:r>
@@ -5653,26 +6182,30 @@
         </w:tc>
       </w:tr>
     </w:tbl>
-    <w:p/>
+    <w:p>
+      <w:pPr>
+        <w:spacing w:after="0" w:line="120" w:lineRule="exact"/>
+      </w:pPr>
+    </w:p>
     <w:tbl>
       <w:tblPr>
         <w:tblStyle w:val="TableGrid"/>
-        <w:tblW w:w="0" w:type="auto"/>
+        <w:tblW w:w="5000" w:type="pct"/>
         <w:jc w:val="center"/>
         <w:tblBorders>
-          <w:top w:val="single" w:sz="4" w:space="0" w:color="808080"/>
-          <w:left w:val="single" w:sz="4" w:space="0" w:color="808080"/>
-          <w:bottom w:val="single" w:sz="4" w:space="0" w:color="808080"/>
-          <w:right w:val="single" w:sz="4" w:space="0" w:color="808080"/>
-          <w:insideH w:val="single" w:sz="4" w:space="0" w:color="808080"/>
-          <w:insideV w:val="single" w:sz="4" w:space="0" w:color="808080"/>
+          <w:top w:val="single" w:sz="4" w:space="0" w:color="000000"/>
+          <w:left w:val="single" w:sz="4" w:space="0" w:color="000000"/>
+          <w:bottom w:val="single" w:sz="4" w:space="0" w:color="000000"/>
+          <w:right w:val="single" w:sz="4" w:space="0" w:color="000000"/>
+          <w:insideH w:val="single" w:sz="4" w:space="0" w:color="000000"/>
+          <w:insideV w:val="single" w:sz="4" w:space="0" w:color="000000"/>
         </w:tblBorders>
         <w:tblLayout w:type="fixed"/>
         <w:tblLook w:val="04A0" w:firstRow="1" w:lastRow="0" w:firstColumn="1" w:lastColumn="0" w:noHBand="0" w:noVBand="1"/>
       </w:tblPr>
       <w:tblGrid>
-        <w:gridCol w:w="2381"/>
-        <w:gridCol w:w="6690"/>
+        <w:gridCol w:w="2378"/>
+        <w:gridCol w:w="6683"/>
       </w:tblGrid>
       <w:tr>
         <w:trPr>
@@ -5682,7 +6215,6 @@
         <w:tc>
           <w:tcPr>
             <w:tcW w:w="2381" w:type="dxa"/>
-            <w:shd w:val="clear" w:color="auto" w:fill="D9EAF7"/>
             <w:tcMar>
               <w:top w:w="90" w:type="dxa"/>
               <w:left w:w="100" w:type="dxa"/>
@@ -5693,13 +6225,14 @@
           </w:tcPr>
           <w:p>
             <w:pPr>
-              <w:spacing w:after="0"/>
+              <w:spacing w:before="40" w:after="40" w:line="252" w:lineRule="auto"/>
               <w:jc w:val="center"/>
             </w:pPr>
             <w:r>
               <w:rPr>
                 <w:b/>
                 <w:sz w:val="24"/>
+                <w:szCs w:val="24"/>
               </w:rPr>
               <w:t>THÀNH PHẦN</w:t>
             </w:r>
@@ -5708,7 +6241,6 @@
         <w:tc>
           <w:tcPr>
             <w:tcW w:w="6690" w:type="dxa"/>
-            <w:shd w:val="clear" w:color="auto" w:fill="D9EAF7"/>
             <w:tcMar>
               <w:top w:w="90" w:type="dxa"/>
               <w:left w:w="100" w:type="dxa"/>
@@ -5719,13 +6251,14 @@
           </w:tcPr>
           <w:p>
             <w:pPr>
-              <w:spacing w:after="0"/>
+              <w:spacing w:before="40" w:after="40" w:line="252" w:lineRule="auto"/>
               <w:jc w:val="center"/>
             </w:pPr>
             <w:r>
               <w:rPr>
                 <w:b/>
                 <w:sz w:val="24"/>
+                <w:szCs w:val="24"/>
               </w:rPr>
               <w:t>YÊU CẦU</w:t>
             </w:r>
@@ -5734,13 +6267,11 @@
       </w:tr>
       <w:tr>
         <w:trPr>
-          <w:cantSplit/>
           <w:jc w:val="center"/>
         </w:trPr>
         <w:tc>
           <w:tcPr>
             <w:tcW w:w="2381" w:type="dxa"/>
-            <w:shd w:val="clear" w:color="auto" w:fill="EAF2F8"/>
             <w:tcMar>
               <w:top w:w="90" w:type="dxa"/>
               <w:left w:w="100" w:type="dxa"/>
@@ -5751,13 +6282,14 @@
           </w:tcPr>
           <w:p>
             <w:pPr>
-              <w:spacing w:after="0" w:line="252" w:lineRule="auto"/>
+              <w:spacing w:before="40" w:after="40" w:line="252" w:lineRule="auto"/>
               <w:jc w:val="center"/>
             </w:pPr>
             <w:r>
               <w:rPr>
                 <w:b/>
                 <w:sz w:val="24"/>
+                <w:szCs w:val="24"/>
               </w:rPr>
               <w:t>Tên tệp gửi Phòng TH-HC&amp;QT</w:t>
             </w:r>
@@ -5776,11 +6308,12 @@
           </w:tcPr>
           <w:p>
             <w:pPr>
-              <w:spacing w:after="0" w:line="252" w:lineRule="auto"/>
+              <w:spacing w:before="40" w:after="40" w:line="252" w:lineRule="auto"/>
             </w:pPr>
             <w:r>
               <w:rPr>
                 <w:sz w:val="24"/>
+                <w:szCs w:val="24"/>
               </w:rPr>
               <w:t>&lt;mã đơn vị&gt;_&lt;loại&gt;_&lt;kỳ&gt;_v&lt;số lần&gt;, kèm phiếu tự kiểm do Bộ công cụ xuất.</w:t>
             </w:r>
@@ -5789,13 +6322,11 @@
       </w:tr>
       <w:tr>
         <w:trPr>
-          <w:cantSplit/>
           <w:jc w:val="center"/>
         </w:trPr>
         <w:tc>
           <w:tcPr>
             <w:tcW w:w="2381" w:type="dxa"/>
-            <w:shd w:val="clear" w:color="auto" w:fill="EAF2F8"/>
             <w:tcMar>
               <w:top w:w="90" w:type="dxa"/>
               <w:left w:w="100" w:type="dxa"/>
@@ -5806,13 +6337,14 @@
           </w:tcPr>
           <w:p>
             <w:pPr>
-              <w:spacing w:after="0" w:line="252" w:lineRule="auto"/>
+              <w:spacing w:before="40" w:after="40" w:line="252" w:lineRule="auto"/>
               <w:jc w:val="center"/>
             </w:pPr>
             <w:r>
               <w:rPr>
                 <w:b/>
                 <w:sz w:val="24"/>
+                <w:szCs w:val="24"/>
               </w:rPr>
               <w:t>Mã đơn vị</w:t>
             </w:r>
@@ -5821,7 +6353,6 @@
         <w:tc>
           <w:tcPr>
             <w:tcW w:w="6690" w:type="dxa"/>
-            <w:shd w:val="clear" w:color="auto" w:fill="F8FBFD"/>
             <w:tcMar>
               <w:top w:w="90" w:type="dxa"/>
               <w:left w:w="100" w:type="dxa"/>
@@ -5832,11 +6363,12 @@
           </w:tcPr>
           <w:p>
             <w:pPr>
-              <w:spacing w:after="0" w:line="252" w:lineRule="auto"/>
+              <w:spacing w:before="40" w:after="40" w:line="252" w:lineRule="auto"/>
             </w:pPr>
             <w:r>
               <w:rPr>
                 <w:sz w:val="24"/>
+                <w:szCs w:val="24"/>
               </w:rPr>
               <w:t>Ghi bằng mã đơn vị chuẩn (ví dụ P-THHC, K-KTCN), không ghi tên tự do.</w:t>
             </w:r>
@@ -5845,13 +6377,11 @@
       </w:tr>
       <w:tr>
         <w:trPr>
-          <w:cantSplit/>
           <w:jc w:val="center"/>
         </w:trPr>
         <w:tc>
           <w:tcPr>
             <w:tcW w:w="2381" w:type="dxa"/>
-            <w:shd w:val="clear" w:color="auto" w:fill="EAF2F8"/>
             <w:tcMar>
               <w:top w:w="90" w:type="dxa"/>
               <w:left w:w="100" w:type="dxa"/>
@@ -5862,13 +6392,14 @@
           </w:tcPr>
           <w:p>
             <w:pPr>
-              <w:spacing w:after="0" w:line="252" w:lineRule="auto"/>
+              <w:spacing w:before="40" w:after="40" w:line="252" w:lineRule="auto"/>
               <w:jc w:val="center"/>
             </w:pPr>
             <w:r>
               <w:rPr>
                 <w:b/>
                 <w:sz w:val="24"/>
+                <w:szCs w:val="24"/>
               </w:rPr>
               <w:t>Mã nhiệm vụ</w:t>
             </w:r>
@@ -5887,11 +6418,12 @@
           </w:tcPr>
           <w:p>
             <w:pPr>
-              <w:spacing w:after="0" w:line="252" w:lineRule="auto"/>
+              <w:spacing w:before="40" w:after="40" w:line="252" w:lineRule="auto"/>
             </w:pPr>
             <w:r>
               <w:rPr>
                 <w:sz w:val="24"/>
+                <w:szCs w:val="24"/>
               </w:rPr>
               <w:t>Task_ID dạng KTC-2026-Q4-00125, dùng xuyên suốt kế hoạch, theo dõi, báo cáo, minh chứng.</w:t>
             </w:r>
@@ -5900,13 +6432,11 @@
       </w:tr>
       <w:tr>
         <w:trPr>
-          <w:cantSplit/>
           <w:jc w:val="center"/>
         </w:trPr>
         <w:tc>
           <w:tcPr>
             <w:tcW w:w="2381" w:type="dxa"/>
-            <w:shd w:val="clear" w:color="auto" w:fill="EAF2F8"/>
             <w:tcMar>
               <w:top w:w="90" w:type="dxa"/>
               <w:left w:w="100" w:type="dxa"/>
@@ -5917,13 +6447,14 @@
           </w:tcPr>
           <w:p>
             <w:pPr>
-              <w:spacing w:after="0" w:line="252" w:lineRule="auto"/>
+              <w:spacing w:before="40" w:after="40" w:line="252" w:lineRule="auto"/>
               <w:jc w:val="center"/>
             </w:pPr>
             <w:r>
               <w:rPr>
                 <w:b/>
                 <w:sz w:val="24"/>
+                <w:szCs w:val="24"/>
               </w:rPr>
               <w:t>Bảng kiểm</w:t>
             </w:r>
@@ -5932,7 +6463,6 @@
         <w:tc>
           <w:tcPr>
             <w:tcW w:w="6690" w:type="dxa"/>
-            <w:shd w:val="clear" w:color="auto" w:fill="F8FBFD"/>
             <w:tcMar>
               <w:top w:w="90" w:type="dxa"/>
               <w:left w:w="100" w:type="dxa"/>
@@ -5943,11 +6473,12 @@
           </w:tcPr>
           <w:p>
             <w:pPr>
-              <w:spacing w:after="0" w:line="252" w:lineRule="auto"/>
+              <w:spacing w:before="40" w:after="40" w:line="252" w:lineRule="auto"/>
             </w:pPr>
             <w:r>
               <w:rPr>
                 <w:sz w:val="24"/>
+                <w:szCs w:val="24"/>
               </w:rPr>
               <w:t>LỖI: Bắt buộc sửa trước khi gửi. CẢNH BÁO: Xem xét, sửa hoặc giải trình.</w:t>
             </w:r>
@@ -5956,13 +6487,11 @@
       </w:tr>
       <w:tr>
         <w:trPr>
-          <w:cantSplit/>
           <w:jc w:val="center"/>
         </w:trPr>
         <w:tc>
           <w:tcPr>
             <w:tcW w:w="2381" w:type="dxa"/>
-            <w:shd w:val="clear" w:color="auto" w:fill="EAF2F8"/>
             <w:tcMar>
               <w:top w:w="90" w:type="dxa"/>
               <w:left w:w="100" w:type="dxa"/>
@@ -5973,13 +6502,14 @@
           </w:tcPr>
           <w:p>
             <w:pPr>
-              <w:spacing w:after="0" w:line="252" w:lineRule="auto"/>
+              <w:spacing w:before="40" w:after="40" w:line="252" w:lineRule="auto"/>
               <w:jc w:val="center"/>
             </w:pPr>
             <w:r>
               <w:rPr>
                 <w:b/>
                 <w:sz w:val="24"/>
+                <w:szCs w:val="24"/>
               </w:rPr>
               <w:t>Thể thức</w:t>
             </w:r>
@@ -5998,11 +6528,12 @@
           </w:tcPr>
           <w:p>
             <w:pPr>
-              <w:spacing w:after="0" w:line="252" w:lineRule="auto"/>
+              <w:spacing w:before="40" w:after="40" w:line="252" w:lineRule="auto"/>
             </w:pPr>
             <w:r>
               <w:rPr>
                 <w:sz w:val="24"/>
+                <w:szCs w:val="24"/>
               </w:rPr>
               <w:t>A4, lề trên 2 - dưới 2 - trái 3 - phải 2 cm, Times New Roman cỡ 14; phụ lục Excel khổ ngang.</w:t>
             </w:r>
@@ -6011,13 +6542,11 @@
       </w:tr>
       <w:tr>
         <w:trPr>
-          <w:cantSplit/>
           <w:jc w:val="center"/>
         </w:trPr>
         <w:tc>
           <w:tcPr>
             <w:tcW w:w="2381" w:type="dxa"/>
-            <w:shd w:val="clear" w:color="auto" w:fill="EAF2F8"/>
             <w:tcMar>
               <w:top w:w="90" w:type="dxa"/>
               <w:left w:w="100" w:type="dxa"/>
@@ -6028,13 +6557,14 @@
           </w:tcPr>
           <w:p>
             <w:pPr>
-              <w:spacing w:after="0" w:line="252" w:lineRule="auto"/>
+              <w:spacing w:before="40" w:after="40" w:line="252" w:lineRule="auto"/>
               <w:jc w:val="center"/>
             </w:pPr>
             <w:r>
               <w:rPr>
                 <w:b/>
                 <w:sz w:val="24"/>
+                <w:szCs w:val="24"/>
               </w:rPr>
               <w:t>Trách nhiệm</w:t>
             </w:r>
@@ -6053,11 +6583,12 @@
           </w:tcPr>
           <w:p>
             <w:pPr>
-              <w:spacing w:after="0" w:line="252" w:lineRule="auto"/>
+              <w:spacing w:before="40" w:after="40" w:line="252" w:lineRule="auto"/>
             </w:pPr>
             <w:r>
               <w:rPr>
                 <w:sz w:val="24"/>
+                <w:szCs w:val="24"/>
               </w:rPr>
               <w:t>Có đủ: Nguồn dữ liệu đã dùng; người kiểm tra; trạng thái phê duyệt.</w:t>
             </w:r>
@@ -6065,37 +6596,40 @@
         </w:tc>
       </w:tr>
     </w:tbl>
-    <w:p/>
     <w:p>
       <w:pPr>
+        <w:spacing w:after="0" w:line="120" w:lineRule="exact"/>
+      </w:pPr>
+    </w:p>
+    <w:p>
+      <w:pPr>
         <w:pStyle w:val="Heading1"/>
+        <w:spacing w:before="240" w:after="120" w:line="264" w:lineRule="auto"/>
+        <w:ind w:firstLine="720"/>
       </w:pPr>
       <w:r>
-        <w:rPr>
-          <w:rFonts w:ascii="Times New Roman" w:hAnsi="Times New Roman"/>
-        </w:rPr>
         <w:t>VIII. CÂU HỎI THƯỜNG GẶP VÀ XỬ LÝ LỖI</w:t>
       </w:r>
     </w:p>
     <w:tbl>
       <w:tblPr>
         <w:tblStyle w:val="TableGrid"/>
-        <w:tblW w:w="0" w:type="auto"/>
+        <w:tblW w:w="5000" w:type="pct"/>
         <w:jc w:val="center"/>
         <w:tblBorders>
-          <w:top w:val="single" w:sz="4" w:space="0" w:color="808080"/>
-          <w:left w:val="single" w:sz="4" w:space="0" w:color="808080"/>
-          <w:bottom w:val="single" w:sz="4" w:space="0" w:color="808080"/>
-          <w:right w:val="single" w:sz="4" w:space="0" w:color="808080"/>
-          <w:insideH w:val="single" w:sz="4" w:space="0" w:color="808080"/>
-          <w:insideV w:val="single" w:sz="4" w:space="0" w:color="808080"/>
+          <w:top w:val="single" w:sz="4" w:space="0" w:color="000000"/>
+          <w:left w:val="single" w:sz="4" w:space="0" w:color="000000"/>
+          <w:bottom w:val="single" w:sz="4" w:space="0" w:color="000000"/>
+          <w:right w:val="single" w:sz="4" w:space="0" w:color="000000"/>
+          <w:insideH w:val="single" w:sz="4" w:space="0" w:color="000000"/>
+          <w:insideV w:val="single" w:sz="4" w:space="0" w:color="000000"/>
         </w:tblBorders>
         <w:tblLayout w:type="fixed"/>
         <w:tblLook w:val="04A0" w:firstRow="1" w:lastRow="0" w:firstColumn="1" w:lastColumn="0" w:noHBand="0" w:noVBand="1"/>
       </w:tblPr>
       <w:tblGrid>
-        <w:gridCol w:w="2381"/>
-        <w:gridCol w:w="6690"/>
+        <w:gridCol w:w="2378"/>
+        <w:gridCol w:w="6683"/>
       </w:tblGrid>
       <w:tr>
         <w:trPr>
@@ -6105,7 +6639,6 @@
         <w:tc>
           <w:tcPr>
             <w:tcW w:w="2381" w:type="dxa"/>
-            <w:shd w:val="clear" w:color="auto" w:fill="D9EAF7"/>
             <w:tcMar>
               <w:top w:w="90" w:type="dxa"/>
               <w:left w:w="100" w:type="dxa"/>
@@ -6116,13 +6649,14 @@
           </w:tcPr>
           <w:p>
             <w:pPr>
-              <w:spacing w:after="0"/>
+              <w:spacing w:before="40" w:after="40" w:line="252" w:lineRule="auto"/>
               <w:jc w:val="center"/>
             </w:pPr>
             <w:r>
               <w:rPr>
                 <w:b/>
                 <w:sz w:val="24"/>
+                <w:szCs w:val="24"/>
               </w:rPr>
               <w:t>CÂU HỎI</w:t>
             </w:r>
@@ -6131,7 +6665,6 @@
         <w:tc>
           <w:tcPr>
             <w:tcW w:w="6690" w:type="dxa"/>
-            <w:shd w:val="clear" w:color="auto" w:fill="D9EAF7"/>
             <w:tcMar>
               <w:top w:w="90" w:type="dxa"/>
               <w:left w:w="100" w:type="dxa"/>
@@ -6142,13 +6675,14 @@
           </w:tcPr>
           <w:p>
             <w:pPr>
-              <w:spacing w:after="0"/>
+              <w:spacing w:before="40" w:after="40" w:line="252" w:lineRule="auto"/>
               <w:jc w:val="center"/>
             </w:pPr>
             <w:r>
               <w:rPr>
                 <w:b/>
                 <w:sz w:val="24"/>
+                <w:szCs w:val="24"/>
               </w:rPr>
               <w:t>HƯỚNG XỬ LÝ</w:t>
             </w:r>
@@ -6157,13 +6691,11 @@
       </w:tr>
       <w:tr>
         <w:trPr>
-          <w:cantSplit/>
           <w:jc w:val="center"/>
         </w:trPr>
         <w:tc>
           <w:tcPr>
             <w:tcW w:w="2381" w:type="dxa"/>
-            <w:shd w:val="clear" w:color="auto" w:fill="EAF2F8"/>
             <w:tcMar>
               <w:top w:w="90" w:type="dxa"/>
               <w:left w:w="100" w:type="dxa"/>
@@ -6174,13 +6706,14 @@
           </w:tcPr>
           <w:p>
             <w:pPr>
-              <w:spacing w:after="0" w:line="252" w:lineRule="auto"/>
+              <w:spacing w:before="40" w:after="40" w:line="252" w:lineRule="auto"/>
               <w:jc w:val="center"/>
             </w:pPr>
             <w:r>
               <w:rPr>
                 <w:b/>
                 <w:sz w:val="24"/>
+                <w:szCs w:val="24"/>
               </w:rPr>
               <w:t>Không thấy KTC-Quan-tri khi gõ “/”?</w:t>
             </w:r>
@@ -6199,11 +6732,12 @@
           </w:tcPr>
           <w:p>
             <w:pPr>
-              <w:spacing w:after="0" w:line="252" w:lineRule="auto"/>
+              <w:spacing w:before="40" w:after="40" w:line="252" w:lineRule="auto"/>
             </w:pPr>
             <w:r>
               <w:rPr>
                 <w:sz w:val="24"/>
+                <w:szCs w:val="24"/>
               </w:rPr>
               <w:t>Kiểm tra Customize &gt; Plugins đã cài và bật; mở cuộc hội thoại mới; liên hệ Phòng QLKHCN&amp;HTPT (tài khoản Team) hoặc Phòng TH-HC&amp;QT.</w:t>
             </w:r>
@@ -6212,13 +6746,11 @@
       </w:tr>
       <w:tr>
         <w:trPr>
-          <w:cantSplit/>
           <w:jc w:val="center"/>
         </w:trPr>
         <w:tc>
           <w:tcPr>
             <w:tcW w:w="2381" w:type="dxa"/>
-            <w:shd w:val="clear" w:color="auto" w:fill="EAF2F8"/>
             <w:tcMar>
               <w:top w:w="90" w:type="dxa"/>
               <w:left w:w="100" w:type="dxa"/>
@@ -6229,13 +6761,14 @@
           </w:tcPr>
           <w:p>
             <w:pPr>
-              <w:spacing w:after="0" w:line="252" w:lineRule="auto"/>
+              <w:spacing w:before="40" w:after="40" w:line="252" w:lineRule="auto"/>
               <w:jc w:val="center"/>
             </w:pPr>
             <w:r>
               <w:rPr>
                 <w:b/>
                 <w:sz w:val="24"/>
+                <w:szCs w:val="24"/>
               </w:rPr>
               <w:t>Có hai phiên bản KTC-Quan-tri cùng hiện?</w:t>
             </w:r>
@@ -6244,7 +6777,6 @@
         <w:tc>
           <w:tcPr>
             <w:tcW w:w="6690" w:type="dxa"/>
-            <w:shd w:val="clear" w:color="auto" w:fill="F8FBFD"/>
             <w:tcMar>
               <w:top w:w="90" w:type="dxa"/>
               <w:left w:w="100" w:type="dxa"/>
@@ -6255,11 +6787,12 @@
           </w:tcPr>
           <w:p>
             <w:pPr>
-              <w:spacing w:after="0" w:line="252" w:lineRule="auto"/>
+              <w:spacing w:before="40" w:after="40" w:line="252" w:lineRule="auto"/>
             </w:pPr>
             <w:r>
               <w:rPr>
                 <w:sz w:val="24"/>
+                <w:szCs w:val="24"/>
               </w:rPr>
               <w:t>Gỡ bản cũ, chỉ giữ bản mới nhất; mở cuộc hội thoại mới.</w:t>
             </w:r>
@@ -6268,13 +6801,11 @@
       </w:tr>
       <w:tr>
         <w:trPr>
-          <w:cantSplit/>
           <w:jc w:val="center"/>
         </w:trPr>
         <w:tc>
           <w:tcPr>
             <w:tcW w:w="2381" w:type="dxa"/>
-            <w:shd w:val="clear" w:color="auto" w:fill="EAF2F8"/>
             <w:tcMar>
               <w:top w:w="90" w:type="dxa"/>
               <w:left w:w="100" w:type="dxa"/>
@@ -6285,13 +6816,14 @@
           </w:tcPr>
           <w:p>
             <w:pPr>
-              <w:spacing w:after="0" w:line="252" w:lineRule="auto"/>
+              <w:spacing w:before="40" w:after="40" w:line="252" w:lineRule="auto"/>
               <w:jc w:val="center"/>
             </w:pPr>
             <w:r>
               <w:rPr>
                 <w:b/>
                 <w:sz w:val="24"/>
+                <w:szCs w:val="24"/>
               </w:rPr>
               <w:t>Tải plugin lên bị từ chối?</w:t>
             </w:r>
@@ -6310,11 +6842,12 @@
           </w:tcPr>
           <w:p>
             <w:pPr>
-              <w:spacing w:after="0" w:line="252" w:lineRule="auto"/>
+              <w:spacing w:before="40" w:after="40" w:line="252" w:lineRule="auto"/>
             </w:pPr>
             <w:r>
               <w:rPr>
                 <w:sz w:val="24"/>
+                <w:szCs w:val="24"/>
               </w:rPr>
               <w:t>Kiểm tra dùng đúng tệp .zip do Phòng TH-HC&amp;QT cung cấp, tệp không bị giải nén rồi nén lại; báo Phòng TH-HC&amp;QT kèm ảnh thông báo lỗi.</w:t>
             </w:r>
@@ -6323,13 +6856,11 @@
       </w:tr>
       <w:tr>
         <w:trPr>
-          <w:cantSplit/>
           <w:jc w:val="center"/>
         </w:trPr>
         <w:tc>
           <w:tcPr>
             <w:tcW w:w="2381" w:type="dxa"/>
-            <w:shd w:val="clear" w:color="auto" w:fill="EAF2F8"/>
             <w:tcMar>
               <w:top w:w="90" w:type="dxa"/>
               <w:left w:w="100" w:type="dxa"/>
@@ -6340,13 +6871,14 @@
           </w:tcPr>
           <w:p>
             <w:pPr>
-              <w:spacing w:after="0" w:line="252" w:lineRule="auto"/>
+              <w:spacing w:before="40" w:after="40" w:line="252" w:lineRule="auto"/>
               <w:jc w:val="center"/>
             </w:pPr>
             <w:r>
               <w:rPr>
                 <w:b/>
                 <w:sz w:val="24"/>
+                <w:szCs w:val="24"/>
               </w:rPr>
               <w:t>AI không đọc được KTC-Database?</w:t>
             </w:r>
@@ -6355,7 +6887,6 @@
         <w:tc>
           <w:tcPr>
             <w:tcW w:w="6690" w:type="dxa"/>
-            <w:shd w:val="clear" w:color="auto" w:fill="F8FBFD"/>
             <w:tcMar>
               <w:top w:w="90" w:type="dxa"/>
               <w:left w:w="100" w:type="dxa"/>
@@ -6366,11 +6897,12 @@
           </w:tcPr>
           <w:p>
             <w:pPr>
-              <w:spacing w:after="0" w:line="252" w:lineRule="auto"/>
+              <w:spacing w:before="40" w:after="40" w:line="252" w:lineRule="auto"/>
             </w:pPr>
             <w:r>
               <w:rPr>
                 <w:sz w:val="24"/>
+                <w:szCs w:val="24"/>
               </w:rPr>
               <w:t>Kiểm tra kết nối Google Drive và quyền chia sẻ; không yêu cầu AI kết luận khi chưa đối chiếu được kho.</w:t>
             </w:r>
@@ -6379,13 +6911,11 @@
       </w:tr>
       <w:tr>
         <w:trPr>
-          <w:cantSplit/>
           <w:jc w:val="center"/>
         </w:trPr>
         <w:tc>
           <w:tcPr>
             <w:tcW w:w="2381" w:type="dxa"/>
-            <w:shd w:val="clear" w:color="auto" w:fill="EAF2F8"/>
             <w:tcMar>
               <w:top w:w="90" w:type="dxa"/>
               <w:left w:w="100" w:type="dxa"/>
@@ -6396,13 +6926,14 @@
           </w:tcPr>
           <w:p>
             <w:pPr>
-              <w:spacing w:after="0" w:line="252" w:lineRule="auto"/>
+              <w:spacing w:before="40" w:after="40" w:line="252" w:lineRule="auto"/>
               <w:jc w:val="center"/>
             </w:pPr>
             <w:r>
               <w:rPr>
                 <w:b/>
                 <w:sz w:val="24"/>
+                <w:szCs w:val="24"/>
               </w:rPr>
               <w:t>Kết quả lệch số liệu của đơn vị?</w:t>
             </w:r>
@@ -6421,11 +6952,12 @@
           </w:tcPr>
           <w:p>
             <w:pPr>
-              <w:spacing w:after="0" w:line="252" w:lineRule="auto"/>
+              <w:spacing w:before="40" w:after="40" w:line="252" w:lineRule="auto"/>
             </w:pPr>
             <w:r>
               <w:rPr>
                 <w:sz w:val="24"/>
+                <w:szCs w:val="24"/>
               </w:rPr>
               <w:t>Số liệu gốc của đơn vị là chuẩn; yêu cầu AI chỉ ra dòng lệch, không tự sửa số liệu.</w:t>
             </w:r>
@@ -6434,13 +6966,11 @@
       </w:tr>
       <w:tr>
         <w:trPr>
-          <w:cantSplit/>
           <w:jc w:val="center"/>
         </w:trPr>
         <w:tc>
           <w:tcPr>
             <w:tcW w:w="2381" w:type="dxa"/>
-            <w:shd w:val="clear" w:color="auto" w:fill="EAF2F8"/>
             <w:tcMar>
               <w:top w:w="90" w:type="dxa"/>
               <w:left w:w="100" w:type="dxa"/>
@@ -6451,13 +6981,14 @@
           </w:tcPr>
           <w:p>
             <w:pPr>
-              <w:spacing w:after="0" w:line="252" w:lineRule="auto"/>
+              <w:spacing w:before="40" w:after="40" w:line="252" w:lineRule="auto"/>
               <w:jc w:val="center"/>
             </w:pPr>
             <w:r>
               <w:rPr>
                 <w:b/>
                 <w:sz w:val="24"/>
+                <w:szCs w:val="24"/>
               </w:rPr>
               <w:t>Có nhiệm vụ phát sinh ngoài kế hoạch?</w:t>
             </w:r>
@@ -6476,11 +7007,12 @@
           </w:tcPr>
           <w:p>
             <w:pPr>
-              <w:spacing w:after="0" w:line="252" w:lineRule="auto"/>
+              <w:spacing w:before="40" w:after="40" w:line="252" w:lineRule="auto"/>
             </w:pPr>
             <w:r>
               <w:rPr>
                 <w:sz w:val="24"/>
+                <w:szCs w:val="24"/>
               </w:rPr>
               <w:t>Ghi đủ nguồn, căn cứ, ngày phát sinh, đơn vị giao, đơn vị thực hiện, thời hạn, sản phẩm rồi mới đưa vào theo dõi.</w:t>
             </w:r>
@@ -6489,13 +7021,11 @@
       </w:tr>
       <w:tr>
         <w:trPr>
-          <w:cantSplit/>
           <w:jc w:val="center"/>
         </w:trPr>
         <w:tc>
           <w:tcPr>
             <w:tcW w:w="2381" w:type="dxa"/>
-            <w:shd w:val="clear" w:color="auto" w:fill="EAF2F8"/>
             <w:tcMar>
               <w:top w:w="90" w:type="dxa"/>
               <w:left w:w="100" w:type="dxa"/>
@@ -6506,13 +7036,14 @@
           </w:tcPr>
           <w:p>
             <w:pPr>
-              <w:spacing w:after="0" w:line="252" w:lineRule="auto"/>
+              <w:spacing w:before="40" w:after="40" w:line="252" w:lineRule="auto"/>
               <w:jc w:val="center"/>
             </w:pPr>
             <w:r>
               <w:rPr>
                 <w:b/>
                 <w:sz w:val="24"/>
+                <w:szCs w:val="24"/>
               </w:rPr>
               <w:t>Mức xếp loại AI đưa ra có phải kết quả chính thức?</w:t>
             </w:r>
@@ -6521,7 +7052,6 @@
         <w:tc>
           <w:tcPr>
             <w:tcW w:w="6690" w:type="dxa"/>
-            <w:shd w:val="clear" w:color="auto" w:fill="F8FBFD"/>
             <w:tcMar>
               <w:top w:w="90" w:type="dxa"/>
               <w:left w:w="100" w:type="dxa"/>
@@ -6532,11 +7062,12 @@
           </w:tcPr>
           <w:p>
             <w:pPr>
-              <w:spacing w:after="0" w:line="252" w:lineRule="auto"/>
+              <w:spacing w:before="40" w:after="40" w:line="252" w:lineRule="auto"/>
             </w:pPr>
             <w:r>
               <w:rPr>
                 <w:sz w:val="24"/>
+                <w:szCs w:val="24"/>
               </w:rPr>
               <w:t>Không. Đây là đề xuất của cá nhân; cấp có thẩm quyền đánh giá, xếp loại theo Quyết định số 1923/QĐ-CĐKT.</w:t>
             </w:r>
@@ -6545,13 +7076,11 @@
       </w:tr>
       <w:tr>
         <w:trPr>
-          <w:cantSplit/>
           <w:jc w:val="center"/>
         </w:trPr>
         <w:tc>
           <w:tcPr>
             <w:tcW w:w="2381" w:type="dxa"/>
-            <w:shd w:val="clear" w:color="auto" w:fill="EAF2F8"/>
             <w:tcMar>
               <w:top w:w="90" w:type="dxa"/>
               <w:left w:w="100" w:type="dxa"/>
@@ -6562,13 +7091,14 @@
           </w:tcPr>
           <w:p>
             <w:pPr>
-              <w:spacing w:after="0" w:line="252" w:lineRule="auto"/>
+              <w:spacing w:before="40" w:after="40" w:line="252" w:lineRule="auto"/>
               <w:jc w:val="center"/>
             </w:pPr>
             <w:r>
               <w:rPr>
                 <w:b/>
                 <w:sz w:val="24"/>
+                <w:szCs w:val="24"/>
               </w:rPr>
               <w:t>Có dùng Bộ công cụ để rà soát văn bản trước khi trình ký?</w:t>
             </w:r>
@@ -6587,11 +7117,12 @@
           </w:tcPr>
           <w:p>
             <w:pPr>
-              <w:spacing w:after="0" w:line="252" w:lineRule="auto"/>
+              <w:spacing w:before="40" w:after="40" w:line="252" w:lineRule="auto"/>
             </w:pPr>
             <w:r>
               <w:rPr>
                 <w:sz w:val="24"/>
+                <w:szCs w:val="24"/>
               </w:rPr>
               <w:t>Không. Dùng Skill “ktc-ra-soat-897” theo Thông báo số 948/TB-CĐKT ngày 17/8/2026.</w:t>
             </w:r>
@@ -6600,13 +7131,11 @@
       </w:tr>
       <w:tr>
         <w:trPr>
-          <w:cantSplit/>
           <w:jc w:val="center"/>
         </w:trPr>
         <w:tc>
           <w:tcPr>
             <w:tcW w:w="2381" w:type="dxa"/>
-            <w:shd w:val="clear" w:color="auto" w:fill="EAF2F8"/>
             <w:tcMar>
               <w:top w:w="90" w:type="dxa"/>
               <w:left w:w="100" w:type="dxa"/>
@@ -6617,13 +7146,14 @@
           </w:tcPr>
           <w:p>
             <w:pPr>
-              <w:spacing w:after="0" w:line="252" w:lineRule="auto"/>
+              <w:spacing w:before="40" w:after="40" w:line="252" w:lineRule="auto"/>
               <w:jc w:val="center"/>
             </w:pPr>
             <w:r>
               <w:rPr>
                 <w:b/>
                 <w:sz w:val="24"/>
+                <w:szCs w:val="24"/>
               </w:rPr>
               <w:t>Bộ công cụ báo tệp Excel đang mở?</w:t>
             </w:r>
@@ -6632,7 +7162,6 @@
         <w:tc>
           <w:tcPr>
             <w:tcW w:w="6690" w:type="dxa"/>
-            <w:shd w:val="clear" w:color="auto" w:fill="F8FBFD"/>
             <w:tcMar>
               <w:top w:w="90" w:type="dxa"/>
               <w:left w:w="100" w:type="dxa"/>
@@ -6643,11 +7172,12 @@
           </w:tcPr>
           <w:p>
             <w:pPr>
-              <w:spacing w:after="0" w:line="252" w:lineRule="auto"/>
+              <w:spacing w:before="40" w:after="40" w:line="252" w:lineRule="auto"/>
             </w:pPr>
             <w:r>
               <w:rPr>
                 <w:sz w:val="24"/>
+                <w:szCs w:val="24"/>
               </w:rPr>
               <w:t>Đóng tệp trong Excel hoặc đặt tên tệp khác rồi chạy lại.</w:t>
             </w:r>
@@ -6655,96 +7185,129 @@
         </w:tc>
       </w:tr>
     </w:tbl>
-    <w:p/>
     <w:p>
       <w:pPr>
+        <w:spacing w:after="0" w:line="120" w:lineRule="exact"/>
+      </w:pPr>
+    </w:p>
+    <w:p>
+      <w:pPr>
         <w:pStyle w:val="Heading1"/>
+        <w:spacing w:before="240" w:after="120" w:line="264" w:lineRule="auto"/>
+        <w:ind w:firstLine="720"/>
       </w:pPr>
       <w:r>
-        <w:rPr>
-          <w:rFonts w:ascii="Times New Roman" w:hAnsi="Times New Roman"/>
-        </w:rPr>
         <w:t>IX. NGUYÊN TẮC AN TOÀN VÀ TRÁCH NHIỆM</w:t>
       </w:r>
     </w:p>
     <w:p>
       <w:pPr>
-        <w:pStyle w:val="ListBullet"/>
+        <w:spacing w:line="264" w:lineRule="auto"/>
+        <w:ind w:firstLine="720"/>
+        <w:jc w:val="both"/>
       </w:pPr>
       <w:r>
-        <w:t>Không đưa thông tin thuộc bí mật nhà nước, tài liệu có dấu mật, mật khẩu, số định danh cá nhân hoặc dữ liệu nhạy cảm không cần thiết vào nền tảng AI; không tải lên cả thư mục.</w:t>
+        <w:t>- Không đưa thông tin thuộc bí mật nhà nước, tài liệu có dấu mật, mật khẩu, số định danh cá nhân hoặc dữ liệu nhạy cảm không cần thiết vào nền tảng AI; không tải lên cả thư mục.</w:t>
       </w:r>
     </w:p>
     <w:p>
       <w:pPr>
-        <w:pStyle w:val="ListBullet"/>
+        <w:spacing w:line="264" w:lineRule="auto"/>
+        <w:ind w:firstLine="720"/>
+        <w:jc w:val="both"/>
       </w:pPr>
       <w:r>
-        <w:t>Dữ liệu đánh giá cá nhân (họ tên, điểm, nhận xét) chỉ xử lý trong phạm vi cần thiết; trên Cowork, Claude Code, nhật ký vận hành mặc định không ghi nội dung lời nhắn, câu lệnh; chỉ mở đầu bằng #học khi muốn Bộ công cụ ghi lại một quy ước để tự học, không dùng #học với lời nhắn có dữ liệu cá nhân.</w:t>
+        <w:t>- Dữ liệu đánh giá cá nhân (họ tên, điểm, nhận xét) chỉ xử lý trong phạm vi cần thiết; trên Cowork, Claude Code, nhật ký vận hành mặc định không ghi nội dung lời nhắn, câu lệnh; chỉ mở đầu bằng #học khi muốn Bộ công cụ ghi lại một quy ước để tự học, không dùng #học với lời nhắn có dữ liệu cá nhân.</w:t>
       </w:r>
     </w:p>
     <w:p>
       <w:pPr>
-        <w:pStyle w:val="ListBullet"/>
+        <w:spacing w:line="264" w:lineRule="auto"/>
+        <w:ind w:firstLine="720"/>
+        <w:jc w:val="both"/>
       </w:pPr>
       <w:r>
-        <w:t>Không giao AI tự phê duyệt, tự quyết định mức xếp loại hoặc tự tạo căn cứ chưa được kiểm chứng.</w:t>
+        <w:t>- Không giao AI tự phê duyệt, tự quyết định mức xếp loại hoặc tự tạo căn cứ chưa được kiểm chứng.</w:t>
       </w:r>
     </w:p>
     <w:p>
       <w:pPr>
-        <w:pStyle w:val="ListBullet"/>
+        <w:spacing w:line="264" w:lineRule="auto"/>
+        <w:ind w:firstLine="720"/>
+        <w:jc w:val="both"/>
       </w:pPr>
       <w:r>
-        <w:t>Mỗi cuộc hội thoại tập trung một việc, một kỳ; đặt tên phiên bản tệp rõ ràng để tránh dùng nhầm.</w:t>
+        <w:t>- Mỗi cuộc hội thoại tập trung một việc, một kỳ; đặt tên phiên bản tệp rõ ràng để tránh dùng nhầm.</w:t>
       </w:r>
     </w:p>
     <w:p>
       <w:pPr>
-        <w:pStyle w:val="ListBullet"/>
+        <w:spacing w:line="264" w:lineRule="auto"/>
+        <w:ind w:firstLine="720"/>
+        <w:jc w:val="both"/>
       </w:pPr>
       <w:r>
-        <w:t>Kết quả AI là tài liệu hỗ trợ; người lập và Lãnh đạo đơn vị chịu trách nhiệm về số liệu, nội dung trước khi gửi, trình.</w:t>
+        <w:t>- Kết quả AI là tài liệu hỗ trợ; người lập và Lãnh đạo đơn vị chịu trách nhiệm về số liệu, nội dung trước khi gửi, trình.</w:t>
       </w:r>
     </w:p>
     <w:p>
       <w:pPr>
-        <w:pStyle w:val="ListBullet"/>
+        <w:spacing w:line="264" w:lineRule="auto"/>
+        <w:ind w:firstLine="720"/>
+        <w:jc w:val="both"/>
       </w:pPr>
       <w:r>
-        <w:t>Phân loại dữ liệu: (1) văn bản đã ban hành, công khai - được dùng; (2) dữ liệu nội bộ (kế hoạch, báo cáo đơn vị) - chỉ dùng trong tài khoản Claude AI Team của Trường; (3) dữ liệu cá nhân (điểm, nhận xét, xếp loại) - chỉ người được đánh giá và người có thẩm quyền xử lý, trong tài khoản Claude AI Team của Trường, tối thiểu hóa, không dùng #học; (4) bí mật nhà nước, tài liệu mật - không đưa vào nền tảng AI dưới mọi hình thức.</w:t>
+        <w:t>- Phân loại dữ liệu: (1) văn bản đã ban hành, công khai - được dùng; (2) dữ liệu nội bộ (kế hoạch, báo cáo đơn vị) - chỉ dùng trong tài khoản Claude AI Team của Trường; (3) dữ liệu cá nhân (điểm, nhận xét, xếp loại) - chỉ người được đánh giá và người có thẩm quyền xử lý, trong tài khoản Claude AI Team của Trường, tối thiểu hóa, không dùng #học; (4) bí mật nhà nước, tài liệu mật - không đưa vào nền tảng AI dưới mọi hình thức.</w:t>
       </w:r>
     </w:p>
     <w:p>
       <w:pPr>
-        <w:pStyle w:val="ListBullet"/>
+        <w:spacing w:line="264" w:lineRule="auto"/>
+        <w:ind w:firstLine="720"/>
+        <w:jc w:val="both"/>
       </w:pPr>
       <w:r>
-        <w:t>Nhật ký vận hành chỉ ghi khi làm việc trong thư mục dự án KTC-Quan-tri trên Cowork, Claude Code (máy của Phòng TH-HC&amp;QT), tự xóa sau 30 ngày; chỉ người dùng máy đó và Phòng TH-HC&amp;QT (khi xử lý sự cố, được người dùng đồng ý) được xem.</w:t>
+        <w:t>- Nhật ký vận hành chỉ ghi khi làm việc trong thư mục dự án KTC-Quan-tri trên Cowork, Claude Code (máy của Phòng TH-HC&amp;QT), tự xóa sau 30 ngày; chỉ người dùng máy đó và Phòng TH-HC&amp;QT (khi xử lý sự cố, được người dùng đồng ý) được xem.</w:t>
       </w:r>
     </w:p>
     <w:p>
       <w:pPr>
-        <w:pStyle w:val="ListBullet"/>
+        <w:spacing w:line="264" w:lineRule="auto"/>
+        <w:ind w:firstLine="720"/>
+        <w:jc w:val="both"/>
       </w:pPr>
       <w:r>
-        <w:t>Nếu AI vẫn làm theo yêu cầu bỏ bước dừng, tự xếp loại hoặc làm theo câu lệnh nằm trong tệp: Dừng sử dụng kết quả, báo Phòng TH-HC&amp;QT.</w:t>
+        <w:t>- Nếu AI vẫn làm theo yêu cầu bỏ bước dừng, tự xếp loại hoặc làm theo câu lệnh nằm trong tệp: Dừng sử dụng kết quả, báo Phòng TH-HC&amp;QT.</w:t>
       </w:r>
     </w:p>
     <w:p>
       <w:pPr>
-        <w:pStyle w:val="ListBullet"/>
+        <w:spacing w:line="264" w:lineRule="auto"/>
+        <w:ind w:firstLine="720"/>
+        <w:jc w:val="both"/>
       </w:pPr>
       <w:r>
-        <w:t>Sự cố (nghi lộ, lọt dữ liệu; kết quả sai số liệu; ghi đè tệp gốc): Dừng sử dụng, giữ nguyên tệp và cuộc hội thoại, báo ngay Phòng TH-HC&amp;QT; Phòng TH-HC&amp;QT phối hợp Phòng QLKHCN&amp;HTPT tạm dừng phân phối phiên bản lỗi ở cấp tổ chức, báo cáo Lãnh đạo Trường.</w:t>
+        <w:t>- Sự cố (nghi lộ, lọt dữ liệu; kết quả sai số liệu; ghi đè tệp gốc): Dừng sử dụng, giữ nguyên tệp và cuộc hội thoại, báo ngay Phòng TH-HC&amp;QT; Phòng TH-HC&amp;QT phối hợp Phòng QLKHCN&amp;HTPT tạm dừng phân phối phiên bản lỗi ở cấp tổ chức, báo cáo Lãnh đạo Trường.</w:t>
       </w:r>
     </w:p>
-    <w:p/>
+    <w:p>
+      <w:pPr>
+        <w:spacing w:after="0" w:line="120" w:lineRule="exact"/>
+      </w:pPr>
+    </w:p>
     <w:tbl>
       <w:tblPr>
         <w:tblStyle w:val="TableGrid"/>
-        <w:tblW w:w="0" w:type="auto"/>
+        <w:tblW w:w="5000" w:type="pct"/>
         <w:jc w:val="center"/>
+        <w:tblBorders>
+          <w:top w:val="single" w:sz="4" w:space="0" w:color="000000"/>
+          <w:left w:val="single" w:sz="4" w:space="0" w:color="000000"/>
+          <w:bottom w:val="single" w:sz="4" w:space="0" w:color="000000"/>
+          <w:right w:val="single" w:sz="4" w:space="0" w:color="000000"/>
+          <w:insideH w:val="single" w:sz="4" w:space="0" w:color="000000"/>
+          <w:insideV w:val="single" w:sz="4" w:space="0" w:color="000000"/>
+        </w:tblBorders>
         <w:tblLook w:val="04A0" w:firstRow="1" w:lastRow="0" w:firstColumn="1" w:lastColumn="0" w:noHBand="0" w:noVBand="1"/>
       </w:tblPr>
       <w:tblGrid>
@@ -6758,7 +7321,6 @@
         <w:tc>
           <w:tcPr>
             <w:tcW w:w="9071" w:type="dxa"/>
-            <w:shd w:val="clear" w:color="auto" w:fill="E2F0D9"/>
             <w:tcMar>
               <w:top w:w="120" w:type="dxa"/>
               <w:left w:w="140" w:type="dxa"/>
@@ -6768,23 +7330,25 @@
           </w:tcPr>
           <w:p>
             <w:pPr>
-              <w:spacing w:after="40"/>
+              <w:spacing w:before="40" w:after="40" w:line="252" w:lineRule="auto"/>
             </w:pPr>
             <w:r>
               <w:rPr>
                 <w:b/>
-                <w:sz w:val="26"/>
+                <w:sz w:val="24"/>
+                <w:szCs w:val="24"/>
               </w:rPr>
               <w:t>Đầu mối hỗ trợ</w:t>
             </w:r>
           </w:p>
           <w:p>
             <w:pPr>
-              <w:spacing w:after="0" w:line="264" w:lineRule="auto"/>
+              <w:spacing w:before="40" w:after="40" w:line="252" w:lineRule="auto"/>
             </w:pPr>
             <w:r>
               <w:rPr>
-                <w:sz w:val="26"/>
+                <w:sz w:val="24"/>
+                <w:szCs w:val="24"/>
               </w:rPr>
               <w:t>Phòng Tổng hợp - Hành chính và Quản trị, Trường Cao đẳng Kon Tum. Khi phản ánh lỗi, gửi kèm tên nền tảng, tên chức năng, tên tệp, thời điểm thực hiện và ảnh chụp thông báo lỗi; không gửi mật khẩu.</w:t>
             </w:r>
@@ -6795,39 +7359,45 @@
     <w:p>
       <w:pPr>
         <w:pStyle w:val="Heading1"/>
+        <w:spacing w:before="240" w:after="120" w:line="264" w:lineRule="auto"/>
+        <w:ind w:firstLine="720"/>
       </w:pPr>
       <w:r>
-        <w:rPr>
-          <w:rFonts w:ascii="Times New Roman" w:hAnsi="Times New Roman"/>
-        </w:rPr>
         <w:t>X. TÀI LIỆU THAM KHẢO</w:t>
       </w:r>
     </w:p>
     <w:p>
       <w:pPr>
-        <w:pStyle w:val="ListBullet"/>
+        <w:spacing w:line="264" w:lineRule="auto"/>
+        <w:ind w:firstLine="720"/>
       </w:pPr>
       <w:r>
-        <w:t>Anthropic, “Use plugins in Claude”, https://support.claude.com/en/articles/13837440-use-plugins-in-claude - plugin dùng được trên Chat, Cowork, Claude Code; hook và tác tử chỉ chạy trên Cowork, Claude Code (truy cập ngày 26/9/2026).</w:t>
+        <w:t>- Anthropic, “Use plugins in Claude”, https://support.claude.com/en/articles/13837440-use-plugins-in-claude - plugin dùng được trên Chat, Cowork, Claude Code; hook và tác tử chỉ chạy trên Cowork, Claude Code (truy cập ngày 26/9/2026).</w:t>
       </w:r>
     </w:p>
     <w:p>
       <w:pPr>
-        <w:pStyle w:val="ListBullet"/>
+        <w:spacing w:line="264" w:lineRule="auto"/>
+        <w:ind w:firstLine="720"/>
       </w:pPr>
       <w:r>
-        <w:t>Anthropic, “Manage plugins for your organization”, https://support.claude.com/en/articles/13837433-manage-plugins-for-your-organization - bốn chế độ phân phối: Installed by default, Available to install, Not available, Required (truy cập ngày 26/9/2026).</w:t>
+        <w:t>- Anthropic, “Manage plugins for your organization”, https://support.claude.com/en/articles/13837433-manage-plugins-for-your-organization - bốn chế độ phân phối: Installed by default, Available to install, Not available, Required (truy cập ngày 26/9/2026).</w:t>
       </w:r>
     </w:p>
     <w:p>
       <w:pPr>
-        <w:pStyle w:val="ListBullet"/>
+        <w:spacing w:line="264" w:lineRule="auto"/>
+        <w:ind w:firstLine="720"/>
       </w:pPr>
       <w:r>
-        <w:t>Anthropic, “Agent Skills”, https://platform.claude.com/docs/en/agents-and-tools/agent-skills/overview - SKILL.md bắt buộc hai trường name, description; khuyến cáo chỉ dùng kỹ năng từ nguồn tin cậy (truy cập ngày 26/9/2026).</w:t>
+        <w:t>- Anthropic, “Agent Skills”, https://platform.claude.com/docs/en/agents-and-tools/agent-skills/overview - SKILL.md bắt buộc hai trường name, description; khuyến cáo chỉ dùng kỹ năng từ nguồn tin cậy (truy cập ngày 26/9/2026).</w:t>
       </w:r>
     </w:p>
-    <w:p/>
+    <w:p>
+      <w:pPr>
+        <w:spacing w:after="0" w:line="120" w:lineRule="exact"/>
+      </w:pPr>
+    </w:p>
     <w:sectPr>
       <w:headerReference w:type="default" r:id="rId8"/>
       <w:footerReference w:type="even" r:id="rId9"/>
@@ -7574,11 +8144,10 @@
       <w:outlineLvl w:val="0"/>
     </w:pPr>
     <w:rPr>
-      <w:rFonts w:asciiTheme="majorHAnsi" w:eastAsiaTheme="majorEastAsia" w:hAnsiTheme="majorHAnsi" w:cstheme="majorBidi"/>
+      <w:rFonts w:eastAsia="Times New Roman" w:cs="Times New Roman"/>
       <w:b/>
       <w:bCs/>
       <w:color w:val="000000"/>
-      <w:sz w:val="30"/>
       <w:szCs w:val="28"/>
     </w:rPr>
   </w:style>
@@ -7598,7 +8167,7 @@
       <w:outlineLvl w:val="1"/>
     </w:pPr>
     <w:rPr>
-      <w:rFonts w:asciiTheme="majorHAnsi" w:eastAsiaTheme="majorEastAsia" w:hAnsiTheme="majorHAnsi" w:cstheme="majorBidi"/>
+      <w:rFonts w:eastAsia="Times New Roman" w:cs="Times New Roman"/>
       <w:b/>
       <w:bCs/>
       <w:color w:val="000000"/>

--- a/30-Ket-Qua/2026-10-10/Soan-Thao/HD_Huong-dan-chi-tiet-su-dung-KTC-Quan-tri_20261010_v9_ban-sach.docx
+++ b/30-Ket-Qua/2026-10-10/Soan-Thao/HD_Huong-dan-chi-tiet-su-dung-KTC-Quan-tri_20261010_v9_ban-sach.docx
@@ -1986,7 +1986,7 @@
                 <w:sz w:val="24"/>
                 <w:szCs w:val="24"/>
               </w:rPr>
-              <w:t>Tự chạy khi mở, kết thúc phiên và sau khi tạo tệp: In phiên bản và tự thử thao tác chặn ghi; chặn thao tác ghi, xóa đã nhận dạng được vào kho KTC-Database, 03-Templates(1), 04-Good-Documents, kể cả thao tác không xác định được nơi ghi; đo thể thức tệp vừa tạo; ghi nhật ký vận hành: Mặc định chỉ ghi thông tin mô tả, không ghi nội dung lời nhắn, câu lệnh; nội dung chỉ được ghi khi người dùng mở đầu lời nhắn bằng #học hoặc tự đặt biến KTC_NHAT_KY_NOI_DUNG=1 trên máy mình; nhật ký tự xóa sau 30 ngày. Từ phiên bản 1.3.0 (không ghi câu lệnh: Từ 1.3.1; chặn thao tác không xác định được nơi ghi: Từ 1.3.2); chạy trên Claude Code (đã kiểm thử theo bộ 15 ca) và Cowork (đã dùng thử, chưa kiểm thử theo bộ ca). Thao tác chặn ghi là biện pháp hỗ trợ: Không nhận dạng được lệnh đã mã hóa, biến hoặc liên kết đặt từ trước, chương trình viết sẵn trong tệp, không chạy khi máy thiếu Python; phân quyền chỉ đọc trên Google Drive là biện pháp bảo vệ chính.</w:t>
+              <w:t>Tự chạy khi mở, kết thúc phiên và sau khi tạo tệp: In phiên bản và tự thử thao tác chặn ghi; chặn thao tác ghi, xóa đã nhận dạng được vào kho KTC-Database, 03-Templates(1), 04-Good-Documents, kể cả thao tác không xác định được nơi ghi; đo thể thức tệp vừa tạo; ghi nhật ký vận hành: Mặc định chỉ ghi thông tin mô tả, không ghi nội dung lời nhắn, câu lệnh; nội dung chỉ được ghi khi người dùng mở đầu lời nhắn bằng #học hoặc tự đặt biến KTC_NHAT_KY_NOI_DUNG=1 trên máy mình; nhật ký tự xóa sau 30 ngày. Từ phiên bản 1.3.0 (không ghi câu lệnh: Từ 1.3.1; chặn thao tác không xác định được nơi ghi: Từ 1.3.2); chạy trên Claude Code (đã kiểm thử theo bộ 15 ca) và Cowork (đã kiểm thử bằng tài khoản cá nhân và tài khoản của phòng TH-HC&amp;QT). Thao tác chặn ghi là biện pháp hỗ trợ: Không nhận dạng được lệnh đã mã hóa, biến hoặc liên kết đặt từ trước, chương trình viết sẵn trong tệp, không chạy khi máy thiếu Python; phân quyền chỉ đọc trên Google Drive là biện pháp bảo vệ chính.</w:t>
             </w:r>
           </w:p>
         </w:tc>
